--- a/notes.docx
+++ b/notes.docx
@@ -2324,10 +2324,5625 @@
         </w:rPr>
         <w:t>axios.delete(url, config)</w:t>
       </w:r>
+    </w:p>
+    <w:p>
+      <w:pPr>
+        <w:pStyle w:val="15"/>
+        <w:keepNext w:val="0"/>
+        <w:keepLines w:val="0"/>
+        <w:widowControl/>
+        <w:suppressLineNumbers w:val="0"/>
+      </w:pPr>
+      <w:r>
+        <w:t xml:space="preserve">Based on your API project, here's the </w:t>
+      </w:r>
+      <w:r>
+        <w:rPr>
+          <w:rStyle w:val="16"/>
+        </w:rPr>
+        <w:t>one-shot Express REST API revision sheet</w:t>
+      </w:r>
+      <w:r>
+        <w:t>.</w:t>
+      </w:r>
+    </w:p>
+    <w:p>
+      <w:pPr>
+        <w:pStyle w:val="2"/>
+        <w:keepNext w:val="0"/>
+        <w:keepLines w:val="0"/>
+        <w:widowControl/>
+        <w:suppressLineNumbers w:val="0"/>
+      </w:pPr>
+      <w:r>
+        <w:t>Setup</w:t>
+      </w:r>
+    </w:p>
+    <w:p>
+      <w:pPr>
+        <w:pStyle w:val="14"/>
+        <w:keepNext w:val="0"/>
+        <w:keepLines w:val="0"/>
+        <w:widowControl/>
+        <w:suppressLineNumbers w:val="0"/>
+        <w:rPr>
+          <w:rStyle w:val="13"/>
+        </w:rPr>
+      </w:pPr>
+      <w:r>
+        <w:rPr>
+          <w:rStyle w:val="13"/>
+        </w:rPr>
+        <w:t>import express from "express";</w:t>
+      </w:r>
+    </w:p>
+    <w:p>
+      <w:pPr>
+        <w:pStyle w:val="14"/>
+        <w:keepNext w:val="0"/>
+        <w:keepLines w:val="0"/>
+        <w:widowControl/>
+        <w:suppressLineNumbers w:val="0"/>
+        <w:rPr>
+          <w:rStyle w:val="13"/>
+        </w:rPr>
+      </w:pPr>
+      <w:r>
+        <w:rPr>
+          <w:rStyle w:val="13"/>
+        </w:rPr>
+        <w:t>import bodyParser from "body-parser";</w:t>
+      </w:r>
+    </w:p>
+    <w:p>
+      <w:pPr>
+        <w:pStyle w:val="14"/>
+        <w:keepNext w:val="0"/>
+        <w:keepLines w:val="0"/>
+        <w:widowControl/>
+        <w:suppressLineNumbers w:val="0"/>
+        <w:rPr>
+          <w:rStyle w:val="13"/>
+        </w:rPr>
+      </w:pPr>
+    </w:p>
+    <w:p>
+      <w:pPr>
+        <w:pStyle w:val="14"/>
+        <w:keepNext w:val="0"/>
+        <w:keepLines w:val="0"/>
+        <w:widowControl/>
+        <w:suppressLineNumbers w:val="0"/>
+        <w:rPr>
+          <w:rStyle w:val="13"/>
+        </w:rPr>
+      </w:pPr>
+      <w:r>
+        <w:rPr>
+          <w:rStyle w:val="13"/>
+        </w:rPr>
+        <w:t>const app = express();</w:t>
+      </w:r>
+    </w:p>
+    <w:p>
+      <w:pPr>
+        <w:pStyle w:val="14"/>
+        <w:keepNext w:val="0"/>
+        <w:keepLines w:val="0"/>
+        <w:widowControl/>
+        <w:suppressLineNumbers w:val="0"/>
+        <w:rPr>
+          <w:rStyle w:val="13"/>
+        </w:rPr>
+      </w:pPr>
+      <w:r>
+        <w:rPr>
+          <w:rStyle w:val="13"/>
+        </w:rPr>
+        <w:t>const port = 3000;</w:t>
+      </w:r>
+    </w:p>
+    <w:p>
+      <w:pPr>
+        <w:pStyle w:val="14"/>
+        <w:keepNext w:val="0"/>
+        <w:keepLines w:val="0"/>
+        <w:widowControl/>
+        <w:suppressLineNumbers w:val="0"/>
+        <w:rPr>
+          <w:rStyle w:val="13"/>
+        </w:rPr>
+      </w:pPr>
+    </w:p>
+    <w:p>
+      <w:pPr>
+        <w:pStyle w:val="14"/>
+        <w:keepNext w:val="0"/>
+        <w:keepLines w:val="0"/>
+        <w:widowControl/>
+        <w:suppressLineNumbers w:val="0"/>
+        <w:rPr>
+          <w:rStyle w:val="13"/>
+        </w:rPr>
+      </w:pPr>
+      <w:r>
+        <w:rPr>
+          <w:rStyle w:val="13"/>
+        </w:rPr>
+        <w:t>app.use(bodyParser.urlencoded({ extended: true }));</w:t>
+      </w:r>
+    </w:p>
+    <w:p>
+      <w:pPr>
+        <w:pStyle w:val="14"/>
+        <w:keepNext w:val="0"/>
+        <w:keepLines w:val="0"/>
+        <w:widowControl/>
+        <w:suppressLineNumbers w:val="0"/>
+        <w:rPr>
+          <w:rStyle w:val="13"/>
+        </w:rPr>
+      </w:pPr>
+    </w:p>
+    <w:p>
+      <w:pPr>
+        <w:pStyle w:val="14"/>
+        <w:keepNext w:val="0"/>
+        <w:keepLines w:val="0"/>
+        <w:widowControl/>
+        <w:suppressLineNumbers w:val="0"/>
+        <w:rPr>
+          <w:rStyle w:val="13"/>
+        </w:rPr>
+      </w:pPr>
+      <w:r>
+        <w:rPr>
+          <w:rStyle w:val="13"/>
+        </w:rPr>
+        <w:t>app.listen(port, () =&gt; {</w:t>
+      </w:r>
+    </w:p>
+    <w:p>
+      <w:pPr>
+        <w:pStyle w:val="14"/>
+        <w:keepNext w:val="0"/>
+        <w:keepLines w:val="0"/>
+        <w:widowControl/>
+        <w:suppressLineNumbers w:val="0"/>
+        <w:rPr>
+          <w:rStyle w:val="13"/>
+        </w:rPr>
+      </w:pPr>
+      <w:r>
+        <w:rPr>
+          <w:rStyle w:val="13"/>
+        </w:rPr>
+        <w:t xml:space="preserve">  console.log(`Server started on port ${port}`);</w:t>
+      </w:r>
+    </w:p>
+    <w:p>
+      <w:pPr>
+        <w:pStyle w:val="14"/>
+        <w:keepNext w:val="0"/>
+        <w:keepLines w:val="0"/>
+        <w:widowControl/>
+        <w:suppressLineNumbers w:val="0"/>
+      </w:pPr>
+      <w:r>
+        <w:rPr>
+          <w:rStyle w:val="13"/>
+        </w:rPr>
+        <w:t>});</w:t>
+      </w:r>
+    </w:p>
+    <w:p>
+      <w:pPr>
+        <w:keepNext w:val="0"/>
+        <w:keepLines w:val="0"/>
+        <w:widowControl/>
+        <w:suppressLineNumbers w:val="0"/>
+      </w:pPr>
+      <w:r>
+        <w:pict>
+          <v:rect id="_x0000_i1043" o:spt="1" style="height:1.5pt;width:432pt;" fillcolor="#A0A0A0" filled="t" stroked="f" coordsize="21600,21600" o:hr="t" o:hrstd="t" o:hralign="center">
+            <v:path/>
+            <v:fill on="t" focussize="0,0"/>
+            <v:stroke on="f"/>
+            <v:imagedata o:title=""/>
+            <o:lock v:ext="edit"/>
+            <w10:wrap type="none"/>
+            <w10:anchorlock/>
+          </v:rect>
+        </w:pict>
+      </w:r>
+    </w:p>
+    <w:p>
+      <w:pPr>
+        <w:pStyle w:val="2"/>
+        <w:keepNext w:val="0"/>
+        <w:keepLines w:val="0"/>
+        <w:widowControl/>
+        <w:suppressLineNumbers w:val="0"/>
+      </w:pPr>
+      <w:r>
+        <w:t>GET</w:t>
+      </w:r>
+    </w:p>
+    <w:p>
+      <w:pPr>
+        <w:pStyle w:val="3"/>
+        <w:keepNext w:val="0"/>
+        <w:keepLines w:val="0"/>
+        <w:widowControl/>
+        <w:suppressLineNumbers w:val="0"/>
+      </w:pPr>
+      <w:r>
+        <w:t>Random Data</w:t>
+      </w:r>
+    </w:p>
+    <w:p>
+      <w:pPr>
+        <w:pStyle w:val="14"/>
+        <w:keepNext w:val="0"/>
+        <w:keepLines w:val="0"/>
+        <w:widowControl/>
+        <w:suppressLineNumbers w:val="0"/>
+        <w:rPr>
+          <w:rStyle w:val="13"/>
+        </w:rPr>
+      </w:pPr>
+      <w:r>
+        <w:rPr>
+          <w:rStyle w:val="13"/>
+        </w:rPr>
+        <w:t>app.get("/random", (req, res) =&gt; {</w:t>
+      </w:r>
+    </w:p>
+    <w:p>
+      <w:pPr>
+        <w:pStyle w:val="14"/>
+        <w:keepNext w:val="0"/>
+        <w:keepLines w:val="0"/>
+        <w:widowControl/>
+        <w:suppressLineNumbers w:val="0"/>
+        <w:rPr>
+          <w:rStyle w:val="13"/>
+        </w:rPr>
+      </w:pPr>
+      <w:r>
+        <w:rPr>
+          <w:rStyle w:val="13"/>
+        </w:rPr>
+        <w:t xml:space="preserve">  res.json(data);</w:t>
+      </w:r>
+    </w:p>
+    <w:p>
+      <w:pPr>
+        <w:pStyle w:val="14"/>
+        <w:keepNext w:val="0"/>
+        <w:keepLines w:val="0"/>
+        <w:widowControl/>
+        <w:suppressLineNumbers w:val="0"/>
+      </w:pPr>
+      <w:r>
+        <w:rPr>
+          <w:rStyle w:val="13"/>
+        </w:rPr>
+        <w:t>});</w:t>
+      </w:r>
+    </w:p>
+    <w:p>
+      <w:pPr>
+        <w:keepNext w:val="0"/>
+        <w:keepLines w:val="0"/>
+        <w:widowControl/>
+        <w:suppressLineNumbers w:val="0"/>
+      </w:pPr>
+      <w:r>
+        <w:pict>
+          <v:rect id="_x0000_i1044" o:spt="1" style="height:1.5pt;width:432pt;" fillcolor="#A0A0A0" filled="t" stroked="f" coordsize="21600,21600" o:hr="t" o:hrstd="t" o:hralign="center">
+            <v:path/>
+            <v:fill on="t" focussize="0,0"/>
+            <v:stroke on="f"/>
+            <v:imagedata o:title=""/>
+            <o:lock v:ext="edit"/>
+            <w10:wrap type="none"/>
+            <w10:anchorlock/>
+          </v:rect>
+        </w:pict>
+      </w:r>
+    </w:p>
+    <w:p>
+      <w:pPr>
+        <w:pStyle w:val="3"/>
+        <w:keepNext w:val="0"/>
+        <w:keepLines w:val="0"/>
+        <w:widowControl/>
+        <w:suppressLineNumbers w:val="0"/>
+      </w:pPr>
+      <w:r>
+        <w:t>Get by ID</w:t>
+      </w:r>
+    </w:p>
+    <w:p>
+      <w:pPr>
+        <w:pStyle w:val="15"/>
+        <w:keepNext w:val="0"/>
+        <w:keepLines w:val="0"/>
+        <w:widowControl/>
+        <w:suppressLineNumbers w:val="0"/>
+      </w:pPr>
+      <w:r>
+        <w:t>URL:</w:t>
+      </w:r>
+    </w:p>
+    <w:p>
+      <w:pPr>
+        <w:pStyle w:val="14"/>
+        <w:keepNext w:val="0"/>
+        <w:keepLines w:val="0"/>
+        <w:widowControl/>
+        <w:suppressLineNumbers w:val="0"/>
+      </w:pPr>
+      <w:r>
+        <w:rPr>
+          <w:rStyle w:val="13"/>
+        </w:rPr>
+        <w:t>/jokes/5</w:t>
+      </w:r>
+    </w:p>
+    <w:p>
+      <w:pPr>
+        <w:pStyle w:val="15"/>
+        <w:keepNext w:val="0"/>
+        <w:keepLines w:val="0"/>
+        <w:widowControl/>
+        <w:suppressLineNumbers w:val="0"/>
+      </w:pPr>
+      <w:r>
+        <w:t>Syntax:</w:t>
+      </w:r>
+    </w:p>
+    <w:p>
+      <w:pPr>
+        <w:pStyle w:val="14"/>
+        <w:keepNext w:val="0"/>
+        <w:keepLines w:val="0"/>
+        <w:widowControl/>
+        <w:suppressLineNumbers w:val="0"/>
+        <w:rPr>
+          <w:rStyle w:val="13"/>
+        </w:rPr>
+      </w:pPr>
+      <w:r>
+        <w:rPr>
+          <w:rStyle w:val="13"/>
+        </w:rPr>
+        <w:t>app.get("/jokes/:id", (req, res) =&gt; {</w:t>
+      </w:r>
+    </w:p>
+    <w:p>
+      <w:pPr>
+        <w:pStyle w:val="14"/>
+        <w:keepNext w:val="0"/>
+        <w:keepLines w:val="0"/>
+        <w:widowControl/>
+        <w:suppressLineNumbers w:val="0"/>
+        <w:rPr>
+          <w:rStyle w:val="13"/>
+        </w:rPr>
+      </w:pPr>
+      <w:r>
+        <w:rPr>
+          <w:rStyle w:val="13"/>
+        </w:rPr>
+        <w:t xml:space="preserve">  const id = parseInt(req.params.id);</w:t>
+      </w:r>
+    </w:p>
+    <w:p>
+      <w:pPr>
+        <w:pStyle w:val="14"/>
+        <w:keepNext w:val="0"/>
+        <w:keepLines w:val="0"/>
+        <w:widowControl/>
+        <w:suppressLineNumbers w:val="0"/>
+        <w:rPr>
+          <w:rStyle w:val="13"/>
+        </w:rPr>
+      </w:pPr>
+    </w:p>
+    <w:p>
+      <w:pPr>
+        <w:pStyle w:val="14"/>
+        <w:keepNext w:val="0"/>
+        <w:keepLines w:val="0"/>
+        <w:widowControl/>
+        <w:suppressLineNumbers w:val="0"/>
+        <w:rPr>
+          <w:rStyle w:val="13"/>
+        </w:rPr>
+      </w:pPr>
+      <w:r>
+        <w:rPr>
+          <w:rStyle w:val="13"/>
+        </w:rPr>
+        <w:t xml:space="preserve">  const item = data.find(</w:t>
+      </w:r>
+    </w:p>
+    <w:p>
+      <w:pPr>
+        <w:pStyle w:val="14"/>
+        <w:keepNext w:val="0"/>
+        <w:keepLines w:val="0"/>
+        <w:widowControl/>
+        <w:suppressLineNumbers w:val="0"/>
+        <w:rPr>
+          <w:rStyle w:val="13"/>
+        </w:rPr>
+      </w:pPr>
+      <w:r>
+        <w:rPr>
+          <w:rStyle w:val="13"/>
+        </w:rPr>
+        <w:t xml:space="preserve">    (obj) =&gt; obj.id === id</w:t>
+      </w:r>
+    </w:p>
+    <w:p>
+      <w:pPr>
+        <w:pStyle w:val="14"/>
+        <w:keepNext w:val="0"/>
+        <w:keepLines w:val="0"/>
+        <w:widowControl/>
+        <w:suppressLineNumbers w:val="0"/>
+        <w:rPr>
+          <w:rStyle w:val="13"/>
+        </w:rPr>
+      </w:pPr>
+      <w:r>
+        <w:rPr>
+          <w:rStyle w:val="13"/>
+        </w:rPr>
+        <w:t xml:space="preserve">  );</w:t>
+      </w:r>
+    </w:p>
+    <w:p>
+      <w:pPr>
+        <w:pStyle w:val="14"/>
+        <w:keepNext w:val="0"/>
+        <w:keepLines w:val="0"/>
+        <w:widowControl/>
+        <w:suppressLineNumbers w:val="0"/>
+        <w:rPr>
+          <w:rStyle w:val="13"/>
+        </w:rPr>
+      </w:pPr>
+    </w:p>
+    <w:p>
+      <w:pPr>
+        <w:pStyle w:val="14"/>
+        <w:keepNext w:val="0"/>
+        <w:keepLines w:val="0"/>
+        <w:widowControl/>
+        <w:suppressLineNumbers w:val="0"/>
+        <w:rPr>
+          <w:rStyle w:val="13"/>
+        </w:rPr>
+      </w:pPr>
+      <w:r>
+        <w:rPr>
+          <w:rStyle w:val="13"/>
+        </w:rPr>
+        <w:t xml:space="preserve">  res.json(item);</w:t>
+      </w:r>
+    </w:p>
+    <w:p>
+      <w:pPr>
+        <w:pStyle w:val="14"/>
+        <w:keepNext w:val="0"/>
+        <w:keepLines w:val="0"/>
+        <w:widowControl/>
+        <w:suppressLineNumbers w:val="0"/>
+      </w:pPr>
+      <w:r>
+        <w:rPr>
+          <w:rStyle w:val="13"/>
+        </w:rPr>
+        <w:t>});</w:t>
+      </w:r>
+    </w:p>
+    <w:p>
+      <w:pPr>
+        <w:pStyle w:val="4"/>
+        <w:keepNext w:val="0"/>
+        <w:keepLines w:val="0"/>
+        <w:widowControl/>
+        <w:suppressLineNumbers w:val="0"/>
+      </w:pPr>
+      <w:r>
+        <w:t>Params</w:t>
+      </w:r>
+    </w:p>
+    <w:p>
+      <w:pPr>
+        <w:pStyle w:val="14"/>
+        <w:keepNext w:val="0"/>
+        <w:keepLines w:val="0"/>
+        <w:widowControl/>
+        <w:suppressLineNumbers w:val="0"/>
+      </w:pPr>
+      <w:r>
+        <w:rPr>
+          <w:rStyle w:val="13"/>
+        </w:rPr>
+        <w:t>req.params.id</w:t>
+      </w:r>
+    </w:p>
+    <w:p>
+      <w:pPr>
+        <w:keepNext w:val="0"/>
+        <w:keepLines w:val="0"/>
+        <w:widowControl/>
+        <w:suppressLineNumbers w:val="0"/>
+      </w:pPr>
+      <w:r>
+        <w:pict>
+          <v:rect id="_x0000_i1045" o:spt="1" style="height:1.5pt;width:432pt;" fillcolor="#A0A0A0" filled="t" stroked="f" coordsize="21600,21600" o:hr="t" o:hrstd="t" o:hralign="center">
+            <v:path/>
+            <v:fill on="t" focussize="0,0"/>
+            <v:stroke on="f"/>
+            <v:imagedata o:title=""/>
+            <o:lock v:ext="edit"/>
+            <w10:wrap type="none"/>
+            <w10:anchorlock/>
+          </v:rect>
+        </w:pict>
+      </w:r>
+    </w:p>
+    <w:p>
+      <w:pPr>
+        <w:pStyle w:val="3"/>
+        <w:keepNext w:val="0"/>
+        <w:keepLines w:val="0"/>
+        <w:widowControl/>
+        <w:suppressLineNumbers w:val="0"/>
+      </w:pPr>
+      <w:r>
+        <w:t>Query Parameters</w:t>
+      </w:r>
+    </w:p>
+    <w:p>
+      <w:pPr>
+        <w:pStyle w:val="15"/>
+        <w:keepNext w:val="0"/>
+        <w:keepLines w:val="0"/>
+        <w:widowControl/>
+        <w:suppressLineNumbers w:val="0"/>
+      </w:pPr>
+      <w:r>
+        <w:t>URL:</w:t>
+      </w:r>
+    </w:p>
+    <w:p>
+      <w:pPr>
+        <w:pStyle w:val="14"/>
+        <w:keepNext w:val="0"/>
+        <w:keepLines w:val="0"/>
+        <w:widowControl/>
+        <w:suppressLineNumbers w:val="0"/>
+      </w:pPr>
+      <w:r>
+        <w:rPr>
+          <w:rStyle w:val="13"/>
+        </w:rPr>
+        <w:t>/filter?type=Science</w:t>
+      </w:r>
+    </w:p>
+    <w:p>
+      <w:pPr>
+        <w:pStyle w:val="15"/>
+        <w:keepNext w:val="0"/>
+        <w:keepLines w:val="0"/>
+        <w:widowControl/>
+        <w:suppressLineNumbers w:val="0"/>
+      </w:pPr>
+      <w:r>
+        <w:t>Syntax:</w:t>
+      </w:r>
+    </w:p>
+    <w:p>
+      <w:pPr>
+        <w:pStyle w:val="14"/>
+        <w:keepNext w:val="0"/>
+        <w:keepLines w:val="0"/>
+        <w:widowControl/>
+        <w:suppressLineNumbers w:val="0"/>
+        <w:rPr>
+          <w:rStyle w:val="13"/>
+        </w:rPr>
+      </w:pPr>
+      <w:r>
+        <w:rPr>
+          <w:rStyle w:val="13"/>
+        </w:rPr>
+        <w:t>app.get("/filter", (req, res) =&gt; {</w:t>
+      </w:r>
+    </w:p>
+    <w:p>
+      <w:pPr>
+        <w:pStyle w:val="14"/>
+        <w:keepNext w:val="0"/>
+        <w:keepLines w:val="0"/>
+        <w:widowControl/>
+        <w:suppressLineNumbers w:val="0"/>
+        <w:rPr>
+          <w:rStyle w:val="13"/>
+        </w:rPr>
+      </w:pPr>
+      <w:r>
+        <w:rPr>
+          <w:rStyle w:val="13"/>
+        </w:rPr>
+        <w:t xml:space="preserve">  const type = req.query.type;</w:t>
+      </w:r>
+    </w:p>
+    <w:p>
+      <w:pPr>
+        <w:pStyle w:val="14"/>
+        <w:keepNext w:val="0"/>
+        <w:keepLines w:val="0"/>
+        <w:widowControl/>
+        <w:suppressLineNumbers w:val="0"/>
+        <w:rPr>
+          <w:rStyle w:val="13"/>
+        </w:rPr>
+      </w:pPr>
+    </w:p>
+    <w:p>
+      <w:pPr>
+        <w:pStyle w:val="14"/>
+        <w:keepNext w:val="0"/>
+        <w:keepLines w:val="0"/>
+        <w:widowControl/>
+        <w:suppressLineNumbers w:val="0"/>
+        <w:rPr>
+          <w:rStyle w:val="13"/>
+        </w:rPr>
+      </w:pPr>
+      <w:r>
+        <w:rPr>
+          <w:rStyle w:val="13"/>
+        </w:rPr>
+        <w:t xml:space="preserve">  const result = data.filter(</w:t>
+      </w:r>
+    </w:p>
+    <w:p>
+      <w:pPr>
+        <w:pStyle w:val="14"/>
+        <w:keepNext w:val="0"/>
+        <w:keepLines w:val="0"/>
+        <w:widowControl/>
+        <w:suppressLineNumbers w:val="0"/>
+        <w:rPr>
+          <w:rStyle w:val="13"/>
+        </w:rPr>
+      </w:pPr>
+      <w:r>
+        <w:rPr>
+          <w:rStyle w:val="13"/>
+        </w:rPr>
+        <w:t xml:space="preserve">    (obj) =&gt; obj.type === type</w:t>
+      </w:r>
+    </w:p>
+    <w:p>
+      <w:pPr>
+        <w:pStyle w:val="14"/>
+        <w:keepNext w:val="0"/>
+        <w:keepLines w:val="0"/>
+        <w:widowControl/>
+        <w:suppressLineNumbers w:val="0"/>
+        <w:rPr>
+          <w:rStyle w:val="13"/>
+        </w:rPr>
+      </w:pPr>
+      <w:r>
+        <w:rPr>
+          <w:rStyle w:val="13"/>
+        </w:rPr>
+        <w:t xml:space="preserve">  );</w:t>
+      </w:r>
+    </w:p>
+    <w:p>
+      <w:pPr>
+        <w:pStyle w:val="14"/>
+        <w:keepNext w:val="0"/>
+        <w:keepLines w:val="0"/>
+        <w:widowControl/>
+        <w:suppressLineNumbers w:val="0"/>
+        <w:rPr>
+          <w:rStyle w:val="13"/>
+        </w:rPr>
+      </w:pPr>
+    </w:p>
+    <w:p>
+      <w:pPr>
+        <w:pStyle w:val="14"/>
+        <w:keepNext w:val="0"/>
+        <w:keepLines w:val="0"/>
+        <w:widowControl/>
+        <w:suppressLineNumbers w:val="0"/>
+        <w:rPr>
+          <w:rStyle w:val="13"/>
+        </w:rPr>
+      </w:pPr>
+      <w:r>
+        <w:rPr>
+          <w:rStyle w:val="13"/>
+        </w:rPr>
+        <w:t xml:space="preserve">  res.json(result);</w:t>
+      </w:r>
+    </w:p>
+    <w:p>
+      <w:pPr>
+        <w:pStyle w:val="14"/>
+        <w:keepNext w:val="0"/>
+        <w:keepLines w:val="0"/>
+        <w:widowControl/>
+        <w:suppressLineNumbers w:val="0"/>
+      </w:pPr>
+      <w:r>
+        <w:rPr>
+          <w:rStyle w:val="13"/>
+        </w:rPr>
+        <w:t>});</w:t>
+      </w:r>
+    </w:p>
+    <w:p>
+      <w:pPr>
+        <w:pStyle w:val="4"/>
+        <w:keepNext w:val="0"/>
+        <w:keepLines w:val="0"/>
+        <w:widowControl/>
+        <w:suppressLineNumbers w:val="0"/>
+      </w:pPr>
+      <w:r>
+        <w:t>Query</w:t>
+      </w:r>
+    </w:p>
+    <w:p>
+      <w:pPr>
+        <w:pStyle w:val="14"/>
+        <w:keepNext w:val="0"/>
+        <w:keepLines w:val="0"/>
+        <w:widowControl/>
+        <w:suppressLineNumbers w:val="0"/>
+      </w:pPr>
+      <w:r>
+        <w:rPr>
+          <w:rStyle w:val="13"/>
+        </w:rPr>
+        <w:t>req.query.type</w:t>
+      </w:r>
+    </w:p>
+    <w:p>
+      <w:pPr>
+        <w:keepNext w:val="0"/>
+        <w:keepLines w:val="0"/>
+        <w:widowControl/>
+        <w:suppressLineNumbers w:val="0"/>
+      </w:pPr>
+      <w:r>
+        <w:pict>
+          <v:rect id="_x0000_i1046" o:spt="1" style="height:1.5pt;width:432pt;" fillcolor="#A0A0A0" filled="t" stroked="f" coordsize="21600,21600" o:hr="t" o:hrstd="t" o:hralign="center">
+            <v:path/>
+            <v:fill on="t" focussize="0,0"/>
+            <v:stroke on="f"/>
+            <v:imagedata o:title=""/>
+            <o:lock v:ext="edit"/>
+            <w10:wrap type="none"/>
+            <w10:anchorlock/>
+          </v:rect>
+        </w:pict>
+      </w:r>
+    </w:p>
+    <w:p>
+      <w:pPr>
+        <w:pStyle w:val="2"/>
+        <w:keepNext w:val="0"/>
+        <w:keepLines w:val="0"/>
+        <w:widowControl/>
+        <w:suppressLineNumbers w:val="0"/>
+      </w:pPr>
+      <w:r>
+        <w:t>POST</w:t>
+      </w:r>
+    </w:p>
+    <w:p>
+      <w:pPr>
+        <w:pStyle w:val="3"/>
+        <w:keepNext w:val="0"/>
+        <w:keepLines w:val="0"/>
+        <w:widowControl/>
+        <w:suppressLineNumbers w:val="0"/>
+      </w:pPr>
+      <w:r>
+        <w:t>Create New Data</w:t>
+      </w:r>
+    </w:p>
+    <w:p>
+      <w:pPr>
+        <w:pStyle w:val="14"/>
+        <w:keepNext w:val="0"/>
+        <w:keepLines w:val="0"/>
+        <w:widowControl/>
+        <w:suppressLineNumbers w:val="0"/>
+        <w:rPr>
+          <w:rStyle w:val="13"/>
+        </w:rPr>
+      </w:pPr>
+      <w:r>
+        <w:rPr>
+          <w:rStyle w:val="13"/>
+        </w:rPr>
+        <w:t>app.post("/jokes", (req, res) =&gt; {</w:t>
+      </w:r>
+    </w:p>
+    <w:p>
+      <w:pPr>
+        <w:pStyle w:val="14"/>
+        <w:keepNext w:val="0"/>
+        <w:keepLines w:val="0"/>
+        <w:widowControl/>
+        <w:suppressLineNumbers w:val="0"/>
+        <w:rPr>
+          <w:rStyle w:val="13"/>
+        </w:rPr>
+      </w:pPr>
+      <w:r>
+        <w:rPr>
+          <w:rStyle w:val="13"/>
+        </w:rPr>
+        <w:t xml:space="preserve">  const newItem = {</w:t>
+      </w:r>
+    </w:p>
+    <w:p>
+      <w:pPr>
+        <w:pStyle w:val="14"/>
+        <w:keepNext w:val="0"/>
+        <w:keepLines w:val="0"/>
+        <w:widowControl/>
+        <w:suppressLineNumbers w:val="0"/>
+        <w:rPr>
+          <w:rStyle w:val="13"/>
+        </w:rPr>
+      </w:pPr>
+      <w:r>
+        <w:rPr>
+          <w:rStyle w:val="13"/>
+        </w:rPr>
+        <w:t xml:space="preserve">    id: data.length + 1,</w:t>
+      </w:r>
+    </w:p>
+    <w:p>
+      <w:pPr>
+        <w:pStyle w:val="14"/>
+        <w:keepNext w:val="0"/>
+        <w:keepLines w:val="0"/>
+        <w:widowControl/>
+        <w:suppressLineNumbers w:val="0"/>
+        <w:rPr>
+          <w:rStyle w:val="13"/>
+        </w:rPr>
+      </w:pPr>
+      <w:r>
+        <w:rPr>
+          <w:rStyle w:val="13"/>
+        </w:rPr>
+        <w:t xml:space="preserve">    jokeText: req.body.joke,</w:t>
+      </w:r>
+    </w:p>
+    <w:p>
+      <w:pPr>
+        <w:pStyle w:val="14"/>
+        <w:keepNext w:val="0"/>
+        <w:keepLines w:val="0"/>
+        <w:widowControl/>
+        <w:suppressLineNumbers w:val="0"/>
+        <w:rPr>
+          <w:rStyle w:val="13"/>
+        </w:rPr>
+      </w:pPr>
+      <w:r>
+        <w:rPr>
+          <w:rStyle w:val="13"/>
+        </w:rPr>
+        <w:t xml:space="preserve">    jokeType: req.body.type,</w:t>
+      </w:r>
+    </w:p>
+    <w:p>
+      <w:pPr>
+        <w:pStyle w:val="14"/>
+        <w:keepNext w:val="0"/>
+        <w:keepLines w:val="0"/>
+        <w:widowControl/>
+        <w:suppressLineNumbers w:val="0"/>
+        <w:rPr>
+          <w:rStyle w:val="13"/>
+        </w:rPr>
+      </w:pPr>
+      <w:r>
+        <w:rPr>
+          <w:rStyle w:val="13"/>
+        </w:rPr>
+        <w:t xml:space="preserve">  };</w:t>
+      </w:r>
+    </w:p>
+    <w:p>
+      <w:pPr>
+        <w:pStyle w:val="14"/>
+        <w:keepNext w:val="0"/>
+        <w:keepLines w:val="0"/>
+        <w:widowControl/>
+        <w:suppressLineNumbers w:val="0"/>
+        <w:rPr>
+          <w:rStyle w:val="13"/>
+        </w:rPr>
+      </w:pPr>
+    </w:p>
+    <w:p>
+      <w:pPr>
+        <w:pStyle w:val="14"/>
+        <w:keepNext w:val="0"/>
+        <w:keepLines w:val="0"/>
+        <w:widowControl/>
+        <w:suppressLineNumbers w:val="0"/>
+        <w:rPr>
+          <w:rStyle w:val="13"/>
+        </w:rPr>
+      </w:pPr>
+      <w:r>
+        <w:rPr>
+          <w:rStyle w:val="13"/>
+        </w:rPr>
+        <w:t xml:space="preserve">  data.push(newItem);</w:t>
+      </w:r>
+    </w:p>
+    <w:p>
+      <w:pPr>
+        <w:pStyle w:val="14"/>
+        <w:keepNext w:val="0"/>
+        <w:keepLines w:val="0"/>
+        <w:widowControl/>
+        <w:suppressLineNumbers w:val="0"/>
+        <w:rPr>
+          <w:rStyle w:val="13"/>
+        </w:rPr>
+      </w:pPr>
+    </w:p>
+    <w:p>
+      <w:pPr>
+        <w:pStyle w:val="14"/>
+        <w:keepNext w:val="0"/>
+        <w:keepLines w:val="0"/>
+        <w:widowControl/>
+        <w:suppressLineNumbers w:val="0"/>
+        <w:rPr>
+          <w:rStyle w:val="13"/>
+        </w:rPr>
+      </w:pPr>
+      <w:r>
+        <w:rPr>
+          <w:rStyle w:val="13"/>
+        </w:rPr>
+        <w:t xml:space="preserve">  res.json(newItem);</w:t>
+      </w:r>
+    </w:p>
+    <w:p>
+      <w:pPr>
+        <w:pStyle w:val="14"/>
+        <w:keepNext w:val="0"/>
+        <w:keepLines w:val="0"/>
+        <w:widowControl/>
+        <w:suppressLineNumbers w:val="0"/>
+      </w:pPr>
+      <w:r>
+        <w:rPr>
+          <w:rStyle w:val="13"/>
+        </w:rPr>
+        <w:t>});</w:t>
+      </w:r>
+    </w:p>
+    <w:p>
+      <w:pPr>
+        <w:pStyle w:val="4"/>
+        <w:keepNext w:val="0"/>
+        <w:keepLines w:val="0"/>
+        <w:widowControl/>
+        <w:suppressLineNumbers w:val="0"/>
+      </w:pPr>
+      <w:r>
+        <w:t>Body</w:t>
+      </w:r>
+    </w:p>
+    <w:p>
+      <w:pPr>
+        <w:pStyle w:val="14"/>
+        <w:keepNext w:val="0"/>
+        <w:keepLines w:val="0"/>
+        <w:widowControl/>
+        <w:suppressLineNumbers w:val="0"/>
+        <w:rPr>
+          <w:rStyle w:val="13"/>
+        </w:rPr>
+      </w:pPr>
+      <w:r>
+        <w:rPr>
+          <w:rStyle w:val="13"/>
+        </w:rPr>
+        <w:t>req.body.joke</w:t>
+      </w:r>
+    </w:p>
+    <w:p>
+      <w:pPr>
+        <w:pStyle w:val="14"/>
+        <w:keepNext w:val="0"/>
+        <w:keepLines w:val="0"/>
+        <w:widowControl/>
+        <w:suppressLineNumbers w:val="0"/>
+      </w:pPr>
+      <w:r>
+        <w:rPr>
+          <w:rStyle w:val="13"/>
+        </w:rPr>
+        <w:t>req.body.type</w:t>
+      </w:r>
+    </w:p>
+    <w:p>
+      <w:pPr>
+        <w:keepNext w:val="0"/>
+        <w:keepLines w:val="0"/>
+        <w:widowControl/>
+        <w:suppressLineNumbers w:val="0"/>
+      </w:pPr>
+      <w:r>
+        <w:pict>
+          <v:rect id="_x0000_i1047" o:spt="1" style="height:1.5pt;width:432pt;" fillcolor="#A0A0A0" filled="t" stroked="f" coordsize="21600,21600" o:hr="t" o:hrstd="t" o:hralign="center">
+            <v:path/>
+            <v:fill on="t" focussize="0,0"/>
+            <v:stroke on="f"/>
+            <v:imagedata o:title=""/>
+            <o:lock v:ext="edit"/>
+            <w10:wrap type="none"/>
+            <w10:anchorlock/>
+          </v:rect>
+        </w:pict>
+      </w:r>
+    </w:p>
+    <w:p>
+      <w:pPr>
+        <w:pStyle w:val="2"/>
+        <w:keepNext w:val="0"/>
+        <w:keepLines w:val="0"/>
+        <w:widowControl/>
+        <w:suppressLineNumbers w:val="0"/>
+      </w:pPr>
+      <w:r>
+        <w:t>PUT</w:t>
+      </w:r>
+    </w:p>
+    <w:p>
+      <w:pPr>
+        <w:pStyle w:val="3"/>
+        <w:keepNext w:val="0"/>
+        <w:keepLines w:val="0"/>
+        <w:widowControl/>
+        <w:suppressLineNumbers w:val="0"/>
+      </w:pPr>
+      <w:r>
+        <w:t>Replace Entire Object</w:t>
+      </w:r>
+    </w:p>
+    <w:p>
+      <w:pPr>
+        <w:pStyle w:val="14"/>
+        <w:keepNext w:val="0"/>
+        <w:keepLines w:val="0"/>
+        <w:widowControl/>
+        <w:suppressLineNumbers w:val="0"/>
+        <w:rPr>
+          <w:rStyle w:val="13"/>
+        </w:rPr>
+      </w:pPr>
+      <w:r>
+        <w:rPr>
+          <w:rStyle w:val="13"/>
+        </w:rPr>
+        <w:t>app.put("/jokes/:id", (req, res) =&gt; {</w:t>
+      </w:r>
+    </w:p>
+    <w:p>
+      <w:pPr>
+        <w:pStyle w:val="14"/>
+        <w:keepNext w:val="0"/>
+        <w:keepLines w:val="0"/>
+        <w:widowControl/>
+        <w:suppressLineNumbers w:val="0"/>
+        <w:rPr>
+          <w:rStyle w:val="13"/>
+        </w:rPr>
+      </w:pPr>
+      <w:r>
+        <w:rPr>
+          <w:rStyle w:val="13"/>
+        </w:rPr>
+        <w:t xml:space="preserve">  const id = parseInt(req.params.id);</w:t>
+      </w:r>
+    </w:p>
+    <w:p>
+      <w:pPr>
+        <w:pStyle w:val="14"/>
+        <w:keepNext w:val="0"/>
+        <w:keepLines w:val="0"/>
+        <w:widowControl/>
+        <w:suppressLineNumbers w:val="0"/>
+        <w:rPr>
+          <w:rStyle w:val="13"/>
+        </w:rPr>
+      </w:pPr>
+    </w:p>
+    <w:p>
+      <w:pPr>
+        <w:pStyle w:val="14"/>
+        <w:keepNext w:val="0"/>
+        <w:keepLines w:val="0"/>
+        <w:widowControl/>
+        <w:suppressLineNumbers w:val="0"/>
+        <w:rPr>
+          <w:rStyle w:val="13"/>
+        </w:rPr>
+      </w:pPr>
+      <w:r>
+        <w:rPr>
+          <w:rStyle w:val="13"/>
+        </w:rPr>
+        <w:t xml:space="preserve">  const replacement = {</w:t>
+      </w:r>
+    </w:p>
+    <w:p>
+      <w:pPr>
+        <w:pStyle w:val="14"/>
+        <w:keepNext w:val="0"/>
+        <w:keepLines w:val="0"/>
+        <w:widowControl/>
+        <w:suppressLineNumbers w:val="0"/>
+        <w:rPr>
+          <w:rStyle w:val="13"/>
+        </w:rPr>
+      </w:pPr>
+      <w:r>
+        <w:rPr>
+          <w:rStyle w:val="13"/>
+        </w:rPr>
+        <w:t xml:space="preserve">    id: id,</w:t>
+      </w:r>
+    </w:p>
+    <w:p>
+      <w:pPr>
+        <w:pStyle w:val="14"/>
+        <w:keepNext w:val="0"/>
+        <w:keepLines w:val="0"/>
+        <w:widowControl/>
+        <w:suppressLineNumbers w:val="0"/>
+        <w:rPr>
+          <w:rStyle w:val="13"/>
+        </w:rPr>
+      </w:pPr>
+      <w:r>
+        <w:rPr>
+          <w:rStyle w:val="13"/>
+        </w:rPr>
+        <w:t xml:space="preserve">    jokeText: req.body.joke,</w:t>
+      </w:r>
+    </w:p>
+    <w:p>
+      <w:pPr>
+        <w:pStyle w:val="14"/>
+        <w:keepNext w:val="0"/>
+        <w:keepLines w:val="0"/>
+        <w:widowControl/>
+        <w:suppressLineNumbers w:val="0"/>
+        <w:rPr>
+          <w:rStyle w:val="13"/>
+        </w:rPr>
+      </w:pPr>
+      <w:r>
+        <w:rPr>
+          <w:rStyle w:val="13"/>
+        </w:rPr>
+        <w:t xml:space="preserve">    jokeType: req.body.type,</w:t>
+      </w:r>
+    </w:p>
+    <w:p>
+      <w:pPr>
+        <w:pStyle w:val="14"/>
+        <w:keepNext w:val="0"/>
+        <w:keepLines w:val="0"/>
+        <w:widowControl/>
+        <w:suppressLineNumbers w:val="0"/>
+        <w:rPr>
+          <w:rStyle w:val="13"/>
+        </w:rPr>
+      </w:pPr>
+      <w:r>
+        <w:rPr>
+          <w:rStyle w:val="13"/>
+        </w:rPr>
+        <w:t xml:space="preserve">  };</w:t>
+      </w:r>
+    </w:p>
+    <w:p>
+      <w:pPr>
+        <w:pStyle w:val="14"/>
+        <w:keepNext w:val="0"/>
+        <w:keepLines w:val="0"/>
+        <w:widowControl/>
+        <w:suppressLineNumbers w:val="0"/>
+        <w:rPr>
+          <w:rStyle w:val="13"/>
+        </w:rPr>
+      </w:pPr>
+    </w:p>
+    <w:p>
+      <w:pPr>
+        <w:pStyle w:val="14"/>
+        <w:keepNext w:val="0"/>
+        <w:keepLines w:val="0"/>
+        <w:widowControl/>
+        <w:suppressLineNumbers w:val="0"/>
+        <w:rPr>
+          <w:rStyle w:val="13"/>
+        </w:rPr>
+      </w:pPr>
+      <w:r>
+        <w:rPr>
+          <w:rStyle w:val="13"/>
+        </w:rPr>
+        <w:t xml:space="preserve">  const index = data.findIndex(</w:t>
+      </w:r>
+    </w:p>
+    <w:p>
+      <w:pPr>
+        <w:pStyle w:val="14"/>
+        <w:keepNext w:val="0"/>
+        <w:keepLines w:val="0"/>
+        <w:widowControl/>
+        <w:suppressLineNumbers w:val="0"/>
+        <w:rPr>
+          <w:rStyle w:val="13"/>
+        </w:rPr>
+      </w:pPr>
+      <w:r>
+        <w:rPr>
+          <w:rStyle w:val="13"/>
+        </w:rPr>
+        <w:t xml:space="preserve">    (obj) =&gt; obj.id === id</w:t>
+      </w:r>
+    </w:p>
+    <w:p>
+      <w:pPr>
+        <w:pStyle w:val="14"/>
+        <w:keepNext w:val="0"/>
+        <w:keepLines w:val="0"/>
+        <w:widowControl/>
+        <w:suppressLineNumbers w:val="0"/>
+        <w:rPr>
+          <w:rStyle w:val="13"/>
+        </w:rPr>
+      </w:pPr>
+      <w:r>
+        <w:rPr>
+          <w:rStyle w:val="13"/>
+        </w:rPr>
+        <w:t xml:space="preserve">  );</w:t>
+      </w:r>
+    </w:p>
+    <w:p>
+      <w:pPr>
+        <w:pStyle w:val="14"/>
+        <w:keepNext w:val="0"/>
+        <w:keepLines w:val="0"/>
+        <w:widowControl/>
+        <w:suppressLineNumbers w:val="0"/>
+        <w:rPr>
+          <w:rStyle w:val="13"/>
+        </w:rPr>
+      </w:pPr>
+    </w:p>
+    <w:p>
+      <w:pPr>
+        <w:pStyle w:val="14"/>
+        <w:keepNext w:val="0"/>
+        <w:keepLines w:val="0"/>
+        <w:widowControl/>
+        <w:suppressLineNumbers w:val="0"/>
+        <w:rPr>
+          <w:rStyle w:val="13"/>
+        </w:rPr>
+      </w:pPr>
+      <w:r>
+        <w:rPr>
+          <w:rStyle w:val="13"/>
+        </w:rPr>
+        <w:t xml:space="preserve">  data[index] = replacement;</w:t>
+      </w:r>
+    </w:p>
+    <w:p>
+      <w:pPr>
+        <w:pStyle w:val="14"/>
+        <w:keepNext w:val="0"/>
+        <w:keepLines w:val="0"/>
+        <w:widowControl/>
+        <w:suppressLineNumbers w:val="0"/>
+        <w:rPr>
+          <w:rStyle w:val="13"/>
+        </w:rPr>
+      </w:pPr>
+    </w:p>
+    <w:p>
+      <w:pPr>
+        <w:pStyle w:val="14"/>
+        <w:keepNext w:val="0"/>
+        <w:keepLines w:val="0"/>
+        <w:widowControl/>
+        <w:suppressLineNumbers w:val="0"/>
+        <w:rPr>
+          <w:rStyle w:val="13"/>
+        </w:rPr>
+      </w:pPr>
+      <w:r>
+        <w:rPr>
+          <w:rStyle w:val="13"/>
+        </w:rPr>
+        <w:t xml:space="preserve">  res.json(replacement);</w:t>
+      </w:r>
+    </w:p>
+    <w:p>
+      <w:pPr>
+        <w:pStyle w:val="14"/>
+        <w:keepNext w:val="0"/>
+        <w:keepLines w:val="0"/>
+        <w:widowControl/>
+        <w:suppressLineNumbers w:val="0"/>
+      </w:pPr>
+      <w:r>
+        <w:rPr>
+          <w:rStyle w:val="13"/>
+        </w:rPr>
+        <w:t>});</w:t>
+      </w:r>
+    </w:p>
+    <w:p>
+      <w:pPr>
+        <w:keepNext w:val="0"/>
+        <w:keepLines w:val="0"/>
+        <w:widowControl/>
+        <w:suppressLineNumbers w:val="0"/>
+      </w:pPr>
+      <w:r>
+        <w:pict>
+          <v:rect id="_x0000_i1048" o:spt="1" style="height:1.5pt;width:432pt;" fillcolor="#A0A0A0" filled="t" stroked="f" coordsize="21600,21600" o:hr="t" o:hrstd="t" o:hralign="center">
+            <v:path/>
+            <v:fill on="t" focussize="0,0"/>
+            <v:stroke on="f"/>
+            <v:imagedata o:title=""/>
+            <o:lock v:ext="edit"/>
+            <w10:wrap type="none"/>
+            <w10:anchorlock/>
+          </v:rect>
+        </w:pict>
+      </w:r>
+    </w:p>
+    <w:p>
+      <w:pPr>
+        <w:pStyle w:val="2"/>
+        <w:keepNext w:val="0"/>
+        <w:keepLines w:val="0"/>
+        <w:widowControl/>
+        <w:suppressLineNumbers w:val="0"/>
+      </w:pPr>
+      <w:r>
+        <w:t>PATCH</w:t>
+      </w:r>
+    </w:p>
+    <w:p>
+      <w:pPr>
+        <w:pStyle w:val="3"/>
+        <w:keepNext w:val="0"/>
+        <w:keepLines w:val="0"/>
+        <w:widowControl/>
+        <w:suppressLineNumbers w:val="0"/>
+      </w:pPr>
+      <w:r>
+        <w:t>Update Specific Fields</w:t>
+      </w:r>
+    </w:p>
+    <w:p>
+      <w:pPr>
+        <w:pStyle w:val="14"/>
+        <w:keepNext w:val="0"/>
+        <w:keepLines w:val="0"/>
+        <w:widowControl/>
+        <w:suppressLineNumbers w:val="0"/>
+        <w:rPr>
+          <w:rStyle w:val="13"/>
+        </w:rPr>
+      </w:pPr>
+      <w:r>
+        <w:rPr>
+          <w:rStyle w:val="13"/>
+        </w:rPr>
+        <w:t>app.patch("/jokes/:id", (req, res) =&gt; {</w:t>
+      </w:r>
+    </w:p>
+    <w:p>
+      <w:pPr>
+        <w:pStyle w:val="14"/>
+        <w:keepNext w:val="0"/>
+        <w:keepLines w:val="0"/>
+        <w:widowControl/>
+        <w:suppressLineNumbers w:val="0"/>
+        <w:rPr>
+          <w:rStyle w:val="13"/>
+        </w:rPr>
+      </w:pPr>
+      <w:r>
+        <w:rPr>
+          <w:rStyle w:val="13"/>
+        </w:rPr>
+        <w:t xml:space="preserve">  const id = parseInt(req.params.id);</w:t>
+      </w:r>
+    </w:p>
+    <w:p>
+      <w:pPr>
+        <w:pStyle w:val="14"/>
+        <w:keepNext w:val="0"/>
+        <w:keepLines w:val="0"/>
+        <w:widowControl/>
+        <w:suppressLineNumbers w:val="0"/>
+        <w:rPr>
+          <w:rStyle w:val="13"/>
+        </w:rPr>
+      </w:pPr>
+    </w:p>
+    <w:p>
+      <w:pPr>
+        <w:pStyle w:val="14"/>
+        <w:keepNext w:val="0"/>
+        <w:keepLines w:val="0"/>
+        <w:widowControl/>
+        <w:suppressLineNumbers w:val="0"/>
+        <w:rPr>
+          <w:rStyle w:val="13"/>
+        </w:rPr>
+      </w:pPr>
+      <w:r>
+        <w:rPr>
+          <w:rStyle w:val="13"/>
+        </w:rPr>
+        <w:t xml:space="preserve">  const existing = data.find(</w:t>
+      </w:r>
+    </w:p>
+    <w:p>
+      <w:pPr>
+        <w:pStyle w:val="14"/>
+        <w:keepNext w:val="0"/>
+        <w:keepLines w:val="0"/>
+        <w:widowControl/>
+        <w:suppressLineNumbers w:val="0"/>
+        <w:rPr>
+          <w:rStyle w:val="13"/>
+        </w:rPr>
+      </w:pPr>
+      <w:r>
+        <w:rPr>
+          <w:rStyle w:val="13"/>
+        </w:rPr>
+        <w:t xml:space="preserve">    (obj) =&gt; obj.id === id</w:t>
+      </w:r>
+    </w:p>
+    <w:p>
+      <w:pPr>
+        <w:pStyle w:val="14"/>
+        <w:keepNext w:val="0"/>
+        <w:keepLines w:val="0"/>
+        <w:widowControl/>
+        <w:suppressLineNumbers w:val="0"/>
+        <w:rPr>
+          <w:rStyle w:val="13"/>
+        </w:rPr>
+      </w:pPr>
+      <w:r>
+        <w:rPr>
+          <w:rStyle w:val="13"/>
+        </w:rPr>
+        <w:t xml:space="preserve">  );</w:t>
+      </w:r>
+    </w:p>
+    <w:p>
+      <w:pPr>
+        <w:pStyle w:val="14"/>
+        <w:keepNext w:val="0"/>
+        <w:keepLines w:val="0"/>
+        <w:widowControl/>
+        <w:suppressLineNumbers w:val="0"/>
+        <w:rPr>
+          <w:rStyle w:val="13"/>
+        </w:rPr>
+      </w:pPr>
+    </w:p>
+    <w:p>
+      <w:pPr>
+        <w:pStyle w:val="14"/>
+        <w:keepNext w:val="0"/>
+        <w:keepLines w:val="0"/>
+        <w:widowControl/>
+        <w:suppressLineNumbers w:val="0"/>
+        <w:rPr>
+          <w:rStyle w:val="13"/>
+        </w:rPr>
+      </w:pPr>
+      <w:r>
+        <w:rPr>
+          <w:rStyle w:val="13"/>
+        </w:rPr>
+        <w:t xml:space="preserve">  const updated = {</w:t>
+      </w:r>
+    </w:p>
+    <w:p>
+      <w:pPr>
+        <w:pStyle w:val="14"/>
+        <w:keepNext w:val="0"/>
+        <w:keepLines w:val="0"/>
+        <w:widowControl/>
+        <w:suppressLineNumbers w:val="0"/>
+        <w:rPr>
+          <w:rStyle w:val="13"/>
+        </w:rPr>
+      </w:pPr>
+      <w:r>
+        <w:rPr>
+          <w:rStyle w:val="13"/>
+        </w:rPr>
+        <w:t xml:space="preserve">    id: id,</w:t>
+      </w:r>
+    </w:p>
+    <w:p>
+      <w:pPr>
+        <w:pStyle w:val="14"/>
+        <w:keepNext w:val="0"/>
+        <w:keepLines w:val="0"/>
+        <w:widowControl/>
+        <w:suppressLineNumbers w:val="0"/>
+        <w:rPr>
+          <w:rStyle w:val="13"/>
+        </w:rPr>
+      </w:pPr>
+      <w:r>
+        <w:rPr>
+          <w:rStyle w:val="13"/>
+        </w:rPr>
+        <w:t xml:space="preserve">    jokeText:</w:t>
+      </w:r>
+    </w:p>
+    <w:p>
+      <w:pPr>
+        <w:pStyle w:val="14"/>
+        <w:keepNext w:val="0"/>
+        <w:keepLines w:val="0"/>
+        <w:widowControl/>
+        <w:suppressLineNumbers w:val="0"/>
+        <w:rPr>
+          <w:rStyle w:val="13"/>
+        </w:rPr>
+      </w:pPr>
+      <w:r>
+        <w:rPr>
+          <w:rStyle w:val="13"/>
+        </w:rPr>
+        <w:t xml:space="preserve">      req.body.joke ||</w:t>
+      </w:r>
+    </w:p>
+    <w:p>
+      <w:pPr>
+        <w:pStyle w:val="14"/>
+        <w:keepNext w:val="0"/>
+        <w:keepLines w:val="0"/>
+        <w:widowControl/>
+        <w:suppressLineNumbers w:val="0"/>
+        <w:rPr>
+          <w:rStyle w:val="13"/>
+        </w:rPr>
+      </w:pPr>
+      <w:r>
+        <w:rPr>
+          <w:rStyle w:val="13"/>
+        </w:rPr>
+        <w:t xml:space="preserve">      existing.jokeText,</w:t>
+      </w:r>
+    </w:p>
+    <w:p>
+      <w:pPr>
+        <w:pStyle w:val="14"/>
+        <w:keepNext w:val="0"/>
+        <w:keepLines w:val="0"/>
+        <w:widowControl/>
+        <w:suppressLineNumbers w:val="0"/>
+        <w:rPr>
+          <w:rStyle w:val="13"/>
+        </w:rPr>
+      </w:pPr>
+    </w:p>
+    <w:p>
+      <w:pPr>
+        <w:pStyle w:val="14"/>
+        <w:keepNext w:val="0"/>
+        <w:keepLines w:val="0"/>
+        <w:widowControl/>
+        <w:suppressLineNumbers w:val="0"/>
+        <w:rPr>
+          <w:rStyle w:val="13"/>
+        </w:rPr>
+      </w:pPr>
+      <w:r>
+        <w:rPr>
+          <w:rStyle w:val="13"/>
+        </w:rPr>
+        <w:t xml:space="preserve">    jokeType:</w:t>
+      </w:r>
+    </w:p>
+    <w:p>
+      <w:pPr>
+        <w:pStyle w:val="14"/>
+        <w:keepNext w:val="0"/>
+        <w:keepLines w:val="0"/>
+        <w:widowControl/>
+        <w:suppressLineNumbers w:val="0"/>
+        <w:rPr>
+          <w:rStyle w:val="13"/>
+        </w:rPr>
+      </w:pPr>
+      <w:r>
+        <w:rPr>
+          <w:rStyle w:val="13"/>
+        </w:rPr>
+        <w:t xml:space="preserve">      req.body.type ||</w:t>
+      </w:r>
+    </w:p>
+    <w:p>
+      <w:pPr>
+        <w:pStyle w:val="14"/>
+        <w:keepNext w:val="0"/>
+        <w:keepLines w:val="0"/>
+        <w:widowControl/>
+        <w:suppressLineNumbers w:val="0"/>
+        <w:rPr>
+          <w:rStyle w:val="13"/>
+        </w:rPr>
+      </w:pPr>
+      <w:r>
+        <w:rPr>
+          <w:rStyle w:val="13"/>
+        </w:rPr>
+        <w:t xml:space="preserve">      existing.jokeType,</w:t>
+      </w:r>
+    </w:p>
+    <w:p>
+      <w:pPr>
+        <w:pStyle w:val="14"/>
+        <w:keepNext w:val="0"/>
+        <w:keepLines w:val="0"/>
+        <w:widowControl/>
+        <w:suppressLineNumbers w:val="0"/>
+        <w:rPr>
+          <w:rStyle w:val="13"/>
+        </w:rPr>
+      </w:pPr>
+      <w:r>
+        <w:rPr>
+          <w:rStyle w:val="13"/>
+        </w:rPr>
+        <w:t xml:space="preserve">  };</w:t>
+      </w:r>
+    </w:p>
+    <w:p>
+      <w:pPr>
+        <w:pStyle w:val="14"/>
+        <w:keepNext w:val="0"/>
+        <w:keepLines w:val="0"/>
+        <w:widowControl/>
+        <w:suppressLineNumbers w:val="0"/>
+        <w:rPr>
+          <w:rStyle w:val="13"/>
+        </w:rPr>
+      </w:pPr>
+    </w:p>
+    <w:p>
+      <w:pPr>
+        <w:pStyle w:val="14"/>
+        <w:keepNext w:val="0"/>
+        <w:keepLines w:val="0"/>
+        <w:widowControl/>
+        <w:suppressLineNumbers w:val="0"/>
+        <w:rPr>
+          <w:rStyle w:val="13"/>
+        </w:rPr>
+      </w:pPr>
+      <w:r>
+        <w:rPr>
+          <w:rStyle w:val="13"/>
+        </w:rPr>
+        <w:t xml:space="preserve">  const index = data.findIndex(</w:t>
+      </w:r>
+    </w:p>
+    <w:p>
+      <w:pPr>
+        <w:pStyle w:val="14"/>
+        <w:keepNext w:val="0"/>
+        <w:keepLines w:val="0"/>
+        <w:widowControl/>
+        <w:suppressLineNumbers w:val="0"/>
+        <w:rPr>
+          <w:rStyle w:val="13"/>
+        </w:rPr>
+      </w:pPr>
+      <w:r>
+        <w:rPr>
+          <w:rStyle w:val="13"/>
+        </w:rPr>
+        <w:t xml:space="preserve">    (obj) =&gt; obj.id === id</w:t>
+      </w:r>
+    </w:p>
+    <w:p>
+      <w:pPr>
+        <w:pStyle w:val="14"/>
+        <w:keepNext w:val="0"/>
+        <w:keepLines w:val="0"/>
+        <w:widowControl/>
+        <w:suppressLineNumbers w:val="0"/>
+        <w:rPr>
+          <w:rStyle w:val="13"/>
+        </w:rPr>
+      </w:pPr>
+      <w:r>
+        <w:rPr>
+          <w:rStyle w:val="13"/>
+        </w:rPr>
+        <w:t xml:space="preserve">  );</w:t>
+      </w:r>
+    </w:p>
+    <w:p>
+      <w:pPr>
+        <w:pStyle w:val="14"/>
+        <w:keepNext w:val="0"/>
+        <w:keepLines w:val="0"/>
+        <w:widowControl/>
+        <w:suppressLineNumbers w:val="0"/>
+        <w:rPr>
+          <w:rStyle w:val="13"/>
+        </w:rPr>
+      </w:pPr>
+    </w:p>
+    <w:p>
+      <w:pPr>
+        <w:pStyle w:val="14"/>
+        <w:keepNext w:val="0"/>
+        <w:keepLines w:val="0"/>
+        <w:widowControl/>
+        <w:suppressLineNumbers w:val="0"/>
+        <w:rPr>
+          <w:rStyle w:val="13"/>
+        </w:rPr>
+      </w:pPr>
+      <w:r>
+        <w:rPr>
+          <w:rStyle w:val="13"/>
+        </w:rPr>
+        <w:t xml:space="preserve">  data[index] = updated;</w:t>
+      </w:r>
+    </w:p>
+    <w:p>
+      <w:pPr>
+        <w:pStyle w:val="14"/>
+        <w:keepNext w:val="0"/>
+        <w:keepLines w:val="0"/>
+        <w:widowControl/>
+        <w:suppressLineNumbers w:val="0"/>
+        <w:rPr>
+          <w:rStyle w:val="13"/>
+        </w:rPr>
+      </w:pPr>
+    </w:p>
+    <w:p>
+      <w:pPr>
+        <w:pStyle w:val="14"/>
+        <w:keepNext w:val="0"/>
+        <w:keepLines w:val="0"/>
+        <w:widowControl/>
+        <w:suppressLineNumbers w:val="0"/>
+        <w:rPr>
+          <w:rStyle w:val="13"/>
+        </w:rPr>
+      </w:pPr>
+      <w:r>
+        <w:rPr>
+          <w:rStyle w:val="13"/>
+        </w:rPr>
+        <w:t xml:space="preserve">  res.json(updated);</w:t>
+      </w:r>
+    </w:p>
+    <w:p>
+      <w:pPr>
+        <w:pStyle w:val="14"/>
+        <w:keepNext w:val="0"/>
+        <w:keepLines w:val="0"/>
+        <w:widowControl/>
+        <w:suppressLineNumbers w:val="0"/>
+      </w:pPr>
+      <w:r>
+        <w:rPr>
+          <w:rStyle w:val="13"/>
+        </w:rPr>
+        <w:t>});</w:t>
+      </w:r>
+    </w:p>
+    <w:p>
+      <w:pPr>
+        <w:keepNext w:val="0"/>
+        <w:keepLines w:val="0"/>
+        <w:widowControl/>
+        <w:suppressLineNumbers w:val="0"/>
+      </w:pPr>
+      <w:r>
+        <w:pict>
+          <v:rect id="_x0000_i1049" o:spt="1" style="height:1.5pt;width:432pt;" fillcolor="#A0A0A0" filled="t" stroked="f" coordsize="21600,21600" o:hr="t" o:hrstd="t" o:hralign="center">
+            <v:path/>
+            <v:fill on="t" focussize="0,0"/>
+            <v:stroke on="f"/>
+            <v:imagedata o:title=""/>
+            <o:lock v:ext="edit"/>
+            <w10:wrap type="none"/>
+            <w10:anchorlock/>
+          </v:rect>
+        </w:pict>
+      </w:r>
+    </w:p>
+    <w:p>
+      <w:pPr>
+        <w:pStyle w:val="2"/>
+        <w:keepNext w:val="0"/>
+        <w:keepLines w:val="0"/>
+        <w:widowControl/>
+        <w:suppressLineNumbers w:val="0"/>
+      </w:pPr>
+      <w:r>
+        <w:t>DELETE</w:t>
+      </w:r>
+    </w:p>
+    <w:p>
+      <w:pPr>
+        <w:pStyle w:val="3"/>
+        <w:keepNext w:val="0"/>
+        <w:keepLines w:val="0"/>
+        <w:widowControl/>
+        <w:suppressLineNumbers w:val="0"/>
+      </w:pPr>
+      <w:r>
+        <w:t>Delete One</w:t>
+      </w:r>
+    </w:p>
+    <w:p>
+      <w:pPr>
+        <w:pStyle w:val="14"/>
+        <w:keepNext w:val="0"/>
+        <w:keepLines w:val="0"/>
+        <w:widowControl/>
+        <w:suppressLineNumbers w:val="0"/>
+        <w:rPr>
+          <w:rStyle w:val="13"/>
+        </w:rPr>
+      </w:pPr>
+      <w:r>
+        <w:rPr>
+          <w:rStyle w:val="13"/>
+        </w:rPr>
+        <w:t>app.delete("/jokes/:id", (req, res) =&gt; {</w:t>
+      </w:r>
+    </w:p>
+    <w:p>
+      <w:pPr>
+        <w:pStyle w:val="14"/>
+        <w:keepNext w:val="0"/>
+        <w:keepLines w:val="0"/>
+        <w:widowControl/>
+        <w:suppressLineNumbers w:val="0"/>
+        <w:rPr>
+          <w:rStyle w:val="13"/>
+        </w:rPr>
+      </w:pPr>
+      <w:r>
+        <w:rPr>
+          <w:rStyle w:val="13"/>
+        </w:rPr>
+        <w:t xml:space="preserve">  const id = parseInt(req.params.id);</w:t>
+      </w:r>
+    </w:p>
+    <w:p>
+      <w:pPr>
+        <w:pStyle w:val="14"/>
+        <w:keepNext w:val="0"/>
+        <w:keepLines w:val="0"/>
+        <w:widowControl/>
+        <w:suppressLineNumbers w:val="0"/>
+        <w:rPr>
+          <w:rStyle w:val="13"/>
+        </w:rPr>
+      </w:pPr>
+    </w:p>
+    <w:p>
+      <w:pPr>
+        <w:pStyle w:val="14"/>
+        <w:keepNext w:val="0"/>
+        <w:keepLines w:val="0"/>
+        <w:widowControl/>
+        <w:suppressLineNumbers w:val="0"/>
+        <w:rPr>
+          <w:rStyle w:val="13"/>
+        </w:rPr>
+      </w:pPr>
+      <w:r>
+        <w:rPr>
+          <w:rStyle w:val="13"/>
+        </w:rPr>
+        <w:t xml:space="preserve">  const index = data.findIndex(</w:t>
+      </w:r>
+    </w:p>
+    <w:p>
+      <w:pPr>
+        <w:pStyle w:val="14"/>
+        <w:keepNext w:val="0"/>
+        <w:keepLines w:val="0"/>
+        <w:widowControl/>
+        <w:suppressLineNumbers w:val="0"/>
+        <w:rPr>
+          <w:rStyle w:val="13"/>
+        </w:rPr>
+      </w:pPr>
+      <w:r>
+        <w:rPr>
+          <w:rStyle w:val="13"/>
+        </w:rPr>
+        <w:t xml:space="preserve">    (obj) =&gt; obj.id === id</w:t>
+      </w:r>
+    </w:p>
+    <w:p>
+      <w:pPr>
+        <w:pStyle w:val="14"/>
+        <w:keepNext w:val="0"/>
+        <w:keepLines w:val="0"/>
+        <w:widowControl/>
+        <w:suppressLineNumbers w:val="0"/>
+        <w:rPr>
+          <w:rStyle w:val="13"/>
+        </w:rPr>
+      </w:pPr>
+      <w:r>
+        <w:rPr>
+          <w:rStyle w:val="13"/>
+        </w:rPr>
+        <w:t xml:space="preserve">  );</w:t>
+      </w:r>
+    </w:p>
+    <w:p>
+      <w:pPr>
+        <w:pStyle w:val="14"/>
+        <w:keepNext w:val="0"/>
+        <w:keepLines w:val="0"/>
+        <w:widowControl/>
+        <w:suppressLineNumbers w:val="0"/>
+        <w:rPr>
+          <w:rStyle w:val="13"/>
+        </w:rPr>
+      </w:pPr>
+    </w:p>
+    <w:p>
+      <w:pPr>
+        <w:pStyle w:val="14"/>
+        <w:keepNext w:val="0"/>
+        <w:keepLines w:val="0"/>
+        <w:widowControl/>
+        <w:suppressLineNumbers w:val="0"/>
+        <w:rPr>
+          <w:rStyle w:val="13"/>
+        </w:rPr>
+      </w:pPr>
+      <w:r>
+        <w:rPr>
+          <w:rStyle w:val="13"/>
+        </w:rPr>
+        <w:t xml:space="preserve">  if (index &gt; -1) {</w:t>
+      </w:r>
+    </w:p>
+    <w:p>
+      <w:pPr>
+        <w:pStyle w:val="14"/>
+        <w:keepNext w:val="0"/>
+        <w:keepLines w:val="0"/>
+        <w:widowControl/>
+        <w:suppressLineNumbers w:val="0"/>
+        <w:rPr>
+          <w:rStyle w:val="13"/>
+        </w:rPr>
+      </w:pPr>
+      <w:r>
+        <w:rPr>
+          <w:rStyle w:val="13"/>
+        </w:rPr>
+        <w:t xml:space="preserve">    data.splice(index, 1);</w:t>
+      </w:r>
+    </w:p>
+    <w:p>
+      <w:pPr>
+        <w:pStyle w:val="14"/>
+        <w:keepNext w:val="0"/>
+        <w:keepLines w:val="0"/>
+        <w:widowControl/>
+        <w:suppressLineNumbers w:val="0"/>
+        <w:rPr>
+          <w:rStyle w:val="13"/>
+        </w:rPr>
+      </w:pPr>
+    </w:p>
+    <w:p>
+      <w:pPr>
+        <w:pStyle w:val="14"/>
+        <w:keepNext w:val="0"/>
+        <w:keepLines w:val="0"/>
+        <w:widowControl/>
+        <w:suppressLineNumbers w:val="0"/>
+        <w:rPr>
+          <w:rStyle w:val="13"/>
+        </w:rPr>
+      </w:pPr>
+      <w:r>
+        <w:rPr>
+          <w:rStyle w:val="13"/>
+        </w:rPr>
+        <w:t xml:space="preserve">    res.status(200).json({</w:t>
+      </w:r>
+    </w:p>
+    <w:p>
+      <w:pPr>
+        <w:pStyle w:val="14"/>
+        <w:keepNext w:val="0"/>
+        <w:keepLines w:val="0"/>
+        <w:widowControl/>
+        <w:suppressLineNumbers w:val="0"/>
+        <w:rPr>
+          <w:rStyle w:val="13"/>
+        </w:rPr>
+      </w:pPr>
+      <w:r>
+        <w:rPr>
+          <w:rStyle w:val="13"/>
+        </w:rPr>
+        <w:t xml:space="preserve">      status: "Deleted",</w:t>
+      </w:r>
+    </w:p>
+    <w:p>
+      <w:pPr>
+        <w:pStyle w:val="14"/>
+        <w:keepNext w:val="0"/>
+        <w:keepLines w:val="0"/>
+        <w:widowControl/>
+        <w:suppressLineNumbers w:val="0"/>
+        <w:rPr>
+          <w:rStyle w:val="13"/>
+        </w:rPr>
+      </w:pPr>
+      <w:r>
+        <w:rPr>
+          <w:rStyle w:val="13"/>
+        </w:rPr>
+        <w:t xml:space="preserve">    });</w:t>
+      </w:r>
+    </w:p>
+    <w:p>
+      <w:pPr>
+        <w:pStyle w:val="14"/>
+        <w:keepNext w:val="0"/>
+        <w:keepLines w:val="0"/>
+        <w:widowControl/>
+        <w:suppressLineNumbers w:val="0"/>
+        <w:rPr>
+          <w:rStyle w:val="13"/>
+        </w:rPr>
+      </w:pPr>
+      <w:r>
+        <w:rPr>
+          <w:rStyle w:val="13"/>
+        </w:rPr>
+        <w:t xml:space="preserve">  } else {</w:t>
+      </w:r>
+    </w:p>
+    <w:p>
+      <w:pPr>
+        <w:pStyle w:val="14"/>
+        <w:keepNext w:val="0"/>
+        <w:keepLines w:val="0"/>
+        <w:widowControl/>
+        <w:suppressLineNumbers w:val="0"/>
+        <w:rPr>
+          <w:rStyle w:val="13"/>
+        </w:rPr>
+      </w:pPr>
+      <w:r>
+        <w:rPr>
+          <w:rStyle w:val="13"/>
+        </w:rPr>
+        <w:t xml:space="preserve">    res.status(404).json({</w:t>
+      </w:r>
+    </w:p>
+    <w:p>
+      <w:pPr>
+        <w:pStyle w:val="14"/>
+        <w:keepNext w:val="0"/>
+        <w:keepLines w:val="0"/>
+        <w:widowControl/>
+        <w:suppressLineNumbers w:val="0"/>
+        <w:rPr>
+          <w:rStyle w:val="13"/>
+        </w:rPr>
+      </w:pPr>
+      <w:r>
+        <w:rPr>
+          <w:rStyle w:val="13"/>
+        </w:rPr>
+        <w:t xml:space="preserve">      error: "Not Found",</w:t>
+      </w:r>
+    </w:p>
+    <w:p>
+      <w:pPr>
+        <w:pStyle w:val="14"/>
+        <w:keepNext w:val="0"/>
+        <w:keepLines w:val="0"/>
+        <w:widowControl/>
+        <w:suppressLineNumbers w:val="0"/>
+        <w:rPr>
+          <w:rStyle w:val="13"/>
+        </w:rPr>
+      </w:pPr>
+      <w:r>
+        <w:rPr>
+          <w:rStyle w:val="13"/>
+        </w:rPr>
+        <w:t xml:space="preserve">    });</w:t>
+      </w:r>
+    </w:p>
+    <w:p>
+      <w:pPr>
+        <w:pStyle w:val="14"/>
+        <w:keepNext w:val="0"/>
+        <w:keepLines w:val="0"/>
+        <w:widowControl/>
+        <w:suppressLineNumbers w:val="0"/>
+        <w:rPr>
+          <w:rStyle w:val="13"/>
+        </w:rPr>
+      </w:pPr>
+      <w:r>
+        <w:rPr>
+          <w:rStyle w:val="13"/>
+        </w:rPr>
+        <w:t xml:space="preserve">  }</w:t>
+      </w:r>
+    </w:p>
+    <w:p>
+      <w:pPr>
+        <w:pStyle w:val="14"/>
+        <w:keepNext w:val="0"/>
+        <w:keepLines w:val="0"/>
+        <w:widowControl/>
+        <w:suppressLineNumbers w:val="0"/>
+      </w:pPr>
+      <w:r>
+        <w:rPr>
+          <w:rStyle w:val="13"/>
+        </w:rPr>
+        <w:t>});</w:t>
+      </w:r>
+    </w:p>
+    <w:p>
+      <w:pPr>
+        <w:keepNext w:val="0"/>
+        <w:keepLines w:val="0"/>
+        <w:widowControl/>
+        <w:suppressLineNumbers w:val="0"/>
+      </w:pPr>
+      <w:r>
+        <w:pict>
+          <v:rect id="_x0000_i1050" o:spt="1" style="height:1.5pt;width:432pt;" fillcolor="#A0A0A0" filled="t" stroked="f" coordsize="21600,21600" o:hr="t" o:hrstd="t" o:hralign="center">
+            <v:path/>
+            <v:fill on="t" focussize="0,0"/>
+            <v:stroke on="f"/>
+            <v:imagedata o:title=""/>
+            <o:lock v:ext="edit"/>
+            <w10:wrap type="none"/>
+            <w10:anchorlock/>
+          </v:rect>
+        </w:pict>
+      </w:r>
+    </w:p>
+    <w:p>
+      <w:pPr>
+        <w:pStyle w:val="3"/>
+        <w:keepNext w:val="0"/>
+        <w:keepLines w:val="0"/>
+        <w:widowControl/>
+        <w:suppressLineNumbers w:val="0"/>
+      </w:pPr>
+      <w:r>
+        <w:t>Delete All (Protected)</w:t>
+      </w:r>
+    </w:p>
+    <w:p>
+      <w:pPr>
+        <w:pStyle w:val="15"/>
+        <w:keepNext w:val="0"/>
+        <w:keepLines w:val="0"/>
+        <w:widowControl/>
+        <w:suppressLineNumbers w:val="0"/>
+      </w:pPr>
+      <w:r>
+        <w:t>URL:</w:t>
+      </w:r>
+    </w:p>
+    <w:p>
+      <w:pPr>
+        <w:pStyle w:val="14"/>
+        <w:keepNext w:val="0"/>
+        <w:keepLines w:val="0"/>
+        <w:widowControl/>
+        <w:suppressLineNumbers w:val="0"/>
+      </w:pPr>
+      <w:r>
+        <w:rPr>
+          <w:rStyle w:val="13"/>
+        </w:rPr>
+        <w:t>/all?key=SECRET</w:t>
+      </w:r>
+    </w:p>
+    <w:p>
+      <w:pPr>
+        <w:pStyle w:val="14"/>
+        <w:keepNext w:val="0"/>
+        <w:keepLines w:val="0"/>
+        <w:widowControl/>
+        <w:suppressLineNumbers w:val="0"/>
+        <w:rPr>
+          <w:rStyle w:val="13"/>
+        </w:rPr>
+      </w:pPr>
+      <w:r>
+        <w:rPr>
+          <w:rStyle w:val="13"/>
+        </w:rPr>
+        <w:t>app.delete("/all", (req, res) =&gt; {</w:t>
+      </w:r>
+    </w:p>
+    <w:p>
+      <w:pPr>
+        <w:pStyle w:val="14"/>
+        <w:keepNext w:val="0"/>
+        <w:keepLines w:val="0"/>
+        <w:widowControl/>
+        <w:suppressLineNumbers w:val="0"/>
+        <w:rPr>
+          <w:rStyle w:val="13"/>
+        </w:rPr>
+      </w:pPr>
+      <w:r>
+        <w:rPr>
+          <w:rStyle w:val="13"/>
+        </w:rPr>
+        <w:t xml:space="preserve">  const key = req.query.key;</w:t>
+      </w:r>
+    </w:p>
+    <w:p>
+      <w:pPr>
+        <w:pStyle w:val="14"/>
+        <w:keepNext w:val="0"/>
+        <w:keepLines w:val="0"/>
+        <w:widowControl/>
+        <w:suppressLineNumbers w:val="0"/>
+        <w:rPr>
+          <w:rStyle w:val="13"/>
+        </w:rPr>
+      </w:pPr>
+    </w:p>
+    <w:p>
+      <w:pPr>
+        <w:pStyle w:val="14"/>
+        <w:keepNext w:val="0"/>
+        <w:keepLines w:val="0"/>
+        <w:widowControl/>
+        <w:suppressLineNumbers w:val="0"/>
+        <w:rPr>
+          <w:rStyle w:val="13"/>
+        </w:rPr>
+      </w:pPr>
+      <w:r>
+        <w:rPr>
+          <w:rStyle w:val="13"/>
+        </w:rPr>
+        <w:t xml:space="preserve">  if (key === masterKey) {</w:t>
+      </w:r>
+    </w:p>
+    <w:p>
+      <w:pPr>
+        <w:pStyle w:val="14"/>
+        <w:keepNext w:val="0"/>
+        <w:keepLines w:val="0"/>
+        <w:widowControl/>
+        <w:suppressLineNumbers w:val="0"/>
+        <w:rPr>
+          <w:rStyle w:val="13"/>
+        </w:rPr>
+      </w:pPr>
+      <w:r>
+        <w:rPr>
+          <w:rStyle w:val="13"/>
+        </w:rPr>
+        <w:t xml:space="preserve">    data = [];</w:t>
+      </w:r>
+    </w:p>
+    <w:p>
+      <w:pPr>
+        <w:pStyle w:val="14"/>
+        <w:keepNext w:val="0"/>
+        <w:keepLines w:val="0"/>
+        <w:widowControl/>
+        <w:suppressLineNumbers w:val="0"/>
+        <w:rPr>
+          <w:rStyle w:val="13"/>
+        </w:rPr>
+      </w:pPr>
+    </w:p>
+    <w:p>
+      <w:pPr>
+        <w:pStyle w:val="14"/>
+        <w:keepNext w:val="0"/>
+        <w:keepLines w:val="0"/>
+        <w:widowControl/>
+        <w:suppressLineNumbers w:val="0"/>
+        <w:rPr>
+          <w:rStyle w:val="13"/>
+        </w:rPr>
+      </w:pPr>
+      <w:r>
+        <w:rPr>
+          <w:rStyle w:val="13"/>
+        </w:rPr>
+        <w:t xml:space="preserve">    res.status(200).json({</w:t>
+      </w:r>
+    </w:p>
+    <w:p>
+      <w:pPr>
+        <w:pStyle w:val="14"/>
+        <w:keepNext w:val="0"/>
+        <w:keepLines w:val="0"/>
+        <w:widowControl/>
+        <w:suppressLineNumbers w:val="0"/>
+        <w:rPr>
+          <w:rStyle w:val="13"/>
+        </w:rPr>
+      </w:pPr>
+      <w:r>
+        <w:rPr>
+          <w:rStyle w:val="13"/>
+        </w:rPr>
+        <w:t xml:space="preserve">      status: "Deleted All",</w:t>
+      </w:r>
+    </w:p>
+    <w:p>
+      <w:pPr>
+        <w:pStyle w:val="14"/>
+        <w:keepNext w:val="0"/>
+        <w:keepLines w:val="0"/>
+        <w:widowControl/>
+        <w:suppressLineNumbers w:val="0"/>
+        <w:rPr>
+          <w:rStyle w:val="13"/>
+        </w:rPr>
+      </w:pPr>
+      <w:r>
+        <w:rPr>
+          <w:rStyle w:val="13"/>
+        </w:rPr>
+        <w:t xml:space="preserve">    });</w:t>
+      </w:r>
+    </w:p>
+    <w:p>
+      <w:pPr>
+        <w:pStyle w:val="14"/>
+        <w:keepNext w:val="0"/>
+        <w:keepLines w:val="0"/>
+        <w:widowControl/>
+        <w:suppressLineNumbers w:val="0"/>
+        <w:rPr>
+          <w:rStyle w:val="13"/>
+        </w:rPr>
+      </w:pPr>
+      <w:r>
+        <w:rPr>
+          <w:rStyle w:val="13"/>
+        </w:rPr>
+        <w:t xml:space="preserve">  } else {</w:t>
+      </w:r>
+    </w:p>
+    <w:p>
+      <w:pPr>
+        <w:pStyle w:val="14"/>
+        <w:keepNext w:val="0"/>
+        <w:keepLines w:val="0"/>
+        <w:widowControl/>
+        <w:suppressLineNumbers w:val="0"/>
+        <w:rPr>
+          <w:rStyle w:val="13"/>
+        </w:rPr>
+      </w:pPr>
+      <w:r>
+        <w:rPr>
+          <w:rStyle w:val="13"/>
+        </w:rPr>
+        <w:t xml:space="preserve">    res.status(403).json({</w:t>
+      </w:r>
+    </w:p>
+    <w:p>
+      <w:pPr>
+        <w:pStyle w:val="14"/>
+        <w:keepNext w:val="0"/>
+        <w:keepLines w:val="0"/>
+        <w:widowControl/>
+        <w:suppressLineNumbers w:val="0"/>
+        <w:rPr>
+          <w:rStyle w:val="13"/>
+        </w:rPr>
+      </w:pPr>
+      <w:r>
+        <w:rPr>
+          <w:rStyle w:val="13"/>
+        </w:rPr>
+        <w:t xml:space="preserve">      error: "Unauthorized",</w:t>
+      </w:r>
+    </w:p>
+    <w:p>
+      <w:pPr>
+        <w:pStyle w:val="14"/>
+        <w:keepNext w:val="0"/>
+        <w:keepLines w:val="0"/>
+        <w:widowControl/>
+        <w:suppressLineNumbers w:val="0"/>
+        <w:rPr>
+          <w:rStyle w:val="13"/>
+        </w:rPr>
+      </w:pPr>
+      <w:r>
+        <w:rPr>
+          <w:rStyle w:val="13"/>
+        </w:rPr>
+        <w:t xml:space="preserve">    });</w:t>
+      </w:r>
+    </w:p>
+    <w:p>
+      <w:pPr>
+        <w:pStyle w:val="14"/>
+        <w:keepNext w:val="0"/>
+        <w:keepLines w:val="0"/>
+        <w:widowControl/>
+        <w:suppressLineNumbers w:val="0"/>
+        <w:rPr>
+          <w:rStyle w:val="13"/>
+        </w:rPr>
+      </w:pPr>
+      <w:r>
+        <w:rPr>
+          <w:rStyle w:val="13"/>
+        </w:rPr>
+        <w:t xml:space="preserve">  }</w:t>
+      </w:r>
+    </w:p>
+    <w:p>
+      <w:pPr>
+        <w:pStyle w:val="14"/>
+        <w:keepNext w:val="0"/>
+        <w:keepLines w:val="0"/>
+        <w:widowControl/>
+        <w:suppressLineNumbers w:val="0"/>
+      </w:pPr>
+      <w:r>
+        <w:rPr>
+          <w:rStyle w:val="13"/>
+        </w:rPr>
+        <w:t>});</w:t>
+      </w:r>
+    </w:p>
+    <w:p>
+      <w:pPr>
+        <w:keepNext w:val="0"/>
+        <w:keepLines w:val="0"/>
+        <w:widowControl/>
+        <w:suppressLineNumbers w:val="0"/>
+      </w:pPr>
+      <w:r>
+        <w:pict>
+          <v:rect id="_x0000_i1051" o:spt="1" style="height:1.5pt;width:432pt;" fillcolor="#A0A0A0" filled="t" stroked="f" coordsize="21600,21600" o:hr="t" o:hrstd="t" o:hralign="center">
+            <v:path/>
+            <v:fill on="t" focussize="0,0"/>
+            <v:stroke on="f"/>
+            <v:imagedata o:title=""/>
+            <o:lock v:ext="edit"/>
+            <w10:wrap type="none"/>
+            <w10:anchorlock/>
+          </v:rect>
+        </w:pict>
+      </w:r>
+    </w:p>
+    <w:p>
+      <w:pPr>
+        <w:pStyle w:val="2"/>
+        <w:keepNext w:val="0"/>
+        <w:keepLines w:val="0"/>
+        <w:widowControl/>
+        <w:suppressLineNumbers w:val="0"/>
+      </w:pPr>
+      <w:r>
+        <w:t>Most Used Request Objects</w:t>
+      </w:r>
+    </w:p>
+    <w:p>
+      <w:pPr>
+        <w:pStyle w:val="14"/>
+        <w:keepNext w:val="0"/>
+        <w:keepLines w:val="0"/>
+        <w:widowControl/>
+        <w:suppressLineNumbers w:val="0"/>
+        <w:rPr>
+          <w:rStyle w:val="13"/>
+        </w:rPr>
+      </w:pPr>
+      <w:r>
+        <w:rPr>
+          <w:rStyle w:val="13"/>
+        </w:rPr>
+        <w:t>req.params.id      // URL Parameter</w:t>
+      </w:r>
+    </w:p>
+    <w:p>
+      <w:pPr>
+        <w:pStyle w:val="14"/>
+        <w:keepNext w:val="0"/>
+        <w:keepLines w:val="0"/>
+        <w:widowControl/>
+        <w:suppressLineNumbers w:val="0"/>
+        <w:rPr>
+          <w:rStyle w:val="13"/>
+        </w:rPr>
+      </w:pPr>
+    </w:p>
+    <w:p>
+      <w:pPr>
+        <w:pStyle w:val="14"/>
+        <w:keepNext w:val="0"/>
+        <w:keepLines w:val="0"/>
+        <w:widowControl/>
+        <w:suppressLineNumbers w:val="0"/>
+        <w:rPr>
+          <w:rStyle w:val="13"/>
+        </w:rPr>
+      </w:pPr>
+      <w:r>
+        <w:rPr>
+          <w:rStyle w:val="13"/>
+        </w:rPr>
+        <w:t>req.query.type     // Query Parameter</w:t>
+      </w:r>
+    </w:p>
+    <w:p>
+      <w:pPr>
+        <w:pStyle w:val="14"/>
+        <w:keepNext w:val="0"/>
+        <w:keepLines w:val="0"/>
+        <w:widowControl/>
+        <w:suppressLineNumbers w:val="0"/>
+        <w:rPr>
+          <w:rStyle w:val="13"/>
+        </w:rPr>
+      </w:pPr>
+    </w:p>
+    <w:p>
+      <w:pPr>
+        <w:pStyle w:val="14"/>
+        <w:keepNext w:val="0"/>
+        <w:keepLines w:val="0"/>
+        <w:widowControl/>
+        <w:suppressLineNumbers w:val="0"/>
+      </w:pPr>
+      <w:r>
+        <w:rPr>
+          <w:rStyle w:val="13"/>
+        </w:rPr>
+        <w:t>req.body.name      // Body Data</w:t>
+      </w:r>
+    </w:p>
+    <w:p>
+      <w:pPr>
+        <w:keepNext w:val="0"/>
+        <w:keepLines w:val="0"/>
+        <w:widowControl/>
+        <w:suppressLineNumbers w:val="0"/>
+      </w:pPr>
+      <w:r>
+        <w:pict>
+          <v:rect id="_x0000_i1052" o:spt="1" style="height:1.5pt;width:432pt;" fillcolor="#A0A0A0" filled="t" stroked="f" coordsize="21600,21600" o:hr="t" o:hrstd="t" o:hralign="center">
+            <v:path/>
+            <v:fill on="t" focussize="0,0"/>
+            <v:stroke on="f"/>
+            <v:imagedata o:title=""/>
+            <o:lock v:ext="edit"/>
+            <w10:wrap type="none"/>
+            <w10:anchorlock/>
+          </v:rect>
+        </w:pict>
+      </w:r>
+    </w:p>
+    <w:p>
+      <w:pPr>
+        <w:pStyle w:val="2"/>
+        <w:keepNext w:val="0"/>
+        <w:keepLines w:val="0"/>
+        <w:widowControl/>
+        <w:suppressLineNumbers w:val="0"/>
+      </w:pPr>
+      <w:r>
+        <w:t>Most Used Response Methods</w:t>
+      </w:r>
+    </w:p>
+    <w:p>
+      <w:pPr>
+        <w:pStyle w:val="14"/>
+        <w:keepNext w:val="0"/>
+        <w:keepLines w:val="0"/>
+        <w:widowControl/>
+        <w:suppressLineNumbers w:val="0"/>
+        <w:rPr>
+          <w:rStyle w:val="13"/>
+        </w:rPr>
+      </w:pPr>
+      <w:r>
+        <w:rPr>
+          <w:rStyle w:val="13"/>
+        </w:rPr>
+        <w:t>res.send(data);</w:t>
+      </w:r>
+    </w:p>
+    <w:p>
+      <w:pPr>
+        <w:pStyle w:val="14"/>
+        <w:keepNext w:val="0"/>
+        <w:keepLines w:val="0"/>
+        <w:widowControl/>
+        <w:suppressLineNumbers w:val="0"/>
+        <w:rPr>
+          <w:rStyle w:val="13"/>
+        </w:rPr>
+      </w:pPr>
+    </w:p>
+    <w:p>
+      <w:pPr>
+        <w:pStyle w:val="14"/>
+        <w:keepNext w:val="0"/>
+        <w:keepLines w:val="0"/>
+        <w:widowControl/>
+        <w:suppressLineNumbers w:val="0"/>
+        <w:rPr>
+          <w:rStyle w:val="13"/>
+        </w:rPr>
+      </w:pPr>
+      <w:r>
+        <w:rPr>
+          <w:rStyle w:val="13"/>
+        </w:rPr>
+        <w:t>res.json(data);</w:t>
+      </w:r>
+    </w:p>
+    <w:p>
+      <w:pPr>
+        <w:pStyle w:val="14"/>
+        <w:keepNext w:val="0"/>
+        <w:keepLines w:val="0"/>
+        <w:widowControl/>
+        <w:suppressLineNumbers w:val="0"/>
+        <w:rPr>
+          <w:rStyle w:val="13"/>
+        </w:rPr>
+      </w:pPr>
+    </w:p>
+    <w:p>
+      <w:pPr>
+        <w:pStyle w:val="14"/>
+        <w:keepNext w:val="0"/>
+        <w:keepLines w:val="0"/>
+        <w:widowControl/>
+        <w:suppressLineNumbers w:val="0"/>
+        <w:rPr>
+          <w:rStyle w:val="13"/>
+        </w:rPr>
+      </w:pPr>
+      <w:r>
+        <w:rPr>
+          <w:rStyle w:val="13"/>
+        </w:rPr>
+        <w:t>res.status(200);</w:t>
+      </w:r>
+    </w:p>
+    <w:p>
+      <w:pPr>
+        <w:pStyle w:val="14"/>
+        <w:keepNext w:val="0"/>
+        <w:keepLines w:val="0"/>
+        <w:widowControl/>
+        <w:suppressLineNumbers w:val="0"/>
+        <w:rPr>
+          <w:rStyle w:val="13"/>
+        </w:rPr>
+      </w:pPr>
+    </w:p>
+    <w:p>
+      <w:pPr>
+        <w:pStyle w:val="14"/>
+        <w:keepNext w:val="0"/>
+        <w:keepLines w:val="0"/>
+        <w:widowControl/>
+        <w:suppressLineNumbers w:val="0"/>
+        <w:rPr>
+          <w:rStyle w:val="13"/>
+        </w:rPr>
+      </w:pPr>
+      <w:r>
+        <w:rPr>
+          <w:rStyle w:val="13"/>
+        </w:rPr>
+        <w:t>res.status(404);</w:t>
+      </w:r>
+    </w:p>
+    <w:p>
+      <w:pPr>
+        <w:pStyle w:val="14"/>
+        <w:keepNext w:val="0"/>
+        <w:keepLines w:val="0"/>
+        <w:widowControl/>
+        <w:suppressLineNumbers w:val="0"/>
+        <w:rPr>
+          <w:rStyle w:val="13"/>
+        </w:rPr>
+      </w:pPr>
+    </w:p>
+    <w:p>
+      <w:pPr>
+        <w:pStyle w:val="14"/>
+        <w:keepNext w:val="0"/>
+        <w:keepLines w:val="0"/>
+        <w:widowControl/>
+        <w:suppressLineNumbers w:val="0"/>
+        <w:rPr>
+          <w:rStyle w:val="13"/>
+        </w:rPr>
+      </w:pPr>
+      <w:r>
+        <w:rPr>
+          <w:rStyle w:val="13"/>
+        </w:rPr>
+        <w:t>res.status(500);</w:t>
+      </w:r>
+    </w:p>
+    <w:p>
+      <w:pPr>
+        <w:pStyle w:val="14"/>
+        <w:keepNext w:val="0"/>
+        <w:keepLines w:val="0"/>
+        <w:widowControl/>
+        <w:suppressLineNumbers w:val="0"/>
+        <w:rPr>
+          <w:rStyle w:val="13"/>
+        </w:rPr>
+      </w:pPr>
+    </w:p>
+    <w:p>
+      <w:pPr>
+        <w:pStyle w:val="14"/>
+        <w:keepNext w:val="0"/>
+        <w:keepLines w:val="0"/>
+        <w:widowControl/>
+        <w:suppressLineNumbers w:val="0"/>
+      </w:pPr>
+      <w:r>
+        <w:rPr>
+          <w:rStyle w:val="13"/>
+        </w:rPr>
+        <w:t>res.status(200).json(data);</w:t>
+      </w:r>
+    </w:p>
+    <w:p>
+      <w:pPr>
+        <w:keepNext w:val="0"/>
+        <w:keepLines w:val="0"/>
+        <w:widowControl/>
+        <w:suppressLineNumbers w:val="0"/>
+      </w:pPr>
+      <w:r>
+        <w:pict>
+          <v:rect id="_x0000_i1053" o:spt="1" style="height:1.5pt;width:432pt;" fillcolor="#A0A0A0" filled="t" stroked="f" coordsize="21600,21600" o:hr="t" o:hrstd="t" o:hralign="center">
+            <v:path/>
+            <v:fill on="t" focussize="0,0"/>
+            <v:stroke on="f"/>
+            <v:imagedata o:title=""/>
+            <o:lock v:ext="edit"/>
+            <w10:wrap type="none"/>
+            <w10:anchorlock/>
+          </v:rect>
+        </w:pict>
+      </w:r>
+    </w:p>
+    <w:p>
+      <w:pPr>
+        <w:pStyle w:val="2"/>
+        <w:keepNext w:val="0"/>
+        <w:keepLines w:val="0"/>
+        <w:widowControl/>
+        <w:suppressLineNumbers w:val="0"/>
+      </w:pPr>
+      <w:r>
+        <w:t>REST API CRUD Mapping</w:t>
+      </w:r>
+    </w:p>
+    <w:tbl>
+      <w:tblPr>
+        <w:tblStyle w:val="12"/>
+        <w:tblW w:w="0" w:type="auto"/>
+        <w:tblCellSpacing w:w="15" w:type="dxa"/>
+        <w:tblInd w:w="0" w:type="dxa"/>
+        <w:tblBorders>
+          <w:top w:val="none" w:color="auto" w:sz="0" w:space="0"/>
+          <w:left w:val="none" w:color="auto" w:sz="0" w:space="0"/>
+          <w:bottom w:val="none" w:color="auto" w:sz="0" w:space="0"/>
+          <w:right w:val="none" w:color="auto" w:sz="0" w:space="0"/>
+          <w:insideH w:val="none" w:color="auto" w:sz="0" w:space="0"/>
+          <w:insideV w:val="none" w:color="auto" w:sz="0" w:space="0"/>
+        </w:tblBorders>
+        <w:shd w:val="clear" w:color="auto" w:fill="auto"/>
+        <w:tblLayout w:type="autofit"/>
+        <w:tblCellMar>
+          <w:top w:w="15" w:type="dxa"/>
+          <w:left w:w="15" w:type="dxa"/>
+          <w:bottom w:w="15" w:type="dxa"/>
+          <w:right w:w="15" w:type="dxa"/>
+        </w:tblCellMar>
+      </w:tblPr>
+      <w:tblGrid>
+        <w:gridCol w:w="1275"/>
+        <w:gridCol w:w="786"/>
+        <w:gridCol w:w="1275"/>
+      </w:tblGrid>
+      <w:tr>
+        <w:tblPrEx>
+          <w:tblBorders>
+            <w:top w:val="none" w:color="auto" w:sz="0" w:space="0"/>
+            <w:left w:val="none" w:color="auto" w:sz="0" w:space="0"/>
+            <w:bottom w:val="none" w:color="auto" w:sz="0" w:space="0"/>
+            <w:right w:val="none" w:color="auto" w:sz="0" w:space="0"/>
+            <w:insideH w:val="none" w:color="auto" w:sz="0" w:space="0"/>
+            <w:insideV w:val="none" w:color="auto" w:sz="0" w:space="0"/>
+          </w:tblBorders>
+          <w:shd w:val="clear" w:color="auto" w:fill="auto"/>
+          <w:tblCellMar>
+            <w:top w:w="15" w:type="dxa"/>
+            <w:left w:w="15" w:type="dxa"/>
+            <w:bottom w:w="15" w:type="dxa"/>
+            <w:right w:w="15" w:type="dxa"/>
+          </w:tblCellMar>
+        </w:tblPrEx>
+        <w:trPr>
+          <w:tblHeader/>
+          <w:tblCellSpacing w:w="15" w:type="dxa"/>
+        </w:trPr>
+        <w:tc>
+          <w:tcPr>
+            <w:tcW w:w="0" w:type="auto"/>
+            <w:shd w:val="clear" w:color="auto" w:fill="auto"/>
+            <w:vAlign w:val="center"/>
+          </w:tcPr>
+          <w:p>
+            <w:pPr>
+              <w:keepNext w:val="0"/>
+              <w:keepLines w:val="0"/>
+              <w:widowControl/>
+              <w:suppressLineNumbers w:val="0"/>
+              <w:jc w:val="center"/>
+              <w:rPr>
+                <w:b/>
+                <w:bCs/>
+              </w:rPr>
+            </w:pPr>
+            <w:r>
+              <w:rPr>
+                <w:rFonts w:ascii="SimSun" w:hAnsi="SimSun" w:eastAsia="SimSun" w:cs="SimSun"/>
+                <w:b/>
+                <w:bCs/>
+                <w:kern w:val="0"/>
+                <w:sz w:val="24"/>
+                <w:szCs w:val="24"/>
+                <w:lang w:val="en-US" w:eastAsia="zh-CN" w:bidi="ar"/>
+                <w14:ligatures w14:val="standardContextual"/>
+              </w:rPr>
+              <w:t>Operation</w:t>
+            </w:r>
+          </w:p>
+        </w:tc>
+        <w:tc>
+          <w:tcPr>
+            <w:tcW w:w="0" w:type="auto"/>
+            <w:shd w:val="clear" w:color="auto" w:fill="auto"/>
+            <w:vAlign w:val="center"/>
+          </w:tcPr>
+          <w:p>
+            <w:pPr>
+              <w:keepNext w:val="0"/>
+              <w:keepLines w:val="0"/>
+              <w:widowControl/>
+              <w:suppressLineNumbers w:val="0"/>
+              <w:jc w:val="center"/>
+              <w:rPr>
+                <w:b/>
+                <w:bCs/>
+              </w:rPr>
+            </w:pPr>
+            <w:r>
+              <w:rPr>
+                <w:rFonts w:ascii="SimSun" w:hAnsi="SimSun" w:eastAsia="SimSun" w:cs="SimSun"/>
+                <w:b/>
+                <w:bCs/>
+                <w:kern w:val="0"/>
+                <w:sz w:val="24"/>
+                <w:szCs w:val="24"/>
+                <w:lang w:val="en-US" w:eastAsia="zh-CN" w:bidi="ar"/>
+                <w14:ligatures w14:val="standardContextual"/>
+              </w:rPr>
+              <w:t>Method</w:t>
+            </w:r>
+          </w:p>
+        </w:tc>
+        <w:tc>
+          <w:tcPr>
+            <w:tcW w:w="0" w:type="auto"/>
+            <w:shd w:val="clear" w:color="auto" w:fill="auto"/>
+            <w:vAlign w:val="center"/>
+          </w:tcPr>
+          <w:p>
+            <w:pPr>
+              <w:keepNext w:val="0"/>
+              <w:keepLines w:val="0"/>
+              <w:widowControl/>
+              <w:suppressLineNumbers w:val="0"/>
+              <w:jc w:val="center"/>
+              <w:rPr>
+                <w:b/>
+                <w:bCs/>
+              </w:rPr>
+            </w:pPr>
+            <w:r>
+              <w:rPr>
+                <w:rFonts w:ascii="SimSun" w:hAnsi="SimSun" w:eastAsia="SimSun" w:cs="SimSun"/>
+                <w:b/>
+                <w:bCs/>
+                <w:kern w:val="0"/>
+                <w:sz w:val="24"/>
+                <w:szCs w:val="24"/>
+                <w:lang w:val="en-US" w:eastAsia="zh-CN" w:bidi="ar"/>
+                <w14:ligatures w14:val="standardContextual"/>
+              </w:rPr>
+              <w:t>Route</w:t>
+            </w:r>
+          </w:p>
+        </w:tc>
+      </w:tr>
+      <w:tr>
+        <w:tblPrEx>
+          <w:tblBorders>
+            <w:top w:val="none" w:color="auto" w:sz="0" w:space="0"/>
+            <w:left w:val="none" w:color="auto" w:sz="0" w:space="0"/>
+            <w:bottom w:val="none" w:color="auto" w:sz="0" w:space="0"/>
+            <w:right w:val="none" w:color="auto" w:sz="0" w:space="0"/>
+            <w:insideH w:val="none" w:color="auto" w:sz="0" w:space="0"/>
+            <w:insideV w:val="none" w:color="auto" w:sz="0" w:space="0"/>
+          </w:tblBorders>
+          <w:shd w:val="clear" w:color="auto" w:fill="auto"/>
+          <w:tblCellMar>
+            <w:top w:w="15" w:type="dxa"/>
+            <w:left w:w="15" w:type="dxa"/>
+            <w:bottom w:w="15" w:type="dxa"/>
+            <w:right w:w="15" w:type="dxa"/>
+          </w:tblCellMar>
+        </w:tblPrEx>
+        <w:trPr>
+          <w:tblCellSpacing w:w="15" w:type="dxa"/>
+        </w:trPr>
+        <w:tc>
+          <w:tcPr>
+            <w:tcW w:w="0" w:type="auto"/>
+            <w:shd w:val="clear" w:color="auto" w:fill="auto"/>
+            <w:vAlign w:val="center"/>
+          </w:tcPr>
+          <w:p>
+            <w:pPr>
+              <w:keepNext w:val="0"/>
+              <w:keepLines w:val="0"/>
+              <w:widowControl/>
+              <w:suppressLineNumbers w:val="0"/>
+              <w:jc w:val="left"/>
+            </w:pPr>
+            <w:r>
+              <w:rPr>
+                <w:rFonts w:ascii="SimSun" w:hAnsi="SimSun" w:eastAsia="SimSun" w:cs="SimSun"/>
+                <w:kern w:val="0"/>
+                <w:sz w:val="24"/>
+                <w:szCs w:val="24"/>
+                <w:lang w:val="en-US" w:eastAsia="zh-CN" w:bidi="ar"/>
+                <w14:ligatures w14:val="standardContextual"/>
+              </w:rPr>
+              <w:t>Read All</w:t>
+            </w:r>
+          </w:p>
+        </w:tc>
+        <w:tc>
+          <w:tcPr>
+            <w:tcW w:w="0" w:type="auto"/>
+            <w:shd w:val="clear" w:color="auto" w:fill="auto"/>
+            <w:vAlign w:val="center"/>
+          </w:tcPr>
+          <w:p>
+            <w:pPr>
+              <w:keepNext w:val="0"/>
+              <w:keepLines w:val="0"/>
+              <w:widowControl/>
+              <w:suppressLineNumbers w:val="0"/>
+              <w:jc w:val="left"/>
+            </w:pPr>
+            <w:r>
+              <w:rPr>
+                <w:rFonts w:ascii="SimSun" w:hAnsi="SimSun" w:eastAsia="SimSun" w:cs="SimSun"/>
+                <w:kern w:val="0"/>
+                <w:sz w:val="24"/>
+                <w:szCs w:val="24"/>
+                <w:lang w:val="en-US" w:eastAsia="zh-CN" w:bidi="ar"/>
+                <w14:ligatures w14:val="standardContextual"/>
+              </w:rPr>
+              <w:t>GET</w:t>
+            </w:r>
+          </w:p>
+        </w:tc>
+        <w:tc>
+          <w:tcPr>
+            <w:tcW w:w="0" w:type="auto"/>
+            <w:shd w:val="clear" w:color="auto" w:fill="auto"/>
+            <w:vAlign w:val="center"/>
+          </w:tcPr>
+          <w:p>
+            <w:pPr>
+              <w:keepNext w:val="0"/>
+              <w:keepLines w:val="0"/>
+              <w:widowControl/>
+              <w:suppressLineNumbers w:val="0"/>
+              <w:jc w:val="left"/>
+            </w:pPr>
+            <w:r>
+              <w:rPr>
+                <w:rFonts w:ascii="SimSun" w:hAnsi="SimSun" w:eastAsia="SimSun" w:cs="SimSun"/>
+                <w:kern w:val="0"/>
+                <w:sz w:val="24"/>
+                <w:szCs w:val="24"/>
+                <w:lang w:val="en-US" w:eastAsia="zh-CN" w:bidi="ar"/>
+                <w14:ligatures w14:val="standardContextual"/>
+              </w:rPr>
+              <w:t>/jokes</w:t>
+            </w:r>
+          </w:p>
+        </w:tc>
+      </w:tr>
+      <w:tr>
+        <w:tblPrEx>
+          <w:tblBorders>
+            <w:top w:val="none" w:color="auto" w:sz="0" w:space="0"/>
+            <w:left w:val="none" w:color="auto" w:sz="0" w:space="0"/>
+            <w:bottom w:val="none" w:color="auto" w:sz="0" w:space="0"/>
+            <w:right w:val="none" w:color="auto" w:sz="0" w:space="0"/>
+            <w:insideH w:val="none" w:color="auto" w:sz="0" w:space="0"/>
+            <w:insideV w:val="none" w:color="auto" w:sz="0" w:space="0"/>
+          </w:tblBorders>
+          <w:shd w:val="clear" w:color="auto" w:fill="auto"/>
+          <w:tblCellMar>
+            <w:top w:w="15" w:type="dxa"/>
+            <w:left w:w="15" w:type="dxa"/>
+            <w:bottom w:w="15" w:type="dxa"/>
+            <w:right w:w="15" w:type="dxa"/>
+          </w:tblCellMar>
+        </w:tblPrEx>
+        <w:trPr>
+          <w:tblCellSpacing w:w="15" w:type="dxa"/>
+        </w:trPr>
+        <w:tc>
+          <w:tcPr>
+            <w:tcW w:w="0" w:type="auto"/>
+            <w:shd w:val="clear" w:color="auto" w:fill="auto"/>
+            <w:vAlign w:val="center"/>
+          </w:tcPr>
+          <w:p>
+            <w:pPr>
+              <w:keepNext w:val="0"/>
+              <w:keepLines w:val="0"/>
+              <w:widowControl/>
+              <w:suppressLineNumbers w:val="0"/>
+              <w:jc w:val="left"/>
+            </w:pPr>
+            <w:r>
+              <w:rPr>
+                <w:rFonts w:ascii="SimSun" w:hAnsi="SimSun" w:eastAsia="SimSun" w:cs="SimSun"/>
+                <w:kern w:val="0"/>
+                <w:sz w:val="24"/>
+                <w:szCs w:val="24"/>
+                <w:lang w:val="en-US" w:eastAsia="zh-CN" w:bidi="ar"/>
+                <w14:ligatures w14:val="standardContextual"/>
+              </w:rPr>
+              <w:t>Read One</w:t>
+            </w:r>
+          </w:p>
+        </w:tc>
+        <w:tc>
+          <w:tcPr>
+            <w:tcW w:w="0" w:type="auto"/>
+            <w:shd w:val="clear" w:color="auto" w:fill="auto"/>
+            <w:vAlign w:val="center"/>
+          </w:tcPr>
+          <w:p>
+            <w:pPr>
+              <w:keepNext w:val="0"/>
+              <w:keepLines w:val="0"/>
+              <w:widowControl/>
+              <w:suppressLineNumbers w:val="0"/>
+              <w:jc w:val="left"/>
+            </w:pPr>
+            <w:r>
+              <w:rPr>
+                <w:rFonts w:ascii="SimSun" w:hAnsi="SimSun" w:eastAsia="SimSun" w:cs="SimSun"/>
+                <w:kern w:val="0"/>
+                <w:sz w:val="24"/>
+                <w:szCs w:val="24"/>
+                <w:lang w:val="en-US" w:eastAsia="zh-CN" w:bidi="ar"/>
+                <w14:ligatures w14:val="standardContextual"/>
+              </w:rPr>
+              <w:t>GET</w:t>
+            </w:r>
+          </w:p>
+        </w:tc>
+        <w:tc>
+          <w:tcPr>
+            <w:tcW w:w="0" w:type="auto"/>
+            <w:shd w:val="clear" w:color="auto" w:fill="auto"/>
+            <w:vAlign w:val="center"/>
+          </w:tcPr>
+          <w:p>
+            <w:pPr>
+              <w:keepNext w:val="0"/>
+              <w:keepLines w:val="0"/>
+              <w:widowControl/>
+              <w:suppressLineNumbers w:val="0"/>
+              <w:jc w:val="left"/>
+            </w:pPr>
+            <w:r>
+              <w:rPr>
+                <w:rFonts w:ascii="SimSun" w:hAnsi="SimSun" w:eastAsia="SimSun" w:cs="SimSun"/>
+                <w:kern w:val="0"/>
+                <w:sz w:val="24"/>
+                <w:szCs w:val="24"/>
+                <w:lang w:val="en-US" w:eastAsia="zh-CN" w:bidi="ar"/>
+                <w14:ligatures w14:val="standardContextual"/>
+              </w:rPr>
+              <w:t>/jokes/:id</w:t>
+            </w:r>
+          </w:p>
+        </w:tc>
+      </w:tr>
+      <w:tr>
+        <w:tblPrEx>
+          <w:tblBorders>
+            <w:top w:val="none" w:color="auto" w:sz="0" w:space="0"/>
+            <w:left w:val="none" w:color="auto" w:sz="0" w:space="0"/>
+            <w:bottom w:val="none" w:color="auto" w:sz="0" w:space="0"/>
+            <w:right w:val="none" w:color="auto" w:sz="0" w:space="0"/>
+            <w:insideH w:val="none" w:color="auto" w:sz="0" w:space="0"/>
+            <w:insideV w:val="none" w:color="auto" w:sz="0" w:space="0"/>
+          </w:tblBorders>
+          <w:shd w:val="clear" w:color="auto" w:fill="auto"/>
+          <w:tblCellMar>
+            <w:top w:w="15" w:type="dxa"/>
+            <w:left w:w="15" w:type="dxa"/>
+            <w:bottom w:w="15" w:type="dxa"/>
+            <w:right w:w="15" w:type="dxa"/>
+          </w:tblCellMar>
+        </w:tblPrEx>
+        <w:trPr>
+          <w:tblCellSpacing w:w="15" w:type="dxa"/>
+        </w:trPr>
+        <w:tc>
+          <w:tcPr>
+            <w:tcW w:w="0" w:type="auto"/>
+            <w:shd w:val="clear" w:color="auto" w:fill="auto"/>
+            <w:vAlign w:val="center"/>
+          </w:tcPr>
+          <w:p>
+            <w:pPr>
+              <w:keepNext w:val="0"/>
+              <w:keepLines w:val="0"/>
+              <w:widowControl/>
+              <w:suppressLineNumbers w:val="0"/>
+              <w:jc w:val="left"/>
+            </w:pPr>
+            <w:r>
+              <w:rPr>
+                <w:rFonts w:ascii="SimSun" w:hAnsi="SimSun" w:eastAsia="SimSun" w:cs="SimSun"/>
+                <w:kern w:val="0"/>
+                <w:sz w:val="24"/>
+                <w:szCs w:val="24"/>
+                <w:lang w:val="en-US" w:eastAsia="zh-CN" w:bidi="ar"/>
+                <w14:ligatures w14:val="standardContextual"/>
+              </w:rPr>
+              <w:t>Create</w:t>
+            </w:r>
+          </w:p>
+        </w:tc>
+        <w:tc>
+          <w:tcPr>
+            <w:tcW w:w="0" w:type="auto"/>
+            <w:shd w:val="clear" w:color="auto" w:fill="auto"/>
+            <w:vAlign w:val="center"/>
+          </w:tcPr>
+          <w:p>
+            <w:pPr>
+              <w:keepNext w:val="0"/>
+              <w:keepLines w:val="0"/>
+              <w:widowControl/>
+              <w:suppressLineNumbers w:val="0"/>
+              <w:jc w:val="left"/>
+            </w:pPr>
+            <w:r>
+              <w:rPr>
+                <w:rFonts w:ascii="SimSun" w:hAnsi="SimSun" w:eastAsia="SimSun" w:cs="SimSun"/>
+                <w:kern w:val="0"/>
+                <w:sz w:val="24"/>
+                <w:szCs w:val="24"/>
+                <w:lang w:val="en-US" w:eastAsia="zh-CN" w:bidi="ar"/>
+                <w14:ligatures w14:val="standardContextual"/>
+              </w:rPr>
+              <w:t>POST</w:t>
+            </w:r>
+          </w:p>
+        </w:tc>
+        <w:tc>
+          <w:tcPr>
+            <w:tcW w:w="0" w:type="auto"/>
+            <w:shd w:val="clear" w:color="auto" w:fill="auto"/>
+            <w:vAlign w:val="center"/>
+          </w:tcPr>
+          <w:p>
+            <w:pPr>
+              <w:keepNext w:val="0"/>
+              <w:keepLines w:val="0"/>
+              <w:widowControl/>
+              <w:suppressLineNumbers w:val="0"/>
+              <w:jc w:val="left"/>
+            </w:pPr>
+            <w:r>
+              <w:rPr>
+                <w:rFonts w:ascii="SimSun" w:hAnsi="SimSun" w:eastAsia="SimSun" w:cs="SimSun"/>
+                <w:kern w:val="0"/>
+                <w:sz w:val="24"/>
+                <w:szCs w:val="24"/>
+                <w:lang w:val="en-US" w:eastAsia="zh-CN" w:bidi="ar"/>
+                <w14:ligatures w14:val="standardContextual"/>
+              </w:rPr>
+              <w:t>/jokes</w:t>
+            </w:r>
+          </w:p>
+        </w:tc>
+      </w:tr>
+      <w:tr>
+        <w:tblPrEx>
+          <w:tblBorders>
+            <w:top w:val="none" w:color="auto" w:sz="0" w:space="0"/>
+            <w:left w:val="none" w:color="auto" w:sz="0" w:space="0"/>
+            <w:bottom w:val="none" w:color="auto" w:sz="0" w:space="0"/>
+            <w:right w:val="none" w:color="auto" w:sz="0" w:space="0"/>
+            <w:insideH w:val="none" w:color="auto" w:sz="0" w:space="0"/>
+            <w:insideV w:val="none" w:color="auto" w:sz="0" w:space="0"/>
+          </w:tblBorders>
+          <w:shd w:val="clear" w:color="auto" w:fill="auto"/>
+          <w:tblCellMar>
+            <w:top w:w="15" w:type="dxa"/>
+            <w:left w:w="15" w:type="dxa"/>
+            <w:bottom w:w="15" w:type="dxa"/>
+            <w:right w:w="15" w:type="dxa"/>
+          </w:tblCellMar>
+        </w:tblPrEx>
+        <w:trPr>
+          <w:tblCellSpacing w:w="15" w:type="dxa"/>
+        </w:trPr>
+        <w:tc>
+          <w:tcPr>
+            <w:tcW w:w="0" w:type="auto"/>
+            <w:shd w:val="clear" w:color="auto" w:fill="auto"/>
+            <w:vAlign w:val="center"/>
+          </w:tcPr>
+          <w:p>
+            <w:pPr>
+              <w:keepNext w:val="0"/>
+              <w:keepLines w:val="0"/>
+              <w:widowControl/>
+              <w:suppressLineNumbers w:val="0"/>
+              <w:jc w:val="left"/>
+            </w:pPr>
+            <w:r>
+              <w:rPr>
+                <w:rFonts w:ascii="SimSun" w:hAnsi="SimSun" w:eastAsia="SimSun" w:cs="SimSun"/>
+                <w:kern w:val="0"/>
+                <w:sz w:val="24"/>
+                <w:szCs w:val="24"/>
+                <w:lang w:val="en-US" w:eastAsia="zh-CN" w:bidi="ar"/>
+                <w14:ligatures w14:val="standardContextual"/>
+              </w:rPr>
+              <w:t>Replace</w:t>
+            </w:r>
+          </w:p>
+        </w:tc>
+        <w:tc>
+          <w:tcPr>
+            <w:tcW w:w="0" w:type="auto"/>
+            <w:shd w:val="clear" w:color="auto" w:fill="auto"/>
+            <w:vAlign w:val="center"/>
+          </w:tcPr>
+          <w:p>
+            <w:pPr>
+              <w:keepNext w:val="0"/>
+              <w:keepLines w:val="0"/>
+              <w:widowControl/>
+              <w:suppressLineNumbers w:val="0"/>
+              <w:jc w:val="left"/>
+            </w:pPr>
+            <w:r>
+              <w:rPr>
+                <w:rFonts w:ascii="SimSun" w:hAnsi="SimSun" w:eastAsia="SimSun" w:cs="SimSun"/>
+                <w:kern w:val="0"/>
+                <w:sz w:val="24"/>
+                <w:szCs w:val="24"/>
+                <w:lang w:val="en-US" w:eastAsia="zh-CN" w:bidi="ar"/>
+                <w14:ligatures w14:val="standardContextual"/>
+              </w:rPr>
+              <w:t>PUT</w:t>
+            </w:r>
+          </w:p>
+        </w:tc>
+        <w:tc>
+          <w:tcPr>
+            <w:tcW w:w="0" w:type="auto"/>
+            <w:shd w:val="clear" w:color="auto" w:fill="auto"/>
+            <w:vAlign w:val="center"/>
+          </w:tcPr>
+          <w:p>
+            <w:pPr>
+              <w:keepNext w:val="0"/>
+              <w:keepLines w:val="0"/>
+              <w:widowControl/>
+              <w:suppressLineNumbers w:val="0"/>
+              <w:jc w:val="left"/>
+            </w:pPr>
+            <w:r>
+              <w:rPr>
+                <w:rFonts w:ascii="SimSun" w:hAnsi="SimSun" w:eastAsia="SimSun" w:cs="SimSun"/>
+                <w:kern w:val="0"/>
+                <w:sz w:val="24"/>
+                <w:szCs w:val="24"/>
+                <w:lang w:val="en-US" w:eastAsia="zh-CN" w:bidi="ar"/>
+                <w14:ligatures w14:val="standardContextual"/>
+              </w:rPr>
+              <w:t>/jokes/:id</w:t>
+            </w:r>
+          </w:p>
+        </w:tc>
+      </w:tr>
+      <w:tr>
+        <w:tblPrEx>
+          <w:tblBorders>
+            <w:top w:val="none" w:color="auto" w:sz="0" w:space="0"/>
+            <w:left w:val="none" w:color="auto" w:sz="0" w:space="0"/>
+            <w:bottom w:val="none" w:color="auto" w:sz="0" w:space="0"/>
+            <w:right w:val="none" w:color="auto" w:sz="0" w:space="0"/>
+            <w:insideH w:val="none" w:color="auto" w:sz="0" w:space="0"/>
+            <w:insideV w:val="none" w:color="auto" w:sz="0" w:space="0"/>
+          </w:tblBorders>
+          <w:shd w:val="clear" w:color="auto" w:fill="auto"/>
+          <w:tblCellMar>
+            <w:top w:w="15" w:type="dxa"/>
+            <w:left w:w="15" w:type="dxa"/>
+            <w:bottom w:w="15" w:type="dxa"/>
+            <w:right w:w="15" w:type="dxa"/>
+          </w:tblCellMar>
+        </w:tblPrEx>
+        <w:trPr>
+          <w:tblCellSpacing w:w="15" w:type="dxa"/>
+        </w:trPr>
+        <w:tc>
+          <w:tcPr>
+            <w:tcW w:w="0" w:type="auto"/>
+            <w:shd w:val="clear" w:color="auto" w:fill="auto"/>
+            <w:vAlign w:val="center"/>
+          </w:tcPr>
+          <w:p>
+            <w:pPr>
+              <w:keepNext w:val="0"/>
+              <w:keepLines w:val="0"/>
+              <w:widowControl/>
+              <w:suppressLineNumbers w:val="0"/>
+              <w:jc w:val="left"/>
+            </w:pPr>
+            <w:r>
+              <w:rPr>
+                <w:rFonts w:ascii="SimSun" w:hAnsi="SimSun" w:eastAsia="SimSun" w:cs="SimSun"/>
+                <w:kern w:val="0"/>
+                <w:sz w:val="24"/>
+                <w:szCs w:val="24"/>
+                <w:lang w:val="en-US" w:eastAsia="zh-CN" w:bidi="ar"/>
+                <w14:ligatures w14:val="standardContextual"/>
+              </w:rPr>
+              <w:t>Update</w:t>
+            </w:r>
+          </w:p>
+        </w:tc>
+        <w:tc>
+          <w:tcPr>
+            <w:tcW w:w="0" w:type="auto"/>
+            <w:shd w:val="clear" w:color="auto" w:fill="auto"/>
+            <w:vAlign w:val="center"/>
+          </w:tcPr>
+          <w:p>
+            <w:pPr>
+              <w:keepNext w:val="0"/>
+              <w:keepLines w:val="0"/>
+              <w:widowControl/>
+              <w:suppressLineNumbers w:val="0"/>
+              <w:jc w:val="left"/>
+            </w:pPr>
+            <w:r>
+              <w:rPr>
+                <w:rFonts w:ascii="SimSun" w:hAnsi="SimSun" w:eastAsia="SimSun" w:cs="SimSun"/>
+                <w:kern w:val="0"/>
+                <w:sz w:val="24"/>
+                <w:szCs w:val="24"/>
+                <w:lang w:val="en-US" w:eastAsia="zh-CN" w:bidi="ar"/>
+                <w14:ligatures w14:val="standardContextual"/>
+              </w:rPr>
+              <w:t>PATCH</w:t>
+            </w:r>
+          </w:p>
+        </w:tc>
+        <w:tc>
+          <w:tcPr>
+            <w:tcW w:w="0" w:type="auto"/>
+            <w:shd w:val="clear" w:color="auto" w:fill="auto"/>
+            <w:vAlign w:val="center"/>
+          </w:tcPr>
+          <w:p>
+            <w:pPr>
+              <w:keepNext w:val="0"/>
+              <w:keepLines w:val="0"/>
+              <w:widowControl/>
+              <w:suppressLineNumbers w:val="0"/>
+              <w:jc w:val="left"/>
+            </w:pPr>
+            <w:r>
+              <w:rPr>
+                <w:rFonts w:ascii="SimSun" w:hAnsi="SimSun" w:eastAsia="SimSun" w:cs="SimSun"/>
+                <w:kern w:val="0"/>
+                <w:sz w:val="24"/>
+                <w:szCs w:val="24"/>
+                <w:lang w:val="en-US" w:eastAsia="zh-CN" w:bidi="ar"/>
+                <w14:ligatures w14:val="standardContextual"/>
+              </w:rPr>
+              <w:t>/jokes/:id</w:t>
+            </w:r>
+          </w:p>
+        </w:tc>
+      </w:tr>
+      <w:tr>
+        <w:tblPrEx>
+          <w:tblBorders>
+            <w:top w:val="none" w:color="auto" w:sz="0" w:space="0"/>
+            <w:left w:val="none" w:color="auto" w:sz="0" w:space="0"/>
+            <w:bottom w:val="none" w:color="auto" w:sz="0" w:space="0"/>
+            <w:right w:val="none" w:color="auto" w:sz="0" w:space="0"/>
+            <w:insideH w:val="none" w:color="auto" w:sz="0" w:space="0"/>
+            <w:insideV w:val="none" w:color="auto" w:sz="0" w:space="0"/>
+          </w:tblBorders>
+          <w:shd w:val="clear" w:color="auto" w:fill="auto"/>
+          <w:tblCellMar>
+            <w:top w:w="15" w:type="dxa"/>
+            <w:left w:w="15" w:type="dxa"/>
+            <w:bottom w:w="15" w:type="dxa"/>
+            <w:right w:w="15" w:type="dxa"/>
+          </w:tblCellMar>
+        </w:tblPrEx>
+        <w:trPr>
+          <w:tblCellSpacing w:w="15" w:type="dxa"/>
+        </w:trPr>
+        <w:tc>
+          <w:tcPr>
+            <w:tcW w:w="0" w:type="auto"/>
+            <w:shd w:val="clear" w:color="auto" w:fill="auto"/>
+            <w:vAlign w:val="center"/>
+          </w:tcPr>
+          <w:p>
+            <w:pPr>
+              <w:keepNext w:val="0"/>
+              <w:keepLines w:val="0"/>
+              <w:widowControl/>
+              <w:suppressLineNumbers w:val="0"/>
+              <w:jc w:val="left"/>
+            </w:pPr>
+            <w:r>
+              <w:rPr>
+                <w:rFonts w:ascii="SimSun" w:hAnsi="SimSun" w:eastAsia="SimSun" w:cs="SimSun"/>
+                <w:kern w:val="0"/>
+                <w:sz w:val="24"/>
+                <w:szCs w:val="24"/>
+                <w:lang w:val="en-US" w:eastAsia="zh-CN" w:bidi="ar"/>
+                <w14:ligatures w14:val="standardContextual"/>
+              </w:rPr>
+              <w:t>Delete One</w:t>
+            </w:r>
+          </w:p>
+        </w:tc>
+        <w:tc>
+          <w:tcPr>
+            <w:tcW w:w="0" w:type="auto"/>
+            <w:shd w:val="clear" w:color="auto" w:fill="auto"/>
+            <w:vAlign w:val="center"/>
+          </w:tcPr>
+          <w:p>
+            <w:pPr>
+              <w:keepNext w:val="0"/>
+              <w:keepLines w:val="0"/>
+              <w:widowControl/>
+              <w:suppressLineNumbers w:val="0"/>
+              <w:jc w:val="left"/>
+            </w:pPr>
+            <w:r>
+              <w:rPr>
+                <w:rFonts w:ascii="SimSun" w:hAnsi="SimSun" w:eastAsia="SimSun" w:cs="SimSun"/>
+                <w:kern w:val="0"/>
+                <w:sz w:val="24"/>
+                <w:szCs w:val="24"/>
+                <w:lang w:val="en-US" w:eastAsia="zh-CN" w:bidi="ar"/>
+                <w14:ligatures w14:val="standardContextual"/>
+              </w:rPr>
+              <w:t>DELETE</w:t>
+            </w:r>
+          </w:p>
+        </w:tc>
+        <w:tc>
+          <w:tcPr>
+            <w:tcW w:w="0" w:type="auto"/>
+            <w:shd w:val="clear" w:color="auto" w:fill="auto"/>
+            <w:vAlign w:val="center"/>
+          </w:tcPr>
+          <w:p>
+            <w:pPr>
+              <w:keepNext w:val="0"/>
+              <w:keepLines w:val="0"/>
+              <w:widowControl/>
+              <w:suppressLineNumbers w:val="0"/>
+              <w:jc w:val="left"/>
+            </w:pPr>
+            <w:r>
+              <w:rPr>
+                <w:rFonts w:ascii="SimSun" w:hAnsi="SimSun" w:eastAsia="SimSun" w:cs="SimSun"/>
+                <w:kern w:val="0"/>
+                <w:sz w:val="24"/>
+                <w:szCs w:val="24"/>
+                <w:lang w:val="en-US" w:eastAsia="zh-CN" w:bidi="ar"/>
+                <w14:ligatures w14:val="standardContextual"/>
+              </w:rPr>
+              <w:t>/jokes/:id</w:t>
+            </w:r>
+          </w:p>
+        </w:tc>
+      </w:tr>
+      <w:tr>
+        <w:tblPrEx>
+          <w:tblBorders>
+            <w:top w:val="none" w:color="auto" w:sz="0" w:space="0"/>
+            <w:left w:val="none" w:color="auto" w:sz="0" w:space="0"/>
+            <w:bottom w:val="none" w:color="auto" w:sz="0" w:space="0"/>
+            <w:right w:val="none" w:color="auto" w:sz="0" w:space="0"/>
+            <w:insideH w:val="none" w:color="auto" w:sz="0" w:space="0"/>
+            <w:insideV w:val="none" w:color="auto" w:sz="0" w:space="0"/>
+          </w:tblBorders>
+          <w:shd w:val="clear" w:color="auto" w:fill="auto"/>
+          <w:tblCellMar>
+            <w:top w:w="15" w:type="dxa"/>
+            <w:left w:w="15" w:type="dxa"/>
+            <w:bottom w:w="15" w:type="dxa"/>
+            <w:right w:w="15" w:type="dxa"/>
+          </w:tblCellMar>
+        </w:tblPrEx>
+        <w:trPr>
+          <w:tblCellSpacing w:w="15" w:type="dxa"/>
+        </w:trPr>
+        <w:tc>
+          <w:tcPr>
+            <w:tcW w:w="0" w:type="auto"/>
+            <w:shd w:val="clear" w:color="auto" w:fill="auto"/>
+            <w:vAlign w:val="center"/>
+          </w:tcPr>
+          <w:p>
+            <w:pPr>
+              <w:keepNext w:val="0"/>
+              <w:keepLines w:val="0"/>
+              <w:widowControl/>
+              <w:suppressLineNumbers w:val="0"/>
+              <w:jc w:val="left"/>
+            </w:pPr>
+            <w:r>
+              <w:rPr>
+                <w:rFonts w:ascii="SimSun" w:hAnsi="SimSun" w:eastAsia="SimSun" w:cs="SimSun"/>
+                <w:kern w:val="0"/>
+                <w:sz w:val="24"/>
+                <w:szCs w:val="24"/>
+                <w:lang w:val="en-US" w:eastAsia="zh-CN" w:bidi="ar"/>
+                <w14:ligatures w14:val="standardContextual"/>
+              </w:rPr>
+              <w:t>Delete All</w:t>
+            </w:r>
+          </w:p>
+        </w:tc>
+        <w:tc>
+          <w:tcPr>
+            <w:tcW w:w="0" w:type="auto"/>
+            <w:shd w:val="clear" w:color="auto" w:fill="auto"/>
+            <w:vAlign w:val="center"/>
+          </w:tcPr>
+          <w:p>
+            <w:pPr>
+              <w:keepNext w:val="0"/>
+              <w:keepLines w:val="0"/>
+              <w:widowControl/>
+              <w:suppressLineNumbers w:val="0"/>
+              <w:jc w:val="left"/>
+            </w:pPr>
+            <w:r>
+              <w:rPr>
+                <w:rFonts w:ascii="SimSun" w:hAnsi="SimSun" w:eastAsia="SimSun" w:cs="SimSun"/>
+                <w:kern w:val="0"/>
+                <w:sz w:val="24"/>
+                <w:szCs w:val="24"/>
+                <w:lang w:val="en-US" w:eastAsia="zh-CN" w:bidi="ar"/>
+                <w14:ligatures w14:val="standardContextual"/>
+              </w:rPr>
+              <w:t>DELETE</w:t>
+            </w:r>
+          </w:p>
+        </w:tc>
+        <w:tc>
+          <w:tcPr>
+            <w:tcW w:w="0" w:type="auto"/>
+            <w:shd w:val="clear" w:color="auto" w:fill="auto"/>
+            <w:vAlign w:val="center"/>
+          </w:tcPr>
+          <w:p>
+            <w:pPr>
+              <w:keepNext w:val="0"/>
+              <w:keepLines w:val="0"/>
+              <w:widowControl/>
+              <w:suppressLineNumbers w:val="0"/>
+              <w:jc w:val="left"/>
+            </w:pPr>
+            <w:r>
+              <w:rPr>
+                <w:rFonts w:ascii="SimSun" w:hAnsi="SimSun" w:eastAsia="SimSun" w:cs="SimSun"/>
+                <w:kern w:val="0"/>
+                <w:sz w:val="24"/>
+                <w:szCs w:val="24"/>
+                <w:lang w:val="en-US" w:eastAsia="zh-CN" w:bidi="ar"/>
+                <w14:ligatures w14:val="standardContextual"/>
+              </w:rPr>
+              <w:t>/all</w:t>
+            </w:r>
+          </w:p>
+        </w:tc>
+      </w:tr>
+    </w:tbl>
+    <w:p>
+      <w:pPr>
+        <w:pStyle w:val="15"/>
+        <w:keepNext w:val="0"/>
+        <w:keepLines w:val="0"/>
+        <w:widowControl/>
+        <w:suppressLineNumbers w:val="0"/>
+      </w:pPr>
+      <w:r>
+        <w:t xml:space="preserve">Memorize just this table + the </w:t>
+      </w:r>
+      <w:r>
+        <w:rPr>
+          <w:rStyle w:val="13"/>
+        </w:rPr>
+        <w:t>req.params</w:t>
+      </w:r>
+      <w:r>
+        <w:t xml:space="preserve">, </w:t>
+      </w:r>
+      <w:r>
+        <w:rPr>
+          <w:rStyle w:val="13"/>
+        </w:rPr>
+        <w:t>req.query</w:t>
+      </w:r>
+      <w:r>
+        <w:t xml:space="preserve">, and </w:t>
+      </w:r>
+      <w:r>
+        <w:rPr>
+          <w:rStyle w:val="13"/>
+        </w:rPr>
+        <w:t>req.body</w:t>
+      </w:r>
+      <w:r>
+        <w:t xml:space="preserve"> trio. That's 90% of Express CRUD APIs.</w:t>
+      </w:r>
+    </w:p>
+    <w:p>
+      <w:pPr>
+        <w:rPr>
+          <w:rFonts w:hint="default"/>
+          <w:b/>
+          <w:bCs/>
+          <w:lang w:val="en-US"/>
+        </w:rPr>
+      </w:pPr>
+      <w:r>
+        <w:rPr>
+          <w:rFonts w:hint="default"/>
+          <w:b/>
+          <w:bCs/>
+          <w:lang w:val="en-US"/>
+        </w:rPr>
+        <w:t>Database</w:t>
+      </w:r>
+    </w:p>
+    <w:p>
+      <w:pPr>
+        <w:keepNext w:val="0"/>
+        <w:keepLines w:val="0"/>
+        <w:widowControl/>
+        <w:suppressLineNumbers w:val="0"/>
+        <w:shd w:val="clear" w:fill="121314"/>
+        <w:spacing w:line="228" w:lineRule="atLeast"/>
+        <w:jc w:val="left"/>
+        <w:rPr>
+          <w:rFonts w:ascii="Consolas" w:hAnsi="Consolas" w:eastAsia="Consolas" w:cs="Consolas"/>
+          <w:b w:val="0"/>
+          <w:bCs w:val="0"/>
+          <w:color w:val="BBBEBF"/>
+          <w:sz w:val="16"/>
+          <w:szCs w:val="16"/>
+        </w:rPr>
+      </w:pPr>
+      <w:r>
+        <w:rPr>
+          <w:rFonts w:hint="default" w:ascii="Consolas" w:hAnsi="Consolas" w:eastAsia="Consolas" w:cs="Consolas"/>
+          <w:b w:val="0"/>
+          <w:bCs w:val="0"/>
+          <w:color w:val="FF7B72"/>
+          <w:kern w:val="0"/>
+          <w:sz w:val="16"/>
+          <w:szCs w:val="16"/>
+          <w:shd w:val="clear" w:fill="121314"/>
+          <w:lang w:val="en-US" w:eastAsia="zh-CN" w:bidi="ar"/>
+          <w14:ligatures w14:val="standardContextual"/>
+        </w:rPr>
+        <w:t>const</w:t>
+      </w:r>
+      <w:r>
+        <w:rPr>
+          <w:rFonts w:hint="default" w:ascii="Consolas" w:hAnsi="Consolas" w:eastAsia="Consolas" w:cs="Consolas"/>
+          <w:b w:val="0"/>
+          <w:bCs w:val="0"/>
+          <w:color w:val="BBBEBF"/>
+          <w:kern w:val="0"/>
+          <w:sz w:val="16"/>
+          <w:szCs w:val="16"/>
+          <w:shd w:val="clear" w:fill="121314"/>
+          <w:lang w:val="en-US" w:eastAsia="zh-CN" w:bidi="ar"/>
+          <w14:ligatures w14:val="standardContextual"/>
+        </w:rPr>
+        <w:t xml:space="preserve"> </w:t>
+      </w:r>
+      <w:r>
+        <w:rPr>
+          <w:rFonts w:hint="default" w:ascii="Consolas" w:hAnsi="Consolas" w:eastAsia="Consolas" w:cs="Consolas"/>
+          <w:b w:val="0"/>
+          <w:bCs w:val="0"/>
+          <w:color w:val="79C0FF"/>
+          <w:kern w:val="0"/>
+          <w:sz w:val="16"/>
+          <w:szCs w:val="16"/>
+          <w:shd w:val="clear" w:fill="121314"/>
+          <w:lang w:val="en-US" w:eastAsia="zh-CN" w:bidi="ar"/>
+          <w14:ligatures w14:val="standardContextual"/>
+        </w:rPr>
+        <w:t>db</w:t>
+      </w:r>
+      <w:r>
+        <w:rPr>
+          <w:rFonts w:hint="default" w:ascii="Consolas" w:hAnsi="Consolas" w:eastAsia="Consolas" w:cs="Consolas"/>
+          <w:b w:val="0"/>
+          <w:bCs w:val="0"/>
+          <w:color w:val="BBBEBF"/>
+          <w:kern w:val="0"/>
+          <w:sz w:val="16"/>
+          <w:szCs w:val="16"/>
+          <w:shd w:val="clear" w:fill="121314"/>
+          <w:lang w:val="en-US" w:eastAsia="zh-CN" w:bidi="ar"/>
+          <w14:ligatures w14:val="standardContextual"/>
+        </w:rPr>
+        <w:t xml:space="preserve"> </w:t>
+      </w:r>
+      <w:r>
+        <w:rPr>
+          <w:rFonts w:hint="default" w:ascii="Consolas" w:hAnsi="Consolas" w:eastAsia="Consolas" w:cs="Consolas"/>
+          <w:b w:val="0"/>
+          <w:bCs w:val="0"/>
+          <w:color w:val="D4D4D4"/>
+          <w:kern w:val="0"/>
+          <w:sz w:val="16"/>
+          <w:szCs w:val="16"/>
+          <w:shd w:val="clear" w:fill="121314"/>
+          <w:lang w:val="en-US" w:eastAsia="zh-CN" w:bidi="ar"/>
+          <w14:ligatures w14:val="standardContextual"/>
+        </w:rPr>
+        <w:t>=</w:t>
+      </w:r>
+      <w:r>
+        <w:rPr>
+          <w:rFonts w:hint="default" w:ascii="Consolas" w:hAnsi="Consolas" w:eastAsia="Consolas" w:cs="Consolas"/>
+          <w:b w:val="0"/>
+          <w:bCs w:val="0"/>
+          <w:color w:val="BBBEBF"/>
+          <w:kern w:val="0"/>
+          <w:sz w:val="16"/>
+          <w:szCs w:val="16"/>
+          <w:shd w:val="clear" w:fill="121314"/>
+          <w:lang w:val="en-US" w:eastAsia="zh-CN" w:bidi="ar"/>
+          <w14:ligatures w14:val="standardContextual"/>
+        </w:rPr>
+        <w:t xml:space="preserve"> </w:t>
+      </w:r>
+      <w:r>
+        <w:rPr>
+          <w:rFonts w:hint="default" w:ascii="Consolas" w:hAnsi="Consolas" w:eastAsia="Consolas" w:cs="Consolas"/>
+          <w:b w:val="0"/>
+          <w:bCs w:val="0"/>
+          <w:color w:val="569CD6"/>
+          <w:kern w:val="0"/>
+          <w:sz w:val="16"/>
+          <w:szCs w:val="16"/>
+          <w:shd w:val="clear" w:fill="121314"/>
+          <w:lang w:val="en-US" w:eastAsia="zh-CN" w:bidi="ar"/>
+          <w14:ligatures w14:val="standardContextual"/>
+        </w:rPr>
+        <w:t>new</w:t>
+      </w:r>
+      <w:r>
+        <w:rPr>
+          <w:rFonts w:hint="default" w:ascii="Consolas" w:hAnsi="Consolas" w:eastAsia="Consolas" w:cs="Consolas"/>
+          <w:b w:val="0"/>
+          <w:bCs w:val="0"/>
+          <w:color w:val="BBBEBF"/>
+          <w:kern w:val="0"/>
+          <w:sz w:val="16"/>
+          <w:szCs w:val="16"/>
+          <w:shd w:val="clear" w:fill="121314"/>
+          <w:lang w:val="en-US" w:eastAsia="zh-CN" w:bidi="ar"/>
+          <w14:ligatures w14:val="standardContextual"/>
+        </w:rPr>
+        <w:t xml:space="preserve"> </w:t>
+      </w:r>
+      <w:r>
+        <w:rPr>
+          <w:rFonts w:hint="default" w:ascii="Consolas" w:hAnsi="Consolas" w:eastAsia="Consolas" w:cs="Consolas"/>
+          <w:b w:val="0"/>
+          <w:bCs w:val="0"/>
+          <w:color w:val="C9D1D9"/>
+          <w:kern w:val="0"/>
+          <w:sz w:val="16"/>
+          <w:szCs w:val="16"/>
+          <w:shd w:val="clear" w:fill="121314"/>
+          <w:lang w:val="en-US" w:eastAsia="zh-CN" w:bidi="ar"/>
+          <w14:ligatures w14:val="standardContextual"/>
+        </w:rPr>
+        <w:t>pg</w:t>
+      </w:r>
+      <w:r>
+        <w:rPr>
+          <w:rFonts w:hint="default" w:ascii="Consolas" w:hAnsi="Consolas" w:eastAsia="Consolas" w:cs="Consolas"/>
+          <w:b w:val="0"/>
+          <w:bCs w:val="0"/>
+          <w:color w:val="BBBEBF"/>
+          <w:kern w:val="0"/>
+          <w:sz w:val="16"/>
+          <w:szCs w:val="16"/>
+          <w:shd w:val="clear" w:fill="121314"/>
+          <w:lang w:val="en-US" w:eastAsia="zh-CN" w:bidi="ar"/>
+          <w14:ligatures w14:val="standardContextual"/>
+        </w:rPr>
+        <w:t>.</w:t>
+      </w:r>
+      <w:r>
+        <w:rPr>
+          <w:rFonts w:hint="default" w:ascii="Consolas" w:hAnsi="Consolas" w:eastAsia="Consolas" w:cs="Consolas"/>
+          <w:b w:val="0"/>
+          <w:bCs w:val="0"/>
+          <w:color w:val="4EC9B0"/>
+          <w:kern w:val="0"/>
+          <w:sz w:val="16"/>
+          <w:szCs w:val="16"/>
+          <w:shd w:val="clear" w:fill="121314"/>
+          <w:lang w:val="en-US" w:eastAsia="zh-CN" w:bidi="ar"/>
+          <w14:ligatures w14:val="standardContextual"/>
+        </w:rPr>
+        <w:t>Client</w:t>
+      </w:r>
+      <w:r>
+        <w:rPr>
+          <w:rFonts w:hint="default" w:ascii="Consolas" w:hAnsi="Consolas" w:eastAsia="Consolas" w:cs="Consolas"/>
+          <w:b w:val="0"/>
+          <w:bCs w:val="0"/>
+          <w:color w:val="BBBEBF"/>
+          <w:kern w:val="0"/>
+          <w:sz w:val="16"/>
+          <w:szCs w:val="16"/>
+          <w:shd w:val="clear" w:fill="121314"/>
+          <w:lang w:val="en-US" w:eastAsia="zh-CN" w:bidi="ar"/>
+          <w14:ligatures w14:val="standardContextual"/>
+        </w:rPr>
+        <w:t>(</w:t>
+      </w:r>
+    </w:p>
+    <w:p>
+      <w:pPr>
+        <w:keepNext w:val="0"/>
+        <w:keepLines w:val="0"/>
+        <w:widowControl/>
+        <w:suppressLineNumbers w:val="0"/>
+        <w:shd w:val="clear" w:fill="121314"/>
+        <w:spacing w:line="228" w:lineRule="atLeast"/>
+        <w:jc w:val="left"/>
+        <w:rPr>
+          <w:rFonts w:hint="default" w:ascii="Consolas" w:hAnsi="Consolas" w:eastAsia="Consolas" w:cs="Consolas"/>
+          <w:b w:val="0"/>
+          <w:bCs w:val="0"/>
+          <w:color w:val="BBBEBF"/>
+          <w:sz w:val="16"/>
+          <w:szCs w:val="16"/>
+        </w:rPr>
+      </w:pPr>
+      <w:r>
+        <w:rPr>
+          <w:rFonts w:hint="default" w:ascii="Consolas" w:hAnsi="Consolas" w:eastAsia="Consolas" w:cs="Consolas"/>
+          <w:b w:val="0"/>
+          <w:bCs w:val="0"/>
+          <w:color w:val="BBBEBF"/>
+          <w:kern w:val="0"/>
+          <w:sz w:val="16"/>
+          <w:szCs w:val="16"/>
+          <w:shd w:val="clear" w:fill="121314"/>
+          <w:lang w:val="en-US" w:eastAsia="zh-CN" w:bidi="ar"/>
+          <w14:ligatures w14:val="standardContextual"/>
+        </w:rPr>
+        <w:t>  {</w:t>
+      </w:r>
+    </w:p>
+    <w:p>
+      <w:pPr>
+        <w:keepNext w:val="0"/>
+        <w:keepLines w:val="0"/>
+        <w:widowControl/>
+        <w:suppressLineNumbers w:val="0"/>
+        <w:shd w:val="clear" w:fill="121314"/>
+        <w:spacing w:line="228" w:lineRule="atLeast"/>
+        <w:jc w:val="left"/>
+        <w:rPr>
+          <w:rFonts w:hint="default" w:ascii="Consolas" w:hAnsi="Consolas" w:eastAsia="Consolas" w:cs="Consolas"/>
+          <w:b w:val="0"/>
+          <w:bCs w:val="0"/>
+          <w:color w:val="BBBEBF"/>
+          <w:sz w:val="16"/>
+          <w:szCs w:val="16"/>
+        </w:rPr>
+      </w:pPr>
+      <w:r>
+        <w:rPr>
+          <w:rFonts w:hint="default" w:ascii="Consolas" w:hAnsi="Consolas" w:eastAsia="Consolas" w:cs="Consolas"/>
+          <w:b w:val="0"/>
+          <w:bCs w:val="0"/>
+          <w:color w:val="BBBEBF"/>
+          <w:kern w:val="0"/>
+          <w:sz w:val="16"/>
+          <w:szCs w:val="16"/>
+          <w:shd w:val="clear" w:fill="121314"/>
+          <w:lang w:val="en-US" w:eastAsia="zh-CN" w:bidi="ar"/>
+          <w14:ligatures w14:val="standardContextual"/>
+        </w:rPr>
+        <w:t xml:space="preserve">    </w:t>
+      </w:r>
+      <w:r>
+        <w:rPr>
+          <w:rFonts w:hint="default" w:ascii="Consolas" w:hAnsi="Consolas" w:eastAsia="Consolas" w:cs="Consolas"/>
+          <w:b w:val="0"/>
+          <w:bCs w:val="0"/>
+          <w:color w:val="C9D1D9"/>
+          <w:kern w:val="0"/>
+          <w:sz w:val="16"/>
+          <w:szCs w:val="16"/>
+          <w:shd w:val="clear" w:fill="121314"/>
+          <w:lang w:val="en-US" w:eastAsia="zh-CN" w:bidi="ar"/>
+          <w14:ligatures w14:val="standardContextual"/>
+        </w:rPr>
+        <w:t>user</w:t>
+      </w:r>
+      <w:r>
+        <w:rPr>
+          <w:rFonts w:hint="default" w:ascii="Consolas" w:hAnsi="Consolas" w:eastAsia="Consolas" w:cs="Consolas"/>
+          <w:b w:val="0"/>
+          <w:bCs w:val="0"/>
+          <w:color w:val="9CDCFE"/>
+          <w:kern w:val="0"/>
+          <w:sz w:val="16"/>
+          <w:szCs w:val="16"/>
+          <w:shd w:val="clear" w:fill="121314"/>
+          <w:lang w:val="en-US" w:eastAsia="zh-CN" w:bidi="ar"/>
+          <w14:ligatures w14:val="standardContextual"/>
+        </w:rPr>
+        <w:t>:</w:t>
+      </w:r>
+      <w:r>
+        <w:rPr>
+          <w:rFonts w:hint="default" w:ascii="Consolas" w:hAnsi="Consolas" w:eastAsia="Consolas" w:cs="Consolas"/>
+          <w:b w:val="0"/>
+          <w:bCs w:val="0"/>
+          <w:color w:val="A5D6FF"/>
+          <w:kern w:val="0"/>
+          <w:sz w:val="16"/>
+          <w:szCs w:val="16"/>
+          <w:shd w:val="clear" w:fill="121314"/>
+          <w:lang w:val="en-US" w:eastAsia="zh-CN" w:bidi="ar"/>
+          <w14:ligatures w14:val="standardContextual"/>
+        </w:rPr>
+        <w:t>"postgres"</w:t>
+      </w:r>
+      <w:r>
+        <w:rPr>
+          <w:rFonts w:hint="default" w:ascii="Consolas" w:hAnsi="Consolas" w:eastAsia="Consolas" w:cs="Consolas"/>
+          <w:b w:val="0"/>
+          <w:bCs w:val="0"/>
+          <w:color w:val="BBBEBF"/>
+          <w:kern w:val="0"/>
+          <w:sz w:val="16"/>
+          <w:szCs w:val="16"/>
+          <w:shd w:val="clear" w:fill="121314"/>
+          <w:lang w:val="en-US" w:eastAsia="zh-CN" w:bidi="ar"/>
+          <w14:ligatures w14:val="standardContextual"/>
+        </w:rPr>
+        <w:t>,</w:t>
+      </w:r>
+    </w:p>
+    <w:p>
+      <w:pPr>
+        <w:keepNext w:val="0"/>
+        <w:keepLines w:val="0"/>
+        <w:widowControl/>
+        <w:suppressLineNumbers w:val="0"/>
+        <w:shd w:val="clear" w:fill="121314"/>
+        <w:spacing w:line="228" w:lineRule="atLeast"/>
+        <w:jc w:val="left"/>
+        <w:rPr>
+          <w:rFonts w:hint="default" w:ascii="Consolas" w:hAnsi="Consolas" w:eastAsia="Consolas" w:cs="Consolas"/>
+          <w:b w:val="0"/>
+          <w:bCs w:val="0"/>
+          <w:color w:val="BBBEBF"/>
+          <w:sz w:val="16"/>
+          <w:szCs w:val="16"/>
+        </w:rPr>
+      </w:pPr>
+      <w:r>
+        <w:rPr>
+          <w:rFonts w:hint="default" w:ascii="Consolas" w:hAnsi="Consolas" w:eastAsia="Consolas" w:cs="Consolas"/>
+          <w:b w:val="0"/>
+          <w:bCs w:val="0"/>
+          <w:color w:val="BBBEBF"/>
+          <w:kern w:val="0"/>
+          <w:sz w:val="16"/>
+          <w:szCs w:val="16"/>
+          <w:shd w:val="clear" w:fill="121314"/>
+          <w:lang w:val="en-US" w:eastAsia="zh-CN" w:bidi="ar"/>
+          <w14:ligatures w14:val="standardContextual"/>
+        </w:rPr>
+        <w:t xml:space="preserve">    </w:t>
+      </w:r>
+      <w:r>
+        <w:rPr>
+          <w:rFonts w:hint="default" w:ascii="Consolas" w:hAnsi="Consolas" w:eastAsia="Consolas" w:cs="Consolas"/>
+          <w:b w:val="0"/>
+          <w:bCs w:val="0"/>
+          <w:color w:val="C9D1D9"/>
+          <w:kern w:val="0"/>
+          <w:sz w:val="16"/>
+          <w:szCs w:val="16"/>
+          <w:shd w:val="clear" w:fill="121314"/>
+          <w:lang w:val="en-US" w:eastAsia="zh-CN" w:bidi="ar"/>
+          <w14:ligatures w14:val="standardContextual"/>
+        </w:rPr>
+        <w:t>host</w:t>
+      </w:r>
+      <w:r>
+        <w:rPr>
+          <w:rFonts w:hint="default" w:ascii="Consolas" w:hAnsi="Consolas" w:eastAsia="Consolas" w:cs="Consolas"/>
+          <w:b w:val="0"/>
+          <w:bCs w:val="0"/>
+          <w:color w:val="9CDCFE"/>
+          <w:kern w:val="0"/>
+          <w:sz w:val="16"/>
+          <w:szCs w:val="16"/>
+          <w:shd w:val="clear" w:fill="121314"/>
+          <w:lang w:val="en-US" w:eastAsia="zh-CN" w:bidi="ar"/>
+          <w14:ligatures w14:val="standardContextual"/>
+        </w:rPr>
+        <w:t>:</w:t>
+      </w:r>
+      <w:r>
+        <w:rPr>
+          <w:rFonts w:hint="default" w:ascii="Consolas" w:hAnsi="Consolas" w:eastAsia="Consolas" w:cs="Consolas"/>
+          <w:b w:val="0"/>
+          <w:bCs w:val="0"/>
+          <w:color w:val="A5D6FF"/>
+          <w:kern w:val="0"/>
+          <w:sz w:val="16"/>
+          <w:szCs w:val="16"/>
+          <w:shd w:val="clear" w:fill="121314"/>
+          <w:lang w:val="en-US" w:eastAsia="zh-CN" w:bidi="ar"/>
+          <w14:ligatures w14:val="standardContextual"/>
+        </w:rPr>
+        <w:t>"localhost"</w:t>
+      </w:r>
+      <w:r>
+        <w:rPr>
+          <w:rFonts w:hint="default" w:ascii="Consolas" w:hAnsi="Consolas" w:eastAsia="Consolas" w:cs="Consolas"/>
+          <w:b w:val="0"/>
+          <w:bCs w:val="0"/>
+          <w:color w:val="BBBEBF"/>
+          <w:kern w:val="0"/>
+          <w:sz w:val="16"/>
+          <w:szCs w:val="16"/>
+          <w:shd w:val="clear" w:fill="121314"/>
+          <w:lang w:val="en-US" w:eastAsia="zh-CN" w:bidi="ar"/>
+          <w14:ligatures w14:val="standardContextual"/>
+        </w:rPr>
+        <w:t>,</w:t>
+      </w:r>
+    </w:p>
+    <w:p>
+      <w:pPr>
+        <w:keepNext w:val="0"/>
+        <w:keepLines w:val="0"/>
+        <w:widowControl/>
+        <w:suppressLineNumbers w:val="0"/>
+        <w:shd w:val="clear" w:fill="121314"/>
+        <w:spacing w:line="228" w:lineRule="atLeast"/>
+        <w:jc w:val="left"/>
+        <w:rPr>
+          <w:rFonts w:hint="default" w:ascii="Consolas" w:hAnsi="Consolas" w:eastAsia="Consolas" w:cs="Consolas"/>
+          <w:b w:val="0"/>
+          <w:bCs w:val="0"/>
+          <w:color w:val="BBBEBF"/>
+          <w:sz w:val="16"/>
+          <w:szCs w:val="16"/>
+        </w:rPr>
+      </w:pPr>
+      <w:r>
+        <w:rPr>
+          <w:rFonts w:hint="default" w:ascii="Consolas" w:hAnsi="Consolas" w:eastAsia="Consolas" w:cs="Consolas"/>
+          <w:b w:val="0"/>
+          <w:bCs w:val="0"/>
+          <w:color w:val="BBBEBF"/>
+          <w:kern w:val="0"/>
+          <w:sz w:val="16"/>
+          <w:szCs w:val="16"/>
+          <w:shd w:val="clear" w:fill="121314"/>
+          <w:lang w:val="en-US" w:eastAsia="zh-CN" w:bidi="ar"/>
+          <w14:ligatures w14:val="standardContextual"/>
+        </w:rPr>
+        <w:t xml:space="preserve">    </w:t>
+      </w:r>
+      <w:r>
+        <w:rPr>
+          <w:rFonts w:hint="default" w:ascii="Consolas" w:hAnsi="Consolas" w:eastAsia="Consolas" w:cs="Consolas"/>
+          <w:b w:val="0"/>
+          <w:bCs w:val="0"/>
+          <w:color w:val="C9D1D9"/>
+          <w:kern w:val="0"/>
+          <w:sz w:val="16"/>
+          <w:szCs w:val="16"/>
+          <w:shd w:val="clear" w:fill="121314"/>
+          <w:lang w:val="en-US" w:eastAsia="zh-CN" w:bidi="ar"/>
+          <w14:ligatures w14:val="standardContextual"/>
+        </w:rPr>
+        <w:t>database</w:t>
+      </w:r>
+      <w:r>
+        <w:rPr>
+          <w:rFonts w:hint="default" w:ascii="Consolas" w:hAnsi="Consolas" w:eastAsia="Consolas" w:cs="Consolas"/>
+          <w:b w:val="0"/>
+          <w:bCs w:val="0"/>
+          <w:color w:val="9CDCFE"/>
+          <w:kern w:val="0"/>
+          <w:sz w:val="16"/>
+          <w:szCs w:val="16"/>
+          <w:shd w:val="clear" w:fill="121314"/>
+          <w:lang w:val="en-US" w:eastAsia="zh-CN" w:bidi="ar"/>
+          <w14:ligatures w14:val="standardContextual"/>
+        </w:rPr>
+        <w:t>:</w:t>
+      </w:r>
+      <w:r>
+        <w:rPr>
+          <w:rFonts w:hint="default" w:ascii="Consolas" w:hAnsi="Consolas" w:eastAsia="Consolas" w:cs="Consolas"/>
+          <w:b w:val="0"/>
+          <w:bCs w:val="0"/>
+          <w:color w:val="A5D6FF"/>
+          <w:kern w:val="0"/>
+          <w:sz w:val="16"/>
+          <w:szCs w:val="16"/>
+          <w:shd w:val="clear" w:fill="121314"/>
+          <w:lang w:val="en-US" w:eastAsia="zh-CN" w:bidi="ar"/>
+          <w14:ligatures w14:val="standardContextual"/>
+        </w:rPr>
+        <w:t>"world"</w:t>
+      </w:r>
+      <w:r>
+        <w:rPr>
+          <w:rFonts w:hint="default" w:ascii="Consolas" w:hAnsi="Consolas" w:eastAsia="Consolas" w:cs="Consolas"/>
+          <w:b w:val="0"/>
+          <w:bCs w:val="0"/>
+          <w:color w:val="BBBEBF"/>
+          <w:kern w:val="0"/>
+          <w:sz w:val="16"/>
+          <w:szCs w:val="16"/>
+          <w:shd w:val="clear" w:fill="121314"/>
+          <w:lang w:val="en-US" w:eastAsia="zh-CN" w:bidi="ar"/>
+          <w14:ligatures w14:val="standardContextual"/>
+        </w:rPr>
+        <w:t>,</w:t>
+      </w:r>
+    </w:p>
+    <w:p>
+      <w:pPr>
+        <w:keepNext w:val="0"/>
+        <w:keepLines w:val="0"/>
+        <w:widowControl/>
+        <w:suppressLineNumbers w:val="0"/>
+        <w:shd w:val="clear" w:fill="121314"/>
+        <w:spacing w:line="228" w:lineRule="atLeast"/>
+        <w:jc w:val="left"/>
+        <w:rPr>
+          <w:rFonts w:hint="default" w:ascii="Consolas" w:hAnsi="Consolas" w:eastAsia="Consolas" w:cs="Consolas"/>
+          <w:b w:val="0"/>
+          <w:bCs w:val="0"/>
+          <w:color w:val="BBBEBF"/>
+          <w:sz w:val="16"/>
+          <w:szCs w:val="16"/>
+        </w:rPr>
+      </w:pPr>
+      <w:r>
+        <w:rPr>
+          <w:rFonts w:hint="default" w:ascii="Consolas" w:hAnsi="Consolas" w:eastAsia="Consolas" w:cs="Consolas"/>
+          <w:b w:val="0"/>
+          <w:bCs w:val="0"/>
+          <w:color w:val="BBBEBF"/>
+          <w:kern w:val="0"/>
+          <w:sz w:val="16"/>
+          <w:szCs w:val="16"/>
+          <w:shd w:val="clear" w:fill="121314"/>
+          <w:lang w:val="en-US" w:eastAsia="zh-CN" w:bidi="ar"/>
+          <w14:ligatures w14:val="standardContextual"/>
+        </w:rPr>
+        <w:t xml:space="preserve">    </w:t>
+      </w:r>
+      <w:r>
+        <w:rPr>
+          <w:rFonts w:hint="default" w:ascii="Consolas" w:hAnsi="Consolas" w:eastAsia="Consolas" w:cs="Consolas"/>
+          <w:b w:val="0"/>
+          <w:bCs w:val="0"/>
+          <w:color w:val="C9D1D9"/>
+          <w:kern w:val="0"/>
+          <w:sz w:val="16"/>
+          <w:szCs w:val="16"/>
+          <w:shd w:val="clear" w:fill="121314"/>
+          <w:lang w:val="en-US" w:eastAsia="zh-CN" w:bidi="ar"/>
+          <w14:ligatures w14:val="standardContextual"/>
+        </w:rPr>
+        <w:t>password</w:t>
+      </w:r>
+      <w:r>
+        <w:rPr>
+          <w:rFonts w:hint="default" w:ascii="Consolas" w:hAnsi="Consolas" w:eastAsia="Consolas" w:cs="Consolas"/>
+          <w:b w:val="0"/>
+          <w:bCs w:val="0"/>
+          <w:color w:val="9CDCFE"/>
+          <w:kern w:val="0"/>
+          <w:sz w:val="16"/>
+          <w:szCs w:val="16"/>
+          <w:shd w:val="clear" w:fill="121314"/>
+          <w:lang w:val="en-US" w:eastAsia="zh-CN" w:bidi="ar"/>
+          <w14:ligatures w14:val="standardContextual"/>
+        </w:rPr>
+        <w:t>:</w:t>
+      </w:r>
+      <w:r>
+        <w:rPr>
+          <w:rFonts w:hint="default" w:ascii="Consolas" w:hAnsi="Consolas" w:eastAsia="Consolas" w:cs="Consolas"/>
+          <w:b w:val="0"/>
+          <w:bCs w:val="0"/>
+          <w:color w:val="A5D6FF"/>
+          <w:kern w:val="0"/>
+          <w:sz w:val="16"/>
+          <w:szCs w:val="16"/>
+          <w:shd w:val="clear" w:fill="121314"/>
+          <w:lang w:val="en-US" w:eastAsia="zh-CN" w:bidi="ar"/>
+          <w14:ligatures w14:val="standardContextual"/>
+        </w:rPr>
+        <w:t>"worldpass"</w:t>
+      </w:r>
+      <w:r>
+        <w:rPr>
+          <w:rFonts w:hint="default" w:ascii="Consolas" w:hAnsi="Consolas" w:eastAsia="Consolas" w:cs="Consolas"/>
+          <w:b w:val="0"/>
+          <w:bCs w:val="0"/>
+          <w:color w:val="BBBEBF"/>
+          <w:kern w:val="0"/>
+          <w:sz w:val="16"/>
+          <w:szCs w:val="16"/>
+          <w:shd w:val="clear" w:fill="121314"/>
+          <w:lang w:val="en-US" w:eastAsia="zh-CN" w:bidi="ar"/>
+          <w14:ligatures w14:val="standardContextual"/>
+        </w:rPr>
+        <w:t>,</w:t>
+      </w:r>
+    </w:p>
+    <w:p>
+      <w:pPr>
+        <w:keepNext w:val="0"/>
+        <w:keepLines w:val="0"/>
+        <w:widowControl/>
+        <w:suppressLineNumbers w:val="0"/>
+        <w:shd w:val="clear" w:fill="121314"/>
+        <w:spacing w:line="228" w:lineRule="atLeast"/>
+        <w:jc w:val="left"/>
+        <w:rPr>
+          <w:rFonts w:hint="default" w:ascii="Consolas" w:hAnsi="Consolas" w:eastAsia="Consolas" w:cs="Consolas"/>
+          <w:b w:val="0"/>
+          <w:bCs w:val="0"/>
+          <w:color w:val="BBBEBF"/>
+          <w:sz w:val="16"/>
+          <w:szCs w:val="16"/>
+        </w:rPr>
+      </w:pPr>
+      <w:r>
+        <w:rPr>
+          <w:rFonts w:hint="default" w:ascii="Consolas" w:hAnsi="Consolas" w:eastAsia="Consolas" w:cs="Consolas"/>
+          <w:b w:val="0"/>
+          <w:bCs w:val="0"/>
+          <w:color w:val="BBBEBF"/>
+          <w:kern w:val="0"/>
+          <w:sz w:val="16"/>
+          <w:szCs w:val="16"/>
+          <w:shd w:val="clear" w:fill="121314"/>
+          <w:lang w:val="en-US" w:eastAsia="zh-CN" w:bidi="ar"/>
+          <w14:ligatures w14:val="standardContextual"/>
+        </w:rPr>
+        <w:t xml:space="preserve">    </w:t>
+      </w:r>
+      <w:r>
+        <w:rPr>
+          <w:rFonts w:hint="default" w:ascii="Consolas" w:hAnsi="Consolas" w:eastAsia="Consolas" w:cs="Consolas"/>
+          <w:b w:val="0"/>
+          <w:bCs w:val="0"/>
+          <w:color w:val="C9D1D9"/>
+          <w:kern w:val="0"/>
+          <w:sz w:val="16"/>
+          <w:szCs w:val="16"/>
+          <w:shd w:val="clear" w:fill="121314"/>
+          <w:lang w:val="en-US" w:eastAsia="zh-CN" w:bidi="ar"/>
+          <w14:ligatures w14:val="standardContextual"/>
+        </w:rPr>
+        <w:t>port</w:t>
+      </w:r>
+      <w:r>
+        <w:rPr>
+          <w:rFonts w:hint="default" w:ascii="Consolas" w:hAnsi="Consolas" w:eastAsia="Consolas" w:cs="Consolas"/>
+          <w:b w:val="0"/>
+          <w:bCs w:val="0"/>
+          <w:color w:val="9CDCFE"/>
+          <w:kern w:val="0"/>
+          <w:sz w:val="16"/>
+          <w:szCs w:val="16"/>
+          <w:shd w:val="clear" w:fill="121314"/>
+          <w:lang w:val="en-US" w:eastAsia="zh-CN" w:bidi="ar"/>
+          <w14:ligatures w14:val="standardContextual"/>
+        </w:rPr>
+        <w:t>:</w:t>
+      </w:r>
+      <w:r>
+        <w:rPr>
+          <w:rFonts w:hint="default" w:ascii="Consolas" w:hAnsi="Consolas" w:eastAsia="Consolas" w:cs="Consolas"/>
+          <w:b w:val="0"/>
+          <w:bCs w:val="0"/>
+          <w:color w:val="B5CEA8"/>
+          <w:kern w:val="0"/>
+          <w:sz w:val="16"/>
+          <w:szCs w:val="16"/>
+          <w:shd w:val="clear" w:fill="121314"/>
+          <w:lang w:val="en-US" w:eastAsia="zh-CN" w:bidi="ar"/>
+          <w14:ligatures w14:val="standardContextual"/>
+        </w:rPr>
+        <w:t>5432</w:t>
+      </w:r>
+    </w:p>
+    <w:p>
+      <w:pPr>
+        <w:keepNext w:val="0"/>
+        <w:keepLines w:val="0"/>
+        <w:widowControl/>
+        <w:suppressLineNumbers w:val="0"/>
+        <w:shd w:val="clear" w:fill="121314"/>
+        <w:spacing w:line="228" w:lineRule="atLeast"/>
+        <w:jc w:val="left"/>
+        <w:rPr>
+          <w:rFonts w:hint="default" w:ascii="Consolas" w:hAnsi="Consolas" w:eastAsia="Consolas" w:cs="Consolas"/>
+          <w:b w:val="0"/>
+          <w:bCs w:val="0"/>
+          <w:color w:val="BBBEBF"/>
+          <w:sz w:val="16"/>
+          <w:szCs w:val="16"/>
+        </w:rPr>
+      </w:pPr>
+      <w:r>
+        <w:rPr>
+          <w:rFonts w:hint="default" w:ascii="Consolas" w:hAnsi="Consolas" w:eastAsia="Consolas" w:cs="Consolas"/>
+          <w:b w:val="0"/>
+          <w:bCs w:val="0"/>
+          <w:color w:val="C9D1D9"/>
+          <w:kern w:val="0"/>
+          <w:sz w:val="16"/>
+          <w:szCs w:val="16"/>
+          <w:shd w:val="clear" w:fill="121314"/>
+          <w:lang w:val="en-US" w:eastAsia="zh-CN" w:bidi="ar"/>
+          <w14:ligatures w14:val="standardContextual"/>
+        </w:rPr>
+        <w:t xml:space="preserve">  </w:t>
+      </w:r>
+      <w:r>
+        <w:rPr>
+          <w:rFonts w:hint="default" w:ascii="Consolas" w:hAnsi="Consolas" w:eastAsia="Consolas" w:cs="Consolas"/>
+          <w:b w:val="0"/>
+          <w:bCs w:val="0"/>
+          <w:color w:val="BBBEBF"/>
+          <w:kern w:val="0"/>
+          <w:sz w:val="16"/>
+          <w:szCs w:val="16"/>
+          <w:shd w:val="clear" w:fill="121314"/>
+          <w:lang w:val="en-US" w:eastAsia="zh-CN" w:bidi="ar"/>
+          <w14:ligatures w14:val="standardContextual"/>
+        </w:rPr>
+        <w:t>}</w:t>
+      </w:r>
+    </w:p>
+    <w:p>
+      <w:pPr>
+        <w:keepNext w:val="0"/>
+        <w:keepLines w:val="0"/>
+        <w:widowControl/>
+        <w:suppressLineNumbers w:val="0"/>
+        <w:shd w:val="clear" w:fill="121314"/>
+        <w:spacing w:line="228" w:lineRule="atLeast"/>
+        <w:jc w:val="left"/>
+        <w:rPr>
+          <w:rFonts w:hint="default" w:ascii="Consolas" w:hAnsi="Consolas" w:eastAsia="Consolas" w:cs="Consolas"/>
+          <w:b w:val="0"/>
+          <w:bCs w:val="0"/>
+          <w:color w:val="BBBEBF"/>
+          <w:sz w:val="16"/>
+          <w:szCs w:val="16"/>
+        </w:rPr>
+      </w:pPr>
+      <w:r>
+        <w:rPr>
+          <w:rFonts w:hint="default" w:ascii="Consolas" w:hAnsi="Consolas" w:eastAsia="Consolas" w:cs="Consolas"/>
+          <w:b w:val="0"/>
+          <w:bCs w:val="0"/>
+          <w:color w:val="BBBEBF"/>
+          <w:kern w:val="0"/>
+          <w:sz w:val="16"/>
+          <w:szCs w:val="16"/>
+          <w:shd w:val="clear" w:fill="121314"/>
+          <w:lang w:val="en-US" w:eastAsia="zh-CN" w:bidi="ar"/>
+          <w14:ligatures w14:val="standardContextual"/>
+        </w:rPr>
+        <w:t>);</w:t>
+      </w:r>
+    </w:p>
+    <w:p>
+      <w:pPr>
+        <w:keepNext w:val="0"/>
+        <w:keepLines w:val="0"/>
+        <w:widowControl/>
+        <w:suppressLineNumbers w:val="0"/>
+        <w:shd w:val="clear" w:fill="121314"/>
+        <w:spacing w:line="228" w:lineRule="atLeast"/>
+        <w:jc w:val="left"/>
+        <w:rPr>
+          <w:rFonts w:hint="default" w:ascii="Consolas" w:hAnsi="Consolas" w:eastAsia="Consolas" w:cs="Consolas"/>
+          <w:b w:val="0"/>
+          <w:bCs w:val="0"/>
+          <w:color w:val="BBBEBF"/>
+          <w:sz w:val="16"/>
+          <w:szCs w:val="16"/>
+        </w:rPr>
+      </w:pPr>
+    </w:p>
+    <w:p>
+      <w:pPr>
+        <w:keepNext w:val="0"/>
+        <w:keepLines w:val="0"/>
+        <w:widowControl/>
+        <w:suppressLineNumbers w:val="0"/>
+        <w:shd w:val="clear" w:fill="121314"/>
+        <w:spacing w:line="228" w:lineRule="atLeast"/>
+        <w:jc w:val="left"/>
+        <w:rPr>
+          <w:rFonts w:hint="default" w:ascii="Consolas" w:hAnsi="Consolas" w:eastAsia="Consolas" w:cs="Consolas"/>
+          <w:b w:val="0"/>
+          <w:bCs w:val="0"/>
+          <w:color w:val="BBBEBF"/>
+          <w:sz w:val="16"/>
+          <w:szCs w:val="16"/>
+        </w:rPr>
+      </w:pPr>
+      <w:r>
+        <w:rPr>
+          <w:rFonts w:hint="default" w:ascii="Consolas" w:hAnsi="Consolas" w:eastAsia="Consolas" w:cs="Consolas"/>
+          <w:b w:val="0"/>
+          <w:bCs w:val="0"/>
+          <w:color w:val="79C0FF"/>
+          <w:kern w:val="0"/>
+          <w:sz w:val="16"/>
+          <w:szCs w:val="16"/>
+          <w:shd w:val="clear" w:fill="121314"/>
+          <w:lang w:val="en-US" w:eastAsia="zh-CN" w:bidi="ar"/>
+          <w14:ligatures w14:val="standardContextual"/>
+        </w:rPr>
+        <w:t>db</w:t>
+      </w:r>
+      <w:r>
+        <w:rPr>
+          <w:rFonts w:hint="default" w:ascii="Consolas" w:hAnsi="Consolas" w:eastAsia="Consolas" w:cs="Consolas"/>
+          <w:b w:val="0"/>
+          <w:bCs w:val="0"/>
+          <w:color w:val="BBBEBF"/>
+          <w:kern w:val="0"/>
+          <w:sz w:val="16"/>
+          <w:szCs w:val="16"/>
+          <w:shd w:val="clear" w:fill="121314"/>
+          <w:lang w:val="en-US" w:eastAsia="zh-CN" w:bidi="ar"/>
+          <w14:ligatures w14:val="standardContextual"/>
+        </w:rPr>
+        <w:t>.</w:t>
+      </w:r>
+      <w:r>
+        <w:rPr>
+          <w:rFonts w:hint="default" w:ascii="Consolas" w:hAnsi="Consolas" w:eastAsia="Consolas" w:cs="Consolas"/>
+          <w:b w:val="0"/>
+          <w:bCs w:val="0"/>
+          <w:color w:val="D2A8FF"/>
+          <w:kern w:val="0"/>
+          <w:sz w:val="16"/>
+          <w:szCs w:val="16"/>
+          <w:shd w:val="clear" w:fill="121314"/>
+          <w:lang w:val="en-US" w:eastAsia="zh-CN" w:bidi="ar"/>
+          <w14:ligatures w14:val="standardContextual"/>
+        </w:rPr>
+        <w:t>connect</w:t>
+      </w:r>
+      <w:r>
+        <w:rPr>
+          <w:rFonts w:hint="default" w:ascii="Consolas" w:hAnsi="Consolas" w:eastAsia="Consolas" w:cs="Consolas"/>
+          <w:b w:val="0"/>
+          <w:bCs w:val="0"/>
+          <w:color w:val="BBBEBF"/>
+          <w:kern w:val="0"/>
+          <w:sz w:val="16"/>
+          <w:szCs w:val="16"/>
+          <w:shd w:val="clear" w:fill="121314"/>
+          <w:lang w:val="en-US" w:eastAsia="zh-CN" w:bidi="ar"/>
+          <w14:ligatures w14:val="standardContextual"/>
+        </w:rPr>
+        <w:t>();</w:t>
+      </w:r>
+    </w:p>
+    <w:p>
+      <w:pPr>
+        <w:keepNext w:val="0"/>
+        <w:keepLines w:val="0"/>
+        <w:widowControl/>
+        <w:suppressLineNumbers w:val="0"/>
+        <w:shd w:val="clear" w:fill="121314"/>
+        <w:spacing w:line="228" w:lineRule="atLeast"/>
+        <w:jc w:val="left"/>
+        <w:rPr>
+          <w:rFonts w:hint="default" w:ascii="Consolas" w:hAnsi="Consolas" w:eastAsia="Consolas" w:cs="Consolas"/>
+          <w:b w:val="0"/>
+          <w:bCs w:val="0"/>
+          <w:color w:val="BBBEBF"/>
+          <w:sz w:val="16"/>
+          <w:szCs w:val="16"/>
+        </w:rPr>
+      </w:pPr>
+      <w:r>
+        <w:rPr>
+          <w:rFonts w:hint="default" w:ascii="Consolas" w:hAnsi="Consolas" w:eastAsia="Consolas" w:cs="Consolas"/>
+          <w:b w:val="0"/>
+          <w:bCs w:val="0"/>
+          <w:color w:val="C586C0"/>
+          <w:kern w:val="0"/>
+          <w:sz w:val="16"/>
+          <w:szCs w:val="16"/>
+          <w:shd w:val="clear" w:fill="121314"/>
+          <w:lang w:val="en-US" w:eastAsia="zh-CN" w:bidi="ar"/>
+          <w14:ligatures w14:val="standardContextual"/>
+        </w:rPr>
+        <w:t>await</w:t>
+      </w:r>
+      <w:r>
+        <w:rPr>
+          <w:rFonts w:hint="default" w:ascii="Consolas" w:hAnsi="Consolas" w:eastAsia="Consolas" w:cs="Consolas"/>
+          <w:b w:val="0"/>
+          <w:bCs w:val="0"/>
+          <w:color w:val="BBBEBF"/>
+          <w:kern w:val="0"/>
+          <w:sz w:val="16"/>
+          <w:szCs w:val="16"/>
+          <w:shd w:val="clear" w:fill="121314"/>
+          <w:lang w:val="en-US" w:eastAsia="zh-CN" w:bidi="ar"/>
+          <w14:ligatures w14:val="standardContextual"/>
+        </w:rPr>
+        <w:t xml:space="preserve"> </w:t>
+      </w:r>
+      <w:r>
+        <w:rPr>
+          <w:rFonts w:hint="default" w:ascii="Consolas" w:hAnsi="Consolas" w:eastAsia="Consolas" w:cs="Consolas"/>
+          <w:b w:val="0"/>
+          <w:bCs w:val="0"/>
+          <w:color w:val="79C0FF"/>
+          <w:kern w:val="0"/>
+          <w:sz w:val="16"/>
+          <w:szCs w:val="16"/>
+          <w:shd w:val="clear" w:fill="121314"/>
+          <w:lang w:val="en-US" w:eastAsia="zh-CN" w:bidi="ar"/>
+          <w14:ligatures w14:val="standardContextual"/>
+        </w:rPr>
+        <w:t>db</w:t>
+      </w:r>
+      <w:r>
+        <w:rPr>
+          <w:rFonts w:hint="default" w:ascii="Consolas" w:hAnsi="Consolas" w:eastAsia="Consolas" w:cs="Consolas"/>
+          <w:b w:val="0"/>
+          <w:bCs w:val="0"/>
+          <w:color w:val="BBBEBF"/>
+          <w:kern w:val="0"/>
+          <w:sz w:val="16"/>
+          <w:szCs w:val="16"/>
+          <w:shd w:val="clear" w:fill="121314"/>
+          <w:lang w:val="en-US" w:eastAsia="zh-CN" w:bidi="ar"/>
+          <w14:ligatures w14:val="standardContextual"/>
+        </w:rPr>
+        <w:t>.</w:t>
+      </w:r>
+      <w:r>
+        <w:rPr>
+          <w:rFonts w:hint="default" w:ascii="Consolas" w:hAnsi="Consolas" w:eastAsia="Consolas" w:cs="Consolas"/>
+          <w:b w:val="0"/>
+          <w:bCs w:val="0"/>
+          <w:color w:val="D2A8FF"/>
+          <w:kern w:val="0"/>
+          <w:sz w:val="16"/>
+          <w:szCs w:val="16"/>
+          <w:shd w:val="clear" w:fill="121314"/>
+          <w:lang w:val="en-US" w:eastAsia="zh-CN" w:bidi="ar"/>
+          <w14:ligatures w14:val="standardContextual"/>
+        </w:rPr>
+        <w:t>query</w:t>
+      </w:r>
+      <w:r>
+        <w:rPr>
+          <w:rFonts w:hint="default" w:ascii="Consolas" w:hAnsi="Consolas" w:eastAsia="Consolas" w:cs="Consolas"/>
+          <w:b w:val="0"/>
+          <w:bCs w:val="0"/>
+          <w:color w:val="BBBEBF"/>
+          <w:kern w:val="0"/>
+          <w:sz w:val="16"/>
+          <w:szCs w:val="16"/>
+          <w:shd w:val="clear" w:fill="121314"/>
+          <w:lang w:val="en-US" w:eastAsia="zh-CN" w:bidi="ar"/>
+          <w14:ligatures w14:val="standardContextual"/>
+        </w:rPr>
+        <w:t>(</w:t>
+      </w:r>
+      <w:r>
+        <w:rPr>
+          <w:rFonts w:hint="default" w:ascii="Consolas" w:hAnsi="Consolas" w:eastAsia="Consolas" w:cs="Consolas"/>
+          <w:b w:val="0"/>
+          <w:bCs w:val="0"/>
+          <w:color w:val="A5D6FF"/>
+          <w:kern w:val="0"/>
+          <w:sz w:val="16"/>
+          <w:szCs w:val="16"/>
+          <w:shd w:val="clear" w:fill="121314"/>
+          <w:lang w:val="en-US" w:eastAsia="zh-CN" w:bidi="ar"/>
+          <w14:ligatures w14:val="standardContextual"/>
+        </w:rPr>
+        <w:t>"select * from capital"</w:t>
+      </w:r>
+      <w:r>
+        <w:rPr>
+          <w:rFonts w:hint="default" w:ascii="Consolas" w:hAnsi="Consolas" w:eastAsia="Consolas" w:cs="Consolas"/>
+          <w:b w:val="0"/>
+          <w:bCs w:val="0"/>
+          <w:color w:val="BBBEBF"/>
+          <w:kern w:val="0"/>
+          <w:sz w:val="16"/>
+          <w:szCs w:val="16"/>
+          <w:shd w:val="clear" w:fill="121314"/>
+          <w:lang w:val="en-US" w:eastAsia="zh-CN" w:bidi="ar"/>
+          <w14:ligatures w14:val="standardContextual"/>
+        </w:rPr>
+        <w:t>,(</w:t>
+      </w:r>
+      <w:r>
+        <w:rPr>
+          <w:rFonts w:hint="default" w:ascii="Consolas" w:hAnsi="Consolas" w:eastAsia="Consolas" w:cs="Consolas"/>
+          <w:b w:val="0"/>
+          <w:bCs w:val="0"/>
+          <w:color w:val="FFA657"/>
+          <w:kern w:val="0"/>
+          <w:sz w:val="16"/>
+          <w:szCs w:val="16"/>
+          <w:shd w:val="clear" w:fill="121314"/>
+          <w:lang w:val="en-US" w:eastAsia="zh-CN" w:bidi="ar"/>
+          <w14:ligatures w14:val="standardContextual"/>
+        </w:rPr>
+        <w:t>err</w:t>
+      </w:r>
+      <w:r>
+        <w:rPr>
+          <w:rFonts w:hint="default" w:ascii="Consolas" w:hAnsi="Consolas" w:eastAsia="Consolas" w:cs="Consolas"/>
+          <w:b w:val="0"/>
+          <w:bCs w:val="0"/>
+          <w:color w:val="BBBEBF"/>
+          <w:kern w:val="0"/>
+          <w:sz w:val="16"/>
+          <w:szCs w:val="16"/>
+          <w:shd w:val="clear" w:fill="121314"/>
+          <w:lang w:val="en-US" w:eastAsia="zh-CN" w:bidi="ar"/>
+          <w14:ligatures w14:val="standardContextual"/>
+        </w:rPr>
+        <w:t>,</w:t>
+      </w:r>
+      <w:r>
+        <w:rPr>
+          <w:rFonts w:hint="default" w:ascii="Consolas" w:hAnsi="Consolas" w:eastAsia="Consolas" w:cs="Consolas"/>
+          <w:b w:val="0"/>
+          <w:bCs w:val="0"/>
+          <w:color w:val="FFA657"/>
+          <w:kern w:val="0"/>
+          <w:sz w:val="16"/>
+          <w:szCs w:val="16"/>
+          <w:shd w:val="clear" w:fill="121314"/>
+          <w:lang w:val="en-US" w:eastAsia="zh-CN" w:bidi="ar"/>
+          <w14:ligatures w14:val="standardContextual"/>
+        </w:rPr>
+        <w:t>res</w:t>
+      </w:r>
+      <w:r>
+        <w:rPr>
+          <w:rFonts w:hint="default" w:ascii="Consolas" w:hAnsi="Consolas" w:eastAsia="Consolas" w:cs="Consolas"/>
+          <w:b w:val="0"/>
+          <w:bCs w:val="0"/>
+          <w:color w:val="BBBEBF"/>
+          <w:kern w:val="0"/>
+          <w:sz w:val="16"/>
+          <w:szCs w:val="16"/>
+          <w:shd w:val="clear" w:fill="121314"/>
+          <w:lang w:val="en-US" w:eastAsia="zh-CN" w:bidi="ar"/>
+          <w14:ligatures w14:val="standardContextual"/>
+        </w:rPr>
+        <w:t>)</w:t>
+      </w:r>
+      <w:r>
+        <w:rPr>
+          <w:rFonts w:hint="default" w:ascii="Consolas" w:hAnsi="Consolas" w:eastAsia="Consolas" w:cs="Consolas"/>
+          <w:b w:val="0"/>
+          <w:bCs w:val="0"/>
+          <w:color w:val="FF7B72"/>
+          <w:kern w:val="0"/>
+          <w:sz w:val="16"/>
+          <w:szCs w:val="16"/>
+          <w:shd w:val="clear" w:fill="121314"/>
+          <w:lang w:val="en-US" w:eastAsia="zh-CN" w:bidi="ar"/>
+          <w14:ligatures w14:val="standardContextual"/>
+        </w:rPr>
+        <w:t>=&gt;</w:t>
+      </w:r>
+    </w:p>
+    <w:p>
+      <w:pPr>
+        <w:keepNext w:val="0"/>
+        <w:keepLines w:val="0"/>
+        <w:widowControl/>
+        <w:suppressLineNumbers w:val="0"/>
+        <w:shd w:val="clear" w:fill="121314"/>
+        <w:spacing w:line="228" w:lineRule="atLeast"/>
+        <w:jc w:val="left"/>
+        <w:rPr>
+          <w:rFonts w:hint="default" w:ascii="Consolas" w:hAnsi="Consolas" w:eastAsia="Consolas" w:cs="Consolas"/>
+          <w:b w:val="0"/>
+          <w:bCs w:val="0"/>
+          <w:color w:val="BBBEBF"/>
+          <w:sz w:val="16"/>
+          <w:szCs w:val="16"/>
+        </w:rPr>
+      </w:pPr>
+      <w:r>
+        <w:rPr>
+          <w:rFonts w:hint="default" w:ascii="Consolas" w:hAnsi="Consolas" w:eastAsia="Consolas" w:cs="Consolas"/>
+          <w:b w:val="0"/>
+          <w:bCs w:val="0"/>
+          <w:color w:val="C9D1D9"/>
+          <w:kern w:val="0"/>
+          <w:sz w:val="16"/>
+          <w:szCs w:val="16"/>
+          <w:shd w:val="clear" w:fill="121314"/>
+          <w:lang w:val="en-US" w:eastAsia="zh-CN" w:bidi="ar"/>
+          <w14:ligatures w14:val="standardContextual"/>
+        </w:rPr>
+        <w:t>{</w:t>
+      </w:r>
+    </w:p>
+    <w:p>
+      <w:pPr>
+        <w:keepNext w:val="0"/>
+        <w:keepLines w:val="0"/>
+        <w:widowControl/>
+        <w:suppressLineNumbers w:val="0"/>
+        <w:shd w:val="clear" w:fill="121314"/>
+        <w:spacing w:line="228" w:lineRule="atLeast"/>
+        <w:jc w:val="left"/>
+        <w:rPr>
+          <w:rFonts w:hint="default" w:ascii="Consolas" w:hAnsi="Consolas" w:eastAsia="Consolas" w:cs="Consolas"/>
+          <w:b w:val="0"/>
+          <w:bCs w:val="0"/>
+          <w:color w:val="BBBEBF"/>
+          <w:sz w:val="16"/>
+          <w:szCs w:val="16"/>
+        </w:rPr>
+      </w:pPr>
+      <w:r>
+        <w:rPr>
+          <w:rFonts w:hint="default" w:ascii="Consolas" w:hAnsi="Consolas" w:eastAsia="Consolas" w:cs="Consolas"/>
+          <w:b w:val="0"/>
+          <w:bCs w:val="0"/>
+          <w:color w:val="C9D1D9"/>
+          <w:kern w:val="0"/>
+          <w:sz w:val="16"/>
+          <w:szCs w:val="16"/>
+          <w:shd w:val="clear" w:fill="121314"/>
+          <w:lang w:val="en-US" w:eastAsia="zh-CN" w:bidi="ar"/>
+          <w14:ligatures w14:val="standardContextual"/>
+        </w:rPr>
+        <w:t xml:space="preserve">  </w:t>
+      </w:r>
+      <w:r>
+        <w:rPr>
+          <w:rFonts w:hint="default" w:ascii="Consolas" w:hAnsi="Consolas" w:eastAsia="Consolas" w:cs="Consolas"/>
+          <w:b w:val="0"/>
+          <w:bCs w:val="0"/>
+          <w:color w:val="C586C0"/>
+          <w:kern w:val="0"/>
+          <w:sz w:val="16"/>
+          <w:szCs w:val="16"/>
+          <w:shd w:val="clear" w:fill="121314"/>
+          <w:lang w:val="en-US" w:eastAsia="zh-CN" w:bidi="ar"/>
+          <w14:ligatures w14:val="standardContextual"/>
+        </w:rPr>
+        <w:t>if</w:t>
+      </w:r>
+      <w:r>
+        <w:rPr>
+          <w:rFonts w:hint="default" w:ascii="Consolas" w:hAnsi="Consolas" w:eastAsia="Consolas" w:cs="Consolas"/>
+          <w:b w:val="0"/>
+          <w:bCs w:val="0"/>
+          <w:color w:val="C9D1D9"/>
+          <w:kern w:val="0"/>
+          <w:sz w:val="16"/>
+          <w:szCs w:val="16"/>
+          <w:shd w:val="clear" w:fill="121314"/>
+          <w:lang w:val="en-US" w:eastAsia="zh-CN" w:bidi="ar"/>
+          <w14:ligatures w14:val="standardContextual"/>
+        </w:rPr>
+        <w:t>(</w:t>
+      </w:r>
+      <w:r>
+        <w:rPr>
+          <w:rFonts w:hint="default" w:ascii="Consolas" w:hAnsi="Consolas" w:eastAsia="Consolas" w:cs="Consolas"/>
+          <w:b w:val="0"/>
+          <w:bCs w:val="0"/>
+          <w:color w:val="FFA657"/>
+          <w:kern w:val="0"/>
+          <w:sz w:val="16"/>
+          <w:szCs w:val="16"/>
+          <w:shd w:val="clear" w:fill="121314"/>
+          <w:lang w:val="en-US" w:eastAsia="zh-CN" w:bidi="ar"/>
+          <w14:ligatures w14:val="standardContextual"/>
+        </w:rPr>
+        <w:t>err</w:t>
+      </w:r>
+      <w:r>
+        <w:rPr>
+          <w:rFonts w:hint="default" w:ascii="Consolas" w:hAnsi="Consolas" w:eastAsia="Consolas" w:cs="Consolas"/>
+          <w:b w:val="0"/>
+          <w:bCs w:val="0"/>
+          <w:color w:val="C9D1D9"/>
+          <w:kern w:val="0"/>
+          <w:sz w:val="16"/>
+          <w:szCs w:val="16"/>
+          <w:shd w:val="clear" w:fill="121314"/>
+          <w:lang w:val="en-US" w:eastAsia="zh-CN" w:bidi="ar"/>
+          <w14:ligatures w14:val="standardContextual"/>
+        </w:rPr>
+        <w:t>)</w:t>
+      </w:r>
+    </w:p>
+    <w:p>
+      <w:pPr>
+        <w:keepNext w:val="0"/>
+        <w:keepLines w:val="0"/>
+        <w:widowControl/>
+        <w:suppressLineNumbers w:val="0"/>
+        <w:shd w:val="clear" w:fill="121314"/>
+        <w:spacing w:line="228" w:lineRule="atLeast"/>
+        <w:jc w:val="left"/>
+        <w:rPr>
+          <w:rFonts w:hint="default" w:ascii="Consolas" w:hAnsi="Consolas" w:eastAsia="Consolas" w:cs="Consolas"/>
+          <w:b w:val="0"/>
+          <w:bCs w:val="0"/>
+          <w:color w:val="BBBEBF"/>
+          <w:sz w:val="16"/>
+          <w:szCs w:val="16"/>
+        </w:rPr>
+      </w:pPr>
+      <w:r>
+        <w:rPr>
+          <w:rFonts w:hint="default" w:ascii="Consolas" w:hAnsi="Consolas" w:eastAsia="Consolas" w:cs="Consolas"/>
+          <w:b w:val="0"/>
+          <w:bCs w:val="0"/>
+          <w:color w:val="C9D1D9"/>
+          <w:kern w:val="0"/>
+          <w:sz w:val="16"/>
+          <w:szCs w:val="16"/>
+          <w:shd w:val="clear" w:fill="121314"/>
+          <w:lang w:val="en-US" w:eastAsia="zh-CN" w:bidi="ar"/>
+          <w14:ligatures w14:val="standardContextual"/>
+        </w:rPr>
+        <w:t>  {</w:t>
+      </w:r>
+    </w:p>
+    <w:p>
+      <w:pPr>
+        <w:keepNext w:val="0"/>
+        <w:keepLines w:val="0"/>
+        <w:widowControl/>
+        <w:suppressLineNumbers w:val="0"/>
+        <w:shd w:val="clear" w:fill="121314"/>
+        <w:spacing w:line="228" w:lineRule="atLeast"/>
+        <w:jc w:val="left"/>
+        <w:rPr>
+          <w:rFonts w:hint="default" w:ascii="Consolas" w:hAnsi="Consolas" w:eastAsia="Consolas" w:cs="Consolas"/>
+          <w:b w:val="0"/>
+          <w:bCs w:val="0"/>
+          <w:color w:val="BBBEBF"/>
+          <w:sz w:val="16"/>
+          <w:szCs w:val="16"/>
+        </w:rPr>
+      </w:pPr>
+      <w:r>
+        <w:rPr>
+          <w:rFonts w:hint="default" w:ascii="Consolas" w:hAnsi="Consolas" w:eastAsia="Consolas" w:cs="Consolas"/>
+          <w:b w:val="0"/>
+          <w:bCs w:val="0"/>
+          <w:color w:val="C9D1D9"/>
+          <w:kern w:val="0"/>
+          <w:sz w:val="16"/>
+          <w:szCs w:val="16"/>
+          <w:shd w:val="clear" w:fill="121314"/>
+          <w:lang w:val="en-US" w:eastAsia="zh-CN" w:bidi="ar"/>
+          <w14:ligatures w14:val="standardContextual"/>
+        </w:rPr>
+        <w:t xml:space="preserve">    </w:t>
+      </w:r>
+      <w:r>
+        <w:rPr>
+          <w:rFonts w:hint="default" w:ascii="Consolas" w:hAnsi="Consolas" w:eastAsia="Consolas" w:cs="Consolas"/>
+          <w:b w:val="0"/>
+          <w:bCs w:val="0"/>
+          <w:color w:val="79C0FF"/>
+          <w:kern w:val="0"/>
+          <w:sz w:val="16"/>
+          <w:szCs w:val="16"/>
+          <w:shd w:val="clear" w:fill="121314"/>
+          <w:lang w:val="en-US" w:eastAsia="zh-CN" w:bidi="ar"/>
+          <w14:ligatures w14:val="standardContextual"/>
+        </w:rPr>
+        <w:t>console</w:t>
+      </w:r>
+      <w:r>
+        <w:rPr>
+          <w:rFonts w:hint="default" w:ascii="Consolas" w:hAnsi="Consolas" w:eastAsia="Consolas" w:cs="Consolas"/>
+          <w:b w:val="0"/>
+          <w:bCs w:val="0"/>
+          <w:color w:val="C9D1D9"/>
+          <w:kern w:val="0"/>
+          <w:sz w:val="16"/>
+          <w:szCs w:val="16"/>
+          <w:shd w:val="clear" w:fill="121314"/>
+          <w:lang w:val="en-US" w:eastAsia="zh-CN" w:bidi="ar"/>
+          <w14:ligatures w14:val="standardContextual"/>
+        </w:rPr>
+        <w:t>.</w:t>
+      </w:r>
+      <w:r>
+        <w:rPr>
+          <w:rFonts w:hint="default" w:ascii="Consolas" w:hAnsi="Consolas" w:eastAsia="Consolas" w:cs="Consolas"/>
+          <w:b w:val="0"/>
+          <w:bCs w:val="0"/>
+          <w:color w:val="D2A8FF"/>
+          <w:kern w:val="0"/>
+          <w:sz w:val="16"/>
+          <w:szCs w:val="16"/>
+          <w:shd w:val="clear" w:fill="121314"/>
+          <w:lang w:val="en-US" w:eastAsia="zh-CN" w:bidi="ar"/>
+          <w14:ligatures w14:val="standardContextual"/>
+        </w:rPr>
+        <w:t>error</w:t>
+      </w:r>
+      <w:r>
+        <w:rPr>
+          <w:rFonts w:hint="default" w:ascii="Consolas" w:hAnsi="Consolas" w:eastAsia="Consolas" w:cs="Consolas"/>
+          <w:b w:val="0"/>
+          <w:bCs w:val="0"/>
+          <w:color w:val="C9D1D9"/>
+          <w:kern w:val="0"/>
+          <w:sz w:val="16"/>
+          <w:szCs w:val="16"/>
+          <w:shd w:val="clear" w:fill="121314"/>
+          <w:lang w:val="en-US" w:eastAsia="zh-CN" w:bidi="ar"/>
+          <w14:ligatures w14:val="standardContextual"/>
+        </w:rPr>
+        <w:t>(</w:t>
+      </w:r>
+      <w:r>
+        <w:rPr>
+          <w:rFonts w:hint="default" w:ascii="Consolas" w:hAnsi="Consolas" w:eastAsia="Consolas" w:cs="Consolas"/>
+          <w:b w:val="0"/>
+          <w:bCs w:val="0"/>
+          <w:color w:val="A5D6FF"/>
+          <w:kern w:val="0"/>
+          <w:sz w:val="16"/>
+          <w:szCs w:val="16"/>
+          <w:shd w:val="clear" w:fill="121314"/>
+          <w:lang w:val="en-US" w:eastAsia="zh-CN" w:bidi="ar"/>
+          <w14:ligatures w14:val="standardContextual"/>
+        </w:rPr>
+        <w:t>"failed to fetch data"</w:t>
+      </w:r>
+      <w:r>
+        <w:rPr>
+          <w:rFonts w:hint="default" w:ascii="Consolas" w:hAnsi="Consolas" w:eastAsia="Consolas" w:cs="Consolas"/>
+          <w:b w:val="0"/>
+          <w:bCs w:val="0"/>
+          <w:color w:val="D4D4D4"/>
+          <w:kern w:val="0"/>
+          <w:sz w:val="16"/>
+          <w:szCs w:val="16"/>
+          <w:shd w:val="clear" w:fill="121314"/>
+          <w:lang w:val="en-US" w:eastAsia="zh-CN" w:bidi="ar"/>
+          <w14:ligatures w14:val="standardContextual"/>
+        </w:rPr>
+        <w:t>+</w:t>
+      </w:r>
+      <w:r>
+        <w:rPr>
+          <w:rFonts w:hint="default" w:ascii="Consolas" w:hAnsi="Consolas" w:eastAsia="Consolas" w:cs="Consolas"/>
+          <w:b w:val="0"/>
+          <w:bCs w:val="0"/>
+          <w:color w:val="FFA657"/>
+          <w:kern w:val="0"/>
+          <w:sz w:val="16"/>
+          <w:szCs w:val="16"/>
+          <w:shd w:val="clear" w:fill="121314"/>
+          <w:lang w:val="en-US" w:eastAsia="zh-CN" w:bidi="ar"/>
+          <w14:ligatures w14:val="standardContextual"/>
+        </w:rPr>
+        <w:t>err</w:t>
+      </w:r>
+      <w:r>
+        <w:rPr>
+          <w:rFonts w:hint="default" w:ascii="Consolas" w:hAnsi="Consolas" w:eastAsia="Consolas" w:cs="Consolas"/>
+          <w:b w:val="0"/>
+          <w:bCs w:val="0"/>
+          <w:color w:val="C9D1D9"/>
+          <w:kern w:val="0"/>
+          <w:sz w:val="16"/>
+          <w:szCs w:val="16"/>
+          <w:shd w:val="clear" w:fill="121314"/>
+          <w:lang w:val="en-US" w:eastAsia="zh-CN" w:bidi="ar"/>
+          <w14:ligatures w14:val="standardContextual"/>
+        </w:rPr>
+        <w:t>.</w:t>
+      </w:r>
+      <w:r>
+        <w:rPr>
+          <w:rFonts w:hint="default" w:ascii="Consolas" w:hAnsi="Consolas" w:eastAsia="Consolas" w:cs="Consolas"/>
+          <w:b w:val="0"/>
+          <w:bCs w:val="0"/>
+          <w:color w:val="79C0FF"/>
+          <w:kern w:val="0"/>
+          <w:sz w:val="16"/>
+          <w:szCs w:val="16"/>
+          <w:shd w:val="clear" w:fill="121314"/>
+          <w:lang w:val="en-US" w:eastAsia="zh-CN" w:bidi="ar"/>
+          <w14:ligatures w14:val="standardContextual"/>
+        </w:rPr>
+        <w:t>stack</w:t>
+      </w:r>
+      <w:r>
+        <w:rPr>
+          <w:rFonts w:hint="default" w:ascii="Consolas" w:hAnsi="Consolas" w:eastAsia="Consolas" w:cs="Consolas"/>
+          <w:b w:val="0"/>
+          <w:bCs w:val="0"/>
+          <w:color w:val="C9D1D9"/>
+          <w:kern w:val="0"/>
+          <w:sz w:val="16"/>
+          <w:szCs w:val="16"/>
+          <w:shd w:val="clear" w:fill="121314"/>
+          <w:lang w:val="en-US" w:eastAsia="zh-CN" w:bidi="ar"/>
+          <w14:ligatures w14:val="standardContextual"/>
+        </w:rPr>
+        <w:t>);</w:t>
+      </w:r>
+    </w:p>
+    <w:p>
+      <w:pPr>
+        <w:keepNext w:val="0"/>
+        <w:keepLines w:val="0"/>
+        <w:widowControl/>
+        <w:suppressLineNumbers w:val="0"/>
+        <w:shd w:val="clear" w:fill="121314"/>
+        <w:spacing w:line="228" w:lineRule="atLeast"/>
+        <w:jc w:val="left"/>
+        <w:rPr>
+          <w:rFonts w:hint="default" w:ascii="Consolas" w:hAnsi="Consolas" w:eastAsia="Consolas" w:cs="Consolas"/>
+          <w:b w:val="0"/>
+          <w:bCs w:val="0"/>
+          <w:color w:val="BBBEBF"/>
+          <w:sz w:val="16"/>
+          <w:szCs w:val="16"/>
+        </w:rPr>
+      </w:pPr>
+      <w:r>
+        <w:rPr>
+          <w:rFonts w:hint="default" w:ascii="Consolas" w:hAnsi="Consolas" w:eastAsia="Consolas" w:cs="Consolas"/>
+          <w:b w:val="0"/>
+          <w:bCs w:val="0"/>
+          <w:color w:val="C9D1D9"/>
+          <w:kern w:val="0"/>
+          <w:sz w:val="16"/>
+          <w:szCs w:val="16"/>
+          <w:shd w:val="clear" w:fill="121314"/>
+          <w:lang w:val="en-US" w:eastAsia="zh-CN" w:bidi="ar"/>
+          <w14:ligatures w14:val="standardContextual"/>
+        </w:rPr>
+        <w:t>  }</w:t>
+      </w:r>
+    </w:p>
+    <w:p>
+      <w:pPr>
+        <w:keepNext w:val="0"/>
+        <w:keepLines w:val="0"/>
+        <w:widowControl/>
+        <w:suppressLineNumbers w:val="0"/>
+        <w:shd w:val="clear" w:fill="121314"/>
+        <w:spacing w:line="228" w:lineRule="atLeast"/>
+        <w:jc w:val="left"/>
+        <w:rPr>
+          <w:rFonts w:hint="default" w:ascii="Consolas" w:hAnsi="Consolas" w:eastAsia="Consolas" w:cs="Consolas"/>
+          <w:b w:val="0"/>
+          <w:bCs w:val="0"/>
+          <w:color w:val="BBBEBF"/>
+          <w:sz w:val="16"/>
+          <w:szCs w:val="16"/>
+        </w:rPr>
+      </w:pPr>
+      <w:r>
+        <w:rPr>
+          <w:rFonts w:hint="default" w:ascii="Consolas" w:hAnsi="Consolas" w:eastAsia="Consolas" w:cs="Consolas"/>
+          <w:b w:val="0"/>
+          <w:bCs w:val="0"/>
+          <w:color w:val="C9D1D9"/>
+          <w:kern w:val="0"/>
+          <w:sz w:val="16"/>
+          <w:szCs w:val="16"/>
+          <w:shd w:val="clear" w:fill="121314"/>
+          <w:lang w:val="en-US" w:eastAsia="zh-CN" w:bidi="ar"/>
+          <w14:ligatures w14:val="standardContextual"/>
+        </w:rPr>
+        <w:t xml:space="preserve">  </w:t>
+      </w:r>
+      <w:r>
+        <w:rPr>
+          <w:rFonts w:hint="default" w:ascii="Consolas" w:hAnsi="Consolas" w:eastAsia="Consolas" w:cs="Consolas"/>
+          <w:b w:val="0"/>
+          <w:bCs w:val="0"/>
+          <w:color w:val="C586C0"/>
+          <w:kern w:val="0"/>
+          <w:sz w:val="16"/>
+          <w:szCs w:val="16"/>
+          <w:shd w:val="clear" w:fill="121314"/>
+          <w:lang w:val="en-US" w:eastAsia="zh-CN" w:bidi="ar"/>
+          <w14:ligatures w14:val="standardContextual"/>
+        </w:rPr>
+        <w:t>else</w:t>
+      </w:r>
+    </w:p>
+    <w:p>
+      <w:pPr>
+        <w:keepNext w:val="0"/>
+        <w:keepLines w:val="0"/>
+        <w:widowControl/>
+        <w:suppressLineNumbers w:val="0"/>
+        <w:shd w:val="clear" w:fill="121314"/>
+        <w:spacing w:line="228" w:lineRule="atLeast"/>
+        <w:jc w:val="left"/>
+        <w:rPr>
+          <w:rFonts w:hint="default" w:ascii="Consolas" w:hAnsi="Consolas" w:eastAsia="Consolas" w:cs="Consolas"/>
+          <w:b w:val="0"/>
+          <w:bCs w:val="0"/>
+          <w:color w:val="BBBEBF"/>
+          <w:sz w:val="16"/>
+          <w:szCs w:val="16"/>
+        </w:rPr>
+      </w:pPr>
+      <w:r>
+        <w:rPr>
+          <w:rFonts w:hint="default" w:ascii="Consolas" w:hAnsi="Consolas" w:eastAsia="Consolas" w:cs="Consolas"/>
+          <w:b w:val="0"/>
+          <w:bCs w:val="0"/>
+          <w:color w:val="C9D1D9"/>
+          <w:kern w:val="0"/>
+          <w:sz w:val="16"/>
+          <w:szCs w:val="16"/>
+          <w:shd w:val="clear" w:fill="121314"/>
+          <w:lang w:val="en-US" w:eastAsia="zh-CN" w:bidi="ar"/>
+          <w14:ligatures w14:val="standardContextual"/>
+        </w:rPr>
+        <w:t>  {</w:t>
+      </w:r>
+    </w:p>
+    <w:p>
+      <w:pPr>
+        <w:keepNext w:val="0"/>
+        <w:keepLines w:val="0"/>
+        <w:widowControl/>
+        <w:suppressLineNumbers w:val="0"/>
+        <w:shd w:val="clear" w:fill="121314"/>
+        <w:spacing w:line="228" w:lineRule="atLeast"/>
+        <w:jc w:val="left"/>
+        <w:rPr>
+          <w:rFonts w:hint="default" w:ascii="Consolas" w:hAnsi="Consolas" w:eastAsia="Consolas" w:cs="Consolas"/>
+          <w:b w:val="0"/>
+          <w:bCs w:val="0"/>
+          <w:color w:val="BBBEBF"/>
+          <w:sz w:val="16"/>
+          <w:szCs w:val="16"/>
+        </w:rPr>
+      </w:pPr>
+      <w:r>
+        <w:rPr>
+          <w:rFonts w:hint="default" w:ascii="Consolas" w:hAnsi="Consolas" w:eastAsia="Consolas" w:cs="Consolas"/>
+          <w:b w:val="0"/>
+          <w:bCs w:val="0"/>
+          <w:color w:val="C9D1D9"/>
+          <w:kern w:val="0"/>
+          <w:sz w:val="16"/>
+          <w:szCs w:val="16"/>
+          <w:shd w:val="clear" w:fill="121314"/>
+          <w:lang w:val="en-US" w:eastAsia="zh-CN" w:bidi="ar"/>
+          <w14:ligatures w14:val="standardContextual"/>
+        </w:rPr>
+        <w:t>    quiz</w:t>
+      </w:r>
+      <w:r>
+        <w:rPr>
+          <w:rFonts w:hint="default" w:ascii="Consolas" w:hAnsi="Consolas" w:eastAsia="Consolas" w:cs="Consolas"/>
+          <w:b w:val="0"/>
+          <w:bCs w:val="0"/>
+          <w:color w:val="D4D4D4"/>
+          <w:kern w:val="0"/>
+          <w:sz w:val="16"/>
+          <w:szCs w:val="16"/>
+          <w:shd w:val="clear" w:fill="121314"/>
+          <w:lang w:val="en-US" w:eastAsia="zh-CN" w:bidi="ar"/>
+          <w14:ligatures w14:val="standardContextual"/>
+        </w:rPr>
+        <w:t>=</w:t>
+      </w:r>
+      <w:r>
+        <w:rPr>
+          <w:rFonts w:hint="default" w:ascii="Consolas" w:hAnsi="Consolas" w:eastAsia="Consolas" w:cs="Consolas"/>
+          <w:b w:val="0"/>
+          <w:bCs w:val="0"/>
+          <w:color w:val="FFA657"/>
+          <w:kern w:val="0"/>
+          <w:sz w:val="16"/>
+          <w:szCs w:val="16"/>
+          <w:shd w:val="clear" w:fill="121314"/>
+          <w:lang w:val="en-US" w:eastAsia="zh-CN" w:bidi="ar"/>
+          <w14:ligatures w14:val="standardContextual"/>
+        </w:rPr>
+        <w:t>res</w:t>
+      </w:r>
+      <w:r>
+        <w:rPr>
+          <w:rFonts w:hint="default" w:ascii="Consolas" w:hAnsi="Consolas" w:eastAsia="Consolas" w:cs="Consolas"/>
+          <w:b w:val="0"/>
+          <w:bCs w:val="0"/>
+          <w:color w:val="C9D1D9"/>
+          <w:kern w:val="0"/>
+          <w:sz w:val="16"/>
+          <w:szCs w:val="16"/>
+          <w:shd w:val="clear" w:fill="121314"/>
+          <w:lang w:val="en-US" w:eastAsia="zh-CN" w:bidi="ar"/>
+          <w14:ligatures w14:val="standardContextual"/>
+        </w:rPr>
+        <w:t>.rows;</w:t>
+      </w:r>
+    </w:p>
+    <w:p>
+      <w:pPr>
+        <w:keepNext w:val="0"/>
+        <w:keepLines w:val="0"/>
+        <w:widowControl/>
+        <w:suppressLineNumbers w:val="0"/>
+        <w:shd w:val="clear" w:fill="121314"/>
+        <w:spacing w:line="228" w:lineRule="atLeast"/>
+        <w:jc w:val="left"/>
+        <w:rPr>
+          <w:rFonts w:hint="default" w:ascii="Consolas" w:hAnsi="Consolas" w:eastAsia="Consolas" w:cs="Consolas"/>
+          <w:b w:val="0"/>
+          <w:bCs w:val="0"/>
+          <w:color w:val="BBBEBF"/>
+          <w:sz w:val="16"/>
+          <w:szCs w:val="16"/>
+        </w:rPr>
+      </w:pPr>
+      <w:r>
+        <w:rPr>
+          <w:rFonts w:hint="default" w:ascii="Consolas" w:hAnsi="Consolas" w:eastAsia="Consolas" w:cs="Consolas"/>
+          <w:b w:val="0"/>
+          <w:bCs w:val="0"/>
+          <w:color w:val="C9D1D9"/>
+          <w:kern w:val="0"/>
+          <w:sz w:val="16"/>
+          <w:szCs w:val="16"/>
+          <w:shd w:val="clear" w:fill="121314"/>
+          <w:lang w:val="en-US" w:eastAsia="zh-CN" w:bidi="ar"/>
+          <w14:ligatures w14:val="standardContextual"/>
+        </w:rPr>
+        <w:t>  }</w:t>
+      </w:r>
+    </w:p>
+    <w:p>
+      <w:pPr>
+        <w:keepNext w:val="0"/>
+        <w:keepLines w:val="0"/>
+        <w:widowControl/>
+        <w:suppressLineNumbers w:val="0"/>
+        <w:shd w:val="clear" w:fill="121314"/>
+        <w:spacing w:line="228" w:lineRule="atLeast"/>
+        <w:jc w:val="left"/>
+        <w:rPr>
+          <w:rFonts w:hint="default" w:ascii="Consolas" w:hAnsi="Consolas" w:eastAsia="Consolas" w:cs="Consolas"/>
+          <w:b w:val="0"/>
+          <w:bCs w:val="0"/>
+          <w:color w:val="BBBEBF"/>
+          <w:sz w:val="16"/>
+          <w:szCs w:val="16"/>
+        </w:rPr>
+      </w:pPr>
+      <w:r>
+        <w:rPr>
+          <w:rFonts w:hint="default" w:ascii="Consolas" w:hAnsi="Consolas" w:eastAsia="Consolas" w:cs="Consolas"/>
+          <w:b w:val="0"/>
+          <w:bCs w:val="0"/>
+          <w:color w:val="C9D1D9"/>
+          <w:kern w:val="0"/>
+          <w:sz w:val="16"/>
+          <w:szCs w:val="16"/>
+          <w:shd w:val="clear" w:fill="121314"/>
+          <w:lang w:val="en-US" w:eastAsia="zh-CN" w:bidi="ar"/>
+          <w14:ligatures w14:val="standardContextual"/>
+        </w:rPr>
+        <w:t>}</w:t>
+      </w:r>
+      <w:r>
+        <w:rPr>
+          <w:rFonts w:hint="default" w:ascii="Consolas" w:hAnsi="Consolas" w:eastAsia="Consolas" w:cs="Consolas"/>
+          <w:b w:val="0"/>
+          <w:bCs w:val="0"/>
+          <w:color w:val="BBBEBF"/>
+          <w:kern w:val="0"/>
+          <w:sz w:val="16"/>
+          <w:szCs w:val="16"/>
+          <w:shd w:val="clear" w:fill="121314"/>
+          <w:lang w:val="en-US" w:eastAsia="zh-CN" w:bidi="ar"/>
+          <w14:ligatures w14:val="standardContextual"/>
+        </w:rPr>
+        <w:t>);</w:t>
+      </w:r>
+    </w:p>
+    <w:p>
+      <w:pPr>
+        <w:keepNext w:val="0"/>
+        <w:keepLines w:val="0"/>
+        <w:widowControl/>
+        <w:suppressLineNumbers w:val="0"/>
+        <w:shd w:val="clear" w:fill="121314"/>
+        <w:spacing w:line="228" w:lineRule="atLeast"/>
+        <w:jc w:val="left"/>
+        <w:rPr>
+          <w:rFonts w:hint="default" w:ascii="Consolas" w:hAnsi="Consolas" w:eastAsia="Consolas" w:cs="Consolas"/>
+          <w:b w:val="0"/>
+          <w:bCs w:val="0"/>
+          <w:color w:val="BBBEBF"/>
+          <w:sz w:val="16"/>
+          <w:szCs w:val="16"/>
+        </w:rPr>
+      </w:pPr>
+      <w:r>
+        <w:rPr>
+          <w:rFonts w:hint="default" w:ascii="Consolas" w:hAnsi="Consolas" w:eastAsia="Consolas" w:cs="Consolas"/>
+          <w:b w:val="0"/>
+          <w:bCs w:val="0"/>
+          <w:color w:val="79C0FF"/>
+          <w:kern w:val="0"/>
+          <w:sz w:val="16"/>
+          <w:szCs w:val="16"/>
+          <w:shd w:val="clear" w:fill="121314"/>
+          <w:lang w:val="en-US" w:eastAsia="zh-CN" w:bidi="ar"/>
+          <w14:ligatures w14:val="standardContextual"/>
+        </w:rPr>
+        <w:t>db</w:t>
+      </w:r>
+      <w:r>
+        <w:rPr>
+          <w:rFonts w:hint="default" w:ascii="Consolas" w:hAnsi="Consolas" w:eastAsia="Consolas" w:cs="Consolas"/>
+          <w:b w:val="0"/>
+          <w:bCs w:val="0"/>
+          <w:color w:val="BBBEBF"/>
+          <w:kern w:val="0"/>
+          <w:sz w:val="16"/>
+          <w:szCs w:val="16"/>
+          <w:shd w:val="clear" w:fill="121314"/>
+          <w:lang w:val="en-US" w:eastAsia="zh-CN" w:bidi="ar"/>
+          <w14:ligatures w14:val="standardContextual"/>
+        </w:rPr>
+        <w:t>.</w:t>
+      </w:r>
+      <w:r>
+        <w:rPr>
+          <w:rFonts w:hint="default" w:ascii="Consolas" w:hAnsi="Consolas" w:eastAsia="Consolas" w:cs="Consolas"/>
+          <w:b w:val="0"/>
+          <w:bCs w:val="0"/>
+          <w:color w:val="D2A8FF"/>
+          <w:kern w:val="0"/>
+          <w:sz w:val="16"/>
+          <w:szCs w:val="16"/>
+          <w:shd w:val="clear" w:fill="121314"/>
+          <w:lang w:val="en-US" w:eastAsia="zh-CN" w:bidi="ar"/>
+          <w14:ligatures w14:val="standardContextual"/>
+        </w:rPr>
+        <w:t>end</w:t>
+      </w:r>
+      <w:r>
+        <w:rPr>
+          <w:rFonts w:hint="default" w:ascii="Consolas" w:hAnsi="Consolas" w:eastAsia="Consolas" w:cs="Consolas"/>
+          <w:b w:val="0"/>
+          <w:bCs w:val="0"/>
+          <w:color w:val="BBBEBF"/>
+          <w:kern w:val="0"/>
+          <w:sz w:val="16"/>
+          <w:szCs w:val="16"/>
+          <w:shd w:val="clear" w:fill="121314"/>
+          <w:lang w:val="en-US" w:eastAsia="zh-CN" w:bidi="ar"/>
+          <w14:ligatures w14:val="standardContextual"/>
+        </w:rPr>
+        <w:t>();</w:t>
+      </w:r>
+    </w:p>
+    <w:p>
+      <w:pPr>
+        <w:rPr>
+          <w:rFonts w:hint="default"/>
+          <w:b/>
+          <w:bCs/>
+          <w:lang w:val="en-US"/>
+        </w:rPr>
+      </w:pPr>
       <w:bookmarkStart w:id="0" w:name="_GoBack"/>
       <w:bookmarkEnd w:id="0"/>
     </w:p>
-    <w:p/>
     <w:sectPr>
       <w:pgSz w:w="11906" w:h="16838"/>
       <w:pgMar w:top="1440" w:right="1440" w:bottom="1440" w:left="1440" w:header="708" w:footer="708" w:gutter="0"/>
@@ -2464,7 +8079,7 @@
     <w:lsdException w:qFormat="1" w:unhideWhenUsed="0" w:uiPriority="10" w:semiHidden="0" w:name="Title"/>
     <w:lsdException w:uiPriority="99" w:name="Closing"/>
     <w:lsdException w:uiPriority="99" w:name="Signature"/>
-    <w:lsdException w:uiPriority="1" w:semiHidden="0" w:name="Default Paragraph Font"/>
+    <w:lsdException w:qFormat="1" w:uiPriority="1" w:semiHidden="0" w:name="Default Paragraph Font"/>
     <w:lsdException w:uiPriority="99" w:name="Body Text"/>
     <w:lsdException w:uiPriority="99" w:name="Body Text Indent"/>
     <w:lsdException w:uiPriority="99" w:name="List Continue"/>
@@ -2491,18 +8106,18 @@
     <w:lsdException w:uiPriority="99" w:name="Document Map"/>
     <w:lsdException w:uiPriority="99" w:name="Plain Text"/>
     <w:lsdException w:uiPriority="99" w:name="E-mail Signature"/>
-    <w:lsdException w:uiPriority="99" w:name="Normal (Web)"/>
+    <w:lsdException w:qFormat="1" w:uiPriority="99" w:name="Normal (Web)"/>
     <w:lsdException w:uiPriority="99" w:name="HTML Acronym"/>
     <w:lsdException w:uiPriority="99" w:name="HTML Address"/>
     <w:lsdException w:uiPriority="99" w:name="HTML Cite"/>
-    <w:lsdException w:uiPriority="99" w:name="HTML Code"/>
+    <w:lsdException w:qFormat="1" w:uiPriority="99" w:name="HTML Code"/>
     <w:lsdException w:uiPriority="99" w:name="HTML Definition"/>
     <w:lsdException w:uiPriority="99" w:name="HTML Keyboard"/>
-    <w:lsdException w:uiPriority="99" w:name="HTML Preformatted"/>
+    <w:lsdException w:qFormat="1" w:uiPriority="99" w:name="HTML Preformatted"/>
     <w:lsdException w:uiPriority="99" w:name="HTML Sample"/>
     <w:lsdException w:uiPriority="99" w:name="HTML Typewriter"/>
     <w:lsdException w:uiPriority="99" w:name="HTML Variable"/>
-    <w:lsdException w:uiPriority="99" w:name="Normal Table"/>
+    <w:lsdException w:qFormat="1" w:uiPriority="99" w:name="Normal Table"/>
     <w:lsdException w:uiPriority="99" w:name="annotation subject"/>
     <w:lsdException w:uiPriority="99" w:name="Table Simple 1"/>
     <w:lsdException w:uiPriority="99" w:name="Table Simple 2"/>
@@ -2671,7 +8286,7 @@
     <w:name w:val="heading 1"/>
     <w:basedOn w:val="1"/>
     <w:next w:val="1"/>
-    <w:link w:val="18"/>
+    <w:link w:val="19"/>
     <w:qFormat/>
     <w:uiPriority w:val="9"/>
     <w:pPr>
@@ -2691,7 +8306,7 @@
     <w:name w:val="heading 2"/>
     <w:basedOn w:val="1"/>
     <w:next w:val="1"/>
-    <w:link w:val="19"/>
+    <w:link w:val="20"/>
     <w:semiHidden/>
     <w:unhideWhenUsed/>
     <w:qFormat/>
@@ -2713,7 +8328,7 @@
     <w:name w:val="heading 3"/>
     <w:basedOn w:val="1"/>
     <w:next w:val="1"/>
-    <w:link w:val="20"/>
+    <w:link w:val="21"/>
     <w:semiHidden/>
     <w:unhideWhenUsed/>
     <w:qFormat/>
@@ -2735,7 +8350,7 @@
     <w:name w:val="heading 4"/>
     <w:basedOn w:val="1"/>
     <w:next w:val="1"/>
-    <w:link w:val="21"/>
+    <w:link w:val="22"/>
     <w:semiHidden/>
     <w:unhideWhenUsed/>
     <w:qFormat/>
@@ -2757,7 +8372,7 @@
     <w:name w:val="heading 5"/>
     <w:basedOn w:val="1"/>
     <w:next w:val="1"/>
-    <w:link w:val="22"/>
+    <w:link w:val="23"/>
     <w:semiHidden/>
     <w:unhideWhenUsed/>
     <w:qFormat/>
@@ -2777,7 +8392,7 @@
     <w:name w:val="heading 6"/>
     <w:basedOn w:val="1"/>
     <w:next w:val="1"/>
-    <w:link w:val="23"/>
+    <w:link w:val="24"/>
     <w:semiHidden/>
     <w:unhideWhenUsed/>
     <w:qFormat/>
@@ -2807,7 +8422,7 @@
     <w:name w:val="heading 7"/>
     <w:basedOn w:val="1"/>
     <w:next w:val="1"/>
-    <w:link w:val="24"/>
+    <w:link w:val="25"/>
     <w:semiHidden/>
     <w:unhideWhenUsed/>
     <w:qFormat/>
@@ -2835,7 +8450,7 @@
     <w:name w:val="heading 8"/>
     <w:basedOn w:val="1"/>
     <w:next w:val="1"/>
-    <w:link w:val="25"/>
+    <w:link w:val="26"/>
     <w:semiHidden/>
     <w:unhideWhenUsed/>
     <w:qFormat/>
@@ -2865,7 +8480,7 @@
     <w:name w:val="heading 9"/>
     <w:basedOn w:val="1"/>
     <w:next w:val="1"/>
-    <w:link w:val="26"/>
+    <w:link w:val="27"/>
     <w:semiHidden/>
     <w:unhideWhenUsed/>
     <w:qFormat/>
@@ -2892,12 +8507,14 @@
   <w:style w:type="character" w:default="1" w:styleId="11">
     <w:name w:val="Default Paragraph Font"/>
     <w:unhideWhenUsed/>
+    <w:qFormat/>
     <w:uiPriority w:val="1"/>
   </w:style>
   <w:style w:type="table" w:default="1" w:styleId="12">
     <w:name w:val="Normal Table"/>
     <w:semiHidden/>
     <w:unhideWhenUsed/>
+    <w:qFormat/>
     <w:uiPriority w:val="99"/>
     <w:tblPr>
       <w:tblCellMar>
@@ -2913,6 +8530,7 @@
     <w:basedOn w:val="11"/>
     <w:semiHidden/>
     <w:unhideWhenUsed/>
+    <w:qFormat/>
     <w:uiPriority w:val="99"/>
     <w:rPr>
       <w:rFonts w:ascii="Courier New" w:hAnsi="Courier New" w:cs="Courier New"/>
@@ -2924,6 +8542,7 @@
     <w:name w:val="HTML Preformatted"/>
     <w:semiHidden/>
     <w:unhideWhenUsed/>
+    <w:qFormat/>
     <w:uiPriority w:val="99"/>
     <w:pPr>
       <w:tabs>
@@ -2958,6 +8577,7 @@
     <w:name w:val="Normal (Web)"/>
     <w:semiHidden/>
     <w:unhideWhenUsed/>
+    <w:qFormat/>
     <w:uiPriority w:val="99"/>
     <w:pPr>
       <w:spacing w:before="0" w:beforeAutospacing="1" w:after="0" w:afterAutospacing="1"/>
@@ -2965,17 +8585,28 @@
       <w:jc w:val="left"/>
     </w:pPr>
     <w:rPr>
+      <w:rFonts w:ascii="Times New Roman" w:hAnsi="Times New Roman" w:eastAsia="SimSun" w:cs="Times New Roman"/>
       <w:kern w:val="0"/>
       <w:sz w:val="24"/>
       <w:szCs w:val="24"/>
       <w:lang w:val="en-US" w:eastAsia="zh-CN" w:bidi="ar"/>
     </w:rPr>
   </w:style>
-  <w:style w:type="paragraph" w:styleId="16">
+  <w:style w:type="character" w:styleId="16">
+    <w:name w:val="Strong"/>
+    <w:basedOn w:val="11"/>
+    <w:qFormat/>
+    <w:uiPriority w:val="22"/>
+    <w:rPr>
+      <w:b/>
+      <w:bCs/>
+    </w:rPr>
+  </w:style>
+  <w:style w:type="paragraph" w:styleId="17">
     <w:name w:val="Subtitle"/>
     <w:basedOn w:val="1"/>
     <w:next w:val="1"/>
-    <w:link w:val="28"/>
+    <w:link w:val="29"/>
     <w:qFormat/>
     <w:uiPriority w:val="11"/>
     <w:rPr>
@@ -2994,11 +8625,11 @@
       </w14:textFill>
     </w:rPr>
   </w:style>
-  <w:style w:type="paragraph" w:styleId="17">
+  <w:style w:type="paragraph" w:styleId="18">
     <w:name w:val="Title"/>
     <w:basedOn w:val="1"/>
     <w:next w:val="1"/>
-    <w:link w:val="27"/>
+    <w:link w:val="28"/>
     <w:qFormat/>
     <w:uiPriority w:val="10"/>
     <w:pPr>
@@ -3013,10 +8644,11 @@
       <w:szCs w:val="50"/>
     </w:rPr>
   </w:style>
-  <w:style w:type="character" w:customStyle="1" w:styleId="18">
+  <w:style w:type="character" w:customStyle="1" w:styleId="19">
     <w:name w:val="Heading 1 Char"/>
     <w:basedOn w:val="11"/>
     <w:link w:val="2"/>
+    <w:qFormat/>
     <w:uiPriority w:val="9"/>
     <w:rPr>
       <w:rFonts w:asciiTheme="majorHAnsi" w:hAnsiTheme="majorHAnsi" w:eastAsiaTheme="majorEastAsia" w:cstheme="majorBidi"/>
@@ -3025,11 +8657,12 @@
       <w:szCs w:val="36"/>
     </w:rPr>
   </w:style>
-  <w:style w:type="character" w:customStyle="1" w:styleId="19">
+  <w:style w:type="character" w:customStyle="1" w:styleId="20">
     <w:name w:val="Heading 2 Char"/>
     <w:basedOn w:val="11"/>
     <w:link w:val="3"/>
     <w:semiHidden/>
+    <w:qFormat/>
     <w:uiPriority w:val="9"/>
     <w:rPr>
       <w:rFonts w:asciiTheme="majorHAnsi" w:hAnsiTheme="majorHAnsi" w:eastAsiaTheme="majorEastAsia" w:cstheme="majorBidi"/>
@@ -3038,11 +8671,12 @@
       <w:szCs w:val="29"/>
     </w:rPr>
   </w:style>
-  <w:style w:type="character" w:customStyle="1" w:styleId="20">
+  <w:style w:type="character" w:customStyle="1" w:styleId="21">
     <w:name w:val="Heading 3 Char"/>
     <w:basedOn w:val="11"/>
     <w:link w:val="4"/>
     <w:semiHidden/>
+    <w:qFormat/>
     <w:uiPriority w:val="9"/>
     <w:rPr>
       <w:rFonts w:eastAsiaTheme="majorEastAsia" w:cstheme="majorBidi"/>
@@ -3051,7 +8685,7 @@
       <w:szCs w:val="25"/>
     </w:rPr>
   </w:style>
-  <w:style w:type="character" w:customStyle="1" w:styleId="21">
+  <w:style w:type="character" w:customStyle="1" w:styleId="22">
     <w:name w:val="Heading 4 Char"/>
     <w:basedOn w:val="11"/>
     <w:link w:val="5"/>
@@ -3065,7 +8699,7 @@
       <w:color w:val="104862" w:themeColor="accent1" w:themeShade="BF"/>
     </w:rPr>
   </w:style>
-  <w:style w:type="character" w:customStyle="1" w:styleId="22">
+  <w:style w:type="character" w:customStyle="1" w:styleId="23">
     <w:name w:val="Heading 5 Char"/>
     <w:basedOn w:val="11"/>
     <w:link w:val="6"/>
@@ -3077,11 +8711,12 @@
       <w:color w:val="104862" w:themeColor="accent1" w:themeShade="BF"/>
     </w:rPr>
   </w:style>
-  <w:style w:type="character" w:customStyle="1" w:styleId="23">
+  <w:style w:type="character" w:customStyle="1" w:styleId="24">
     <w:name w:val="Heading 6 Char"/>
     <w:basedOn w:val="11"/>
     <w:link w:val="7"/>
     <w:semiHidden/>
+    <w:qFormat/>
     <w:uiPriority w:val="9"/>
     <w:rPr>
       <w:rFonts w:eastAsiaTheme="majorEastAsia" w:cstheme="majorBidi"/>
@@ -3098,11 +8733,12 @@
       </w14:textFill>
     </w:rPr>
   </w:style>
-  <w:style w:type="character" w:customStyle="1" w:styleId="24">
+  <w:style w:type="character" w:customStyle="1" w:styleId="25">
     <w:name w:val="Heading 7 Char"/>
     <w:basedOn w:val="11"/>
     <w:link w:val="8"/>
     <w:semiHidden/>
+    <w:qFormat/>
     <w:uiPriority w:val="9"/>
     <w:rPr>
       <w:rFonts w:eastAsiaTheme="majorEastAsia" w:cstheme="majorBidi"/>
@@ -3117,11 +8753,12 @@
       </w14:textFill>
     </w:rPr>
   </w:style>
-  <w:style w:type="character" w:customStyle="1" w:styleId="25">
+  <w:style w:type="character" w:customStyle="1" w:styleId="26">
     <w:name w:val="Heading 8 Char"/>
     <w:basedOn w:val="11"/>
     <w:link w:val="9"/>
     <w:semiHidden/>
+    <w:qFormat/>
     <w:uiPriority w:val="9"/>
     <w:rPr>
       <w:rFonts w:eastAsiaTheme="majorEastAsia" w:cstheme="majorBidi"/>
@@ -3138,11 +8775,12 @@
       </w14:textFill>
     </w:rPr>
   </w:style>
-  <w:style w:type="character" w:customStyle="1" w:styleId="26">
+  <w:style w:type="character" w:customStyle="1" w:styleId="27">
     <w:name w:val="Heading 9 Char"/>
     <w:basedOn w:val="11"/>
     <w:link w:val="10"/>
     <w:semiHidden/>
+    <w:qFormat/>
     <w:uiPriority w:val="9"/>
     <w:rPr>
       <w:rFonts w:eastAsiaTheme="majorEastAsia" w:cstheme="majorBidi"/>
@@ -3157,10 +8795,11 @@
       </w14:textFill>
     </w:rPr>
   </w:style>
-  <w:style w:type="character" w:customStyle="1" w:styleId="27">
+  <w:style w:type="character" w:customStyle="1" w:styleId="28">
     <w:name w:val="Title Char"/>
     <w:basedOn w:val="11"/>
-    <w:link w:val="17"/>
+    <w:link w:val="18"/>
+    <w:qFormat/>
     <w:uiPriority w:val="10"/>
     <w:rPr>
       <w:rFonts w:asciiTheme="majorHAnsi" w:hAnsiTheme="majorHAnsi" w:eastAsiaTheme="majorEastAsia" w:cstheme="majorBidi"/>
@@ -3170,10 +8809,11 @@
       <w:szCs w:val="50"/>
     </w:rPr>
   </w:style>
-  <w:style w:type="character" w:customStyle="1" w:styleId="28">
+  <w:style w:type="character" w:customStyle="1" w:styleId="29">
     <w:name w:val="Subtitle Char"/>
     <w:basedOn w:val="11"/>
-    <w:link w:val="16"/>
+    <w:link w:val="17"/>
+    <w:qFormat/>
     <w:uiPriority w:val="11"/>
     <w:rPr>
       <w:rFonts w:eastAsiaTheme="majorEastAsia" w:cstheme="majorBidi"/>
@@ -3191,11 +8831,11 @@
       </w14:textFill>
     </w:rPr>
   </w:style>
-  <w:style w:type="paragraph" w:styleId="29">
+  <w:style w:type="paragraph" w:styleId="30">
     <w:name w:val="Quote"/>
     <w:basedOn w:val="1"/>
     <w:next w:val="1"/>
-    <w:link w:val="30"/>
+    <w:link w:val="31"/>
     <w:qFormat/>
     <w:uiPriority w:val="29"/>
     <w:pPr>
@@ -3216,10 +8856,11 @@
       </w14:textFill>
     </w:rPr>
   </w:style>
-  <w:style w:type="character" w:customStyle="1" w:styleId="30">
+  <w:style w:type="character" w:customStyle="1" w:styleId="31">
     <w:name w:val="Quote Char"/>
     <w:basedOn w:val="11"/>
-    <w:link w:val="29"/>
+    <w:link w:val="30"/>
+    <w:qFormat/>
     <w:uiPriority w:val="29"/>
     <w:rPr>
       <w:i/>
@@ -3235,7 +8876,7 @@
       </w14:textFill>
     </w:rPr>
   </w:style>
-  <w:style w:type="paragraph" w:styleId="31">
+  <w:style w:type="paragraph" w:styleId="32">
     <w:name w:val="List Paragraph"/>
     <w:basedOn w:val="1"/>
     <w:qFormat/>
@@ -3245,7 +8886,7 @@
       <w:contextualSpacing/>
     </w:pPr>
   </w:style>
-  <w:style w:type="character" w:customStyle="1" w:styleId="32">
+  <w:style w:type="character" w:customStyle="1" w:styleId="33">
     <w:name w:val="Intense Emphasis"/>
     <w:basedOn w:val="11"/>
     <w:qFormat/>
@@ -3256,11 +8897,11 @@
       <w:color w:val="104862" w:themeColor="accent1" w:themeShade="BF"/>
     </w:rPr>
   </w:style>
-  <w:style w:type="paragraph" w:styleId="33">
+  <w:style w:type="paragraph" w:styleId="34">
     <w:name w:val="Intense Quote"/>
     <w:basedOn w:val="1"/>
     <w:next w:val="1"/>
-    <w:link w:val="34"/>
+    <w:link w:val="35"/>
     <w:qFormat/>
     <w:uiPriority w:val="30"/>
     <w:pPr>
@@ -3278,10 +8919,11 @@
       <w:color w:val="104862" w:themeColor="accent1" w:themeShade="BF"/>
     </w:rPr>
   </w:style>
-  <w:style w:type="character" w:customStyle="1" w:styleId="34">
+  <w:style w:type="character" w:customStyle="1" w:styleId="35">
     <w:name w:val="Intense Quote Char"/>
     <w:basedOn w:val="11"/>
-    <w:link w:val="33"/>
+    <w:link w:val="34"/>
+    <w:qFormat/>
     <w:uiPriority w:val="30"/>
     <w:rPr>
       <w:i/>
@@ -3289,7 +8931,7 @@
       <w:color w:val="104862" w:themeColor="accent1" w:themeShade="BF"/>
     </w:rPr>
   </w:style>
-  <w:style w:type="character" w:customStyle="1" w:styleId="35">
+  <w:style w:type="character" w:customStyle="1" w:styleId="36">
     <w:name w:val="Intense Reference"/>
     <w:basedOn w:val="11"/>
     <w:qFormat/>
